--- a/zanyatiya/Zanyatie_04_Pasport_Steykholdery_Konspekt.docx
+++ b/zanyatiya/Zanyatie_04_Pasport_Steykholdery_Konspekt.docx
@@ -2,6 +2,63 @@
 <file path=word/document.xml><?xml version="1.0" encoding="utf-8"?>
 <w:document xmlns:wpc="http://schemas.microsoft.com/office/word/2010/wordprocessingCanvas" xmlns:mc="http://schemas.openxmlformats.org/markup-compatibility/2006" xmlns:o="urn:schemas-microsoft-com:office:office" xmlns:r="http://schemas.openxmlformats.org/officeDocument/2006/relationships" xmlns:m="http://schemas.openxmlformats.org/officeDocument/2006/math" xmlns:v="urn:schemas-microsoft-com:vml" xmlns:wp14="http://schemas.microsoft.com/office/word/2010/wordprocessingDrawing" xmlns:wp="http://schemas.openxmlformats.org/drawingml/2006/wordprocessingDrawing" xmlns:w10="urn:schemas-microsoft-com:office:word" xmlns:w="http://schemas.openxmlformats.org/wordprocessingml/2006/main" xmlns:w14="http://schemas.microsoft.com/office/word/2010/wordml" xmlns:w15="http://schemas.microsoft.com/office/word/2012/wordml" xmlns:wpg="http://schemas.microsoft.com/office/word/2010/wordprocessingGroup" xmlns:wpi="http://schemas.microsoft.com/office/word/2010/wordprocessingInk" xmlns:wne="http://schemas.microsoft.com/office/word/2006/wordml" xmlns:wps="http://schemas.microsoft.com/office/word/2010/wordprocessingShape" xmlns:cx="http://schemas.microsoft.com/office/drawing/2014/chartex" xmlns:cx1="http://schemas.microsoft.com/office/drawing/2015/9/8/chartex" xmlns:cx2="http://schemas.microsoft.com/office/drawing/2015/10/21/chartex" xmlns:cx3="http://schemas.microsoft.com/office/drawing/2016/5/9/chartex" xmlns:cx4="http://schemas.microsoft.com/office/drawing/2016/5/10/chartex" xmlns:cx5="http://schemas.microsoft.com/office/drawing/2016/5/11/chartex" xmlns:cx6="http://schemas.microsoft.com/office/drawing/2016/5/12/chartex" xmlns:cx7="http://schemas.microsoft.com/office/drawing/2016/5/13/chartex" xmlns:cx8="http://schemas.microsoft.com/office/drawing/2016/5/14/chartex" xmlns:aink="http://schemas.microsoft.com/office/drawing/2016/ink" xmlns:am3d="http://schemas.microsoft.com/office/drawing/2017/model3d" xmlns:w16cex="http://schemas.microsoft.com/office/word/2018/wordml/cex" xmlns:w16cid="http://schemas.microsoft.com/office/word/2016/wordml/cid" xmlns:w16="http://schemas.microsoft.com/office/word/2018/wordml" xmlns:w16sdtdh="http://schemas.microsoft.com/office/word/2020/wordml/sdtdatahash" xmlns:w16se="http://schemas.microsoft.com/office/word/2015/wordml/symex" mc:Ignorable="w14 w15 wp14">
   <w:body>
+    <w:p>
+      <w:pPr>
+        <w:spacing w:after="140" w:before="0" w:line="276"/>
+      </w:pPr>
+      <w:r>
+        <w:rPr>
+          <w:rFonts w:ascii="Arial" w:cs="Arial" w:eastAsia="Arial" w:hAnsi="Arial"/>
+          <w:b w:val="false"/>
+          <w:bCs w:val="false"/>
+          <w:i w:val="false"/>
+          <w:iCs w:val="false"/>
+          <w:color w:val="5B6B7D"/>
+          <w:sz w:val="16"/>
+          <w:szCs w:val="16"/>
+        </w:rPr>
+        <w:t xml:space="preserve">ГУАП · Кафедра № 3 · курс проектной деятельности</w:t>
+      </w:r>
+    </w:p>
+    <w:p>
+      <w:pPr>
+        <w:spacing w:after="200" w:before="0" w:line="276"/>
+      </w:pPr>
+      <w:r>
+        <w:rPr>
+          <w:rFonts w:ascii="Arial" w:cs="Arial" w:eastAsia="Arial" w:hAnsi="Arial"/>
+          <w:b w:val="false"/>
+          <w:bCs w:val="false"/>
+          <w:i/>
+          <w:iCs/>
+          <w:color w:val="5B6B7D"/>
+          <w:sz w:val="16"/>
+          <w:szCs w:val="16"/>
+        </w:rPr>
+        <w:t xml:space="preserve">Справочник по разделам паспорта проекта и стейкхолдерам</w:t>
+      </w:r>
+    </w:p>
+    <w:p>
+      <w:pPr>
+        <w:pBdr>
+          <w:bottom w:val="single" w:color="999999" w:sz="8" w:space="6"/>
+        </w:pBdr>
+        <w:spacing w:after="160" w:before="0"/>
+      </w:pPr>
+      <w:r>
+        <w:rPr>
+          <w:rFonts w:ascii="Arial" w:cs="Arial" w:eastAsia="Arial" w:hAnsi="Arial"/>
+          <w:b/>
+          <w:bCs/>
+          <w:i w:val="false"/>
+          <w:iCs w:val="false"/>
+          <w:color w:val="1A1A1A"/>
+          <w:sz w:val="32"/>
+          <w:szCs w:val="32"/>
+        </w:rPr>
+        <w:t xml:space="preserve">Паспорт проекта: как заполнить каждый раздел</w:t>
+      </w:r>
+    </w:p>
     <w:p>
       <w:pPr>
         <w:spacing w:after="140" w:before="0" w:line="276"/>
@@ -17,12 +74,33 @@
           <w:sz w:val="20"/>
           <w:szCs w:val="20"/>
         </w:rPr>
-        <w:t xml:space="default"/>
-      </w:r>
-    </w:p>
-    <w:p>
-      <w:pPr>
-        <w:spacing w:after="200" w:before="0" w:line="276"/>
+        <w:t xml:space="preserve">Паспорт (устав) проекта — документ, которым заканчивается фаза инициации: он фиксирует, что делает команда, для кого, к какому сроку и по какому признаку результат будет признан успешным. Ниже — по каждому разделу: что он спрашивает, определение или пример, и типичная ошибка с поправкой. Примеры — на сквозном примере курса, умном горшке (индикаторе полива по влажности почвы).</w:t>
+      </w:r>
+    </w:p>
+    <w:p>
+      <w:pPr>
+        <w:pBdr>
+          <w:bottom w:val="single" w:color="999999" w:sz="6" w:space="4"/>
+        </w:pBdr>
+        <w:spacing w:after="140" w:before="320"/>
+      </w:pPr>
+      <w:r>
+        <w:rPr>
+          <w:rFonts w:ascii="Arial" w:cs="Arial" w:eastAsia="Arial" w:hAnsi="Arial"/>
+          <w:b/>
+          <w:bCs/>
+          <w:i w:val="false"/>
+          <w:iCs w:val="false"/>
+          <w:color w:val="1A1A1A"/>
+          <w:sz w:val="26"/>
+          <w:szCs w:val="26"/>
+        </w:rPr>
+        <w:t xml:space="preserve">Разделы 1–2. Название и команда</w:t>
+      </w:r>
+    </w:p>
+    <w:p>
+      <w:pPr>
+        <w:spacing w:after="140" w:before="0" w:line="276"/>
       </w:pPr>
       <w:r>
         <w:rPr>
@@ -35,33 +113,19 @@
           <w:sz w:val="20"/>
           <w:szCs w:val="20"/>
         </w:rPr>
-        <w:t xml:space="default"/>
+        <w:t xml:space="preserve">Название — одна строка: что делаем и по какому признаку это работает, а не лозунг.</w:t>
       </w:r>
     </w:p>
     <w:p>
       <w:pPr>
         <w:pBdr>
-          <w:bottom w:val="single" w:color="999999" w:sz="8" w:space="6"/>
+          <w:top w:val="single" w:color="B3B3B3" w:sz="4" w:space="4"/>
+          <w:bottom w:val="single" w:color="B3B3B3" w:sz="4" w:space="4"/>
+          <w:left w:val="single" w:color="B3B3B3" w:sz="4" w:space="8"/>
+          <w:right w:val="single" w:color="B3B3B3" w:sz="4" w:space="8"/>
         </w:pBdr>
-        <w:spacing w:after="160" w:before="0"/>
-      </w:pPr>
-      <w:r>
-        <w:rPr>
-          <w:rFonts w:ascii="Arial" w:cs="Arial" w:eastAsia="Arial" w:hAnsi="Arial"/>
-          <w:b/>
-          <w:bCs/>
-          <w:i w:val="false"/>
-          <w:iCs w:val="false"/>
-          <w:color w:val="1A1A1A"/>
-          <w:sz w:val="32"/>
-          <w:szCs w:val="32"/>
-        </w:rPr>
-        <w:t xml:space="preserve">Занятие 4. Паспорт проекта: заполнение по разделам. Стейкхолдеры</w:t>
-      </w:r>
-    </w:p>
-    <w:p>
-      <w:pPr>
-        <w:spacing w:after="140" w:before="0" w:line="276"/>
+        <w:shd w:fill="E8E8E8" w:color="auto" w:val="clear"/>
+        <w:spacing w:after="160" w:before="80" w:line="276"/>
       </w:pPr>
       <w:r>
         <w:rPr>
@@ -74,3364 +138,20 @@
           <w:sz w:val="20"/>
           <w:szCs w:val="20"/>
         </w:rPr>
-        <w:t xml:space="preserve">Дисциплина: </w:t>
+        <w:t xml:space="preserve">Пример. </w:t>
       </w:r>
       <w:r>
         <w:rPr>
           <w:rFonts w:ascii="Arial" w:cs="Arial" w:eastAsia="Arial" w:hAnsi="Arial"/>
           <w:b w:val="false"/>
           <w:bCs w:val="false"/>
-          <w:i w:val="false"/>
-          <w:iCs w:val="false"/>
+          <w:i/>
+          <w:iCs/>
           <w:color w:val="1A1A1A"/>
           <w:sz w:val="20"/>
           <w:szCs w:val="20"/>
         </w:rPr>
-        <w:t xml:space="preserve">Основы проектной деятельности (м531) / Основы проектной деятельности в профессии (м631к)</w:t>
-      </w:r>
-    </w:p>
-    <w:p>
-      <w:pPr>
-        <w:spacing w:after="200" w:before="0" w:line="276"/>
-      </w:pPr>
-      <w:r>
-        <w:rPr>
-          <w:rFonts w:ascii="Arial" w:cs="Arial" w:eastAsia="Arial" w:hAnsi="Arial"/>
-          <w:b/>
-          <w:bCs/>
-          <w:i w:val="false"/>
-          <w:iCs w:val="false"/>
-          <w:color w:val="1A1A1A"/>
-          <w:sz w:val="20"/>
-          <w:szCs w:val="20"/>
-        </w:rPr>
-        <w:t xml:space="preserve">Место в курсе: </w:t>
-      </w:r>
-      <w:r>
-        <w:rPr>
-          <w:rFonts w:ascii="Arial" w:cs="Arial" w:eastAsia="Arial" w:hAnsi="Arial"/>
-          <w:b w:val="false"/>
-          <w:bCs w:val="false"/>
-          <w:i w:val="false"/>
-          <w:iCs w:val="false"/>
-          <w:color w:val="1A1A1A"/>
-          <w:sz w:val="20"/>
-          <w:szCs w:val="20"/>
-        </w:rPr>
-        <w:t xml:space="preserve">занятие 4, суббота 26.09.2026, 90 минут. Практики 2 и 3 из семи по дорожной карте вводной лекции. Шаги 6–8 фазы инициации: стейкхолдеры, паспорт, решение go/no-go.</w:t>
-      </w:r>
-    </w:p>
-    <w:p>
-      <w:pPr>
-        <w:pBdr>
-          <w:bottom w:val="single" w:color="999999" w:sz="6" w:space="4"/>
-        </w:pBdr>
-        <w:spacing w:after="140" w:before="320"/>
-      </w:pPr>
-      <w:r>
-        <w:rPr>
-          <w:rFonts w:ascii="Arial" w:cs="Arial" w:eastAsia="Arial" w:hAnsi="Arial"/>
-          <w:b/>
-          <w:bCs/>
-          <w:i w:val="false"/>
-          <w:iCs w:val="false"/>
-          <w:color w:val="1A1A1A"/>
-          <w:sz w:val="26"/>
-          <w:szCs w:val="26"/>
-        </w:rPr>
-        <w:t xml:space="preserve">Связь с занятием 3</w:t>
-      </w:r>
-    </w:p>
-    <w:p>
-      <w:pPr>
-        <w:spacing w:after="140" w:before="0" w:line="276"/>
-      </w:pPr>
-      <w:r>
-        <w:rPr>
-          <w:rFonts w:ascii="Arial" w:cs="Arial" w:eastAsia="Arial" w:hAnsi="Arial"/>
-          <w:b w:val="false"/>
-          <w:bCs w:val="false"/>
-          <w:i w:val="false"/>
-          <w:iCs w:val="false"/>
-          <w:color w:val="1A1A1A"/>
-          <w:sz w:val="20"/>
-          <w:szCs w:val="20"/>
-        </w:rPr>
-        <w:t xml:space="preserve">19.09 паспорт был разобран на слайдах — определение, десять разделов, четыре новых раздела на примере горшка, — но без бланка на руках: разбор оставался разговором об устройстве документа. Сегодня бланк лежит перед каждой командой, и группа проходит его целиком, раздел за разделом, по одному циклу.</w:t>
-      </w:r>
-    </w:p>
-    <w:p>
-      <w:pPr>
-        <w:spacing w:after="140" w:before="0" w:line="276"/>
-      </w:pPr>
-      <w:r>
-        <w:rPr>
-          <w:rFonts w:ascii="Arial" w:cs="Arial" w:eastAsia="Arial" w:hAnsi="Arial"/>
-          <w:b/>
-          <w:bCs/>
-          <w:i w:val="false"/>
-          <w:iCs w:val="false"/>
-          <w:color w:val="1A1A1A"/>
-          <w:sz w:val="20"/>
-          <w:szCs w:val="20"/>
-        </w:rPr>
-        <w:t xml:space="preserve">Методическое следствие: </w:t>
-      </w:r>
-      <w:r>
-        <w:rPr>
-          <w:rFonts w:ascii="Arial" w:cs="Arial" w:eastAsia="Arial" w:hAnsi="Arial"/>
-          <w:b w:val="false"/>
-          <w:bCs w:val="false"/>
-          <w:i w:val="false"/>
-          <w:iCs w:val="false"/>
-          <w:color w:val="1A1A1A"/>
-          <w:sz w:val="20"/>
-          <w:szCs w:val="20"/>
-        </w:rPr>
-        <w:t xml:space="preserve">определения 19.09 (устав проекта, результат, расползание содержания) не повторяются — на них ссылаются одной фразой («как мы говорили 19.09…»), а время уходит на заполнение. Раздел 11 «Стейкхолдеры» закрывается в этот же день: по PMBOK Guide это процесс той же группы инициации, что и разработка устава, и к концу пары паспорт закрыт целиком, а подпись под ним — решение go.</w:t>
-      </w:r>
-    </w:p>
-    <w:p>
-      <w:pPr>
-        <w:spacing w:after="140" w:before="0" w:line="276"/>
-      </w:pPr>
-      <w:r>
-        <w:rPr>
-          <w:rFonts w:ascii="Arial" w:cs="Arial" w:eastAsia="Arial" w:hAnsi="Arial"/>
-          <w:b w:val="false"/>
-          <w:bCs w:val="false"/>
-          <w:i w:val="false"/>
-          <w:iCs w:val="false"/>
-          <w:color w:val="1A1A1A"/>
-          <w:sz w:val="20"/>
-          <w:szCs w:val="20"/>
-        </w:rPr>
-        <w:t xml:space="preserve">Тема фиксируется сегодня, как объявлено 19.09. Паспорт как оцениваемый артефакт и представление, тоже заданное к сегодняшнему дню, сдвигаются на 03.10: сегодня — черновик с пометками и устное название темы при подписи (тренировочное представление), 03.10 — чистовик и представление на 3 минуты, дополненное.</w:t>
-      </w:r>
-    </w:p>
-    <w:p>
-      <w:pPr>
-        <w:pBdr>
-          <w:bottom w:val="single" w:color="999999" w:sz="6" w:space="4"/>
-        </w:pBdr>
-        <w:spacing w:after="140" w:before="320"/>
-      </w:pPr>
-      <w:r>
-        <w:rPr>
-          <w:rFonts w:ascii="Arial" w:cs="Arial" w:eastAsia="Arial" w:hAnsi="Arial"/>
-          <w:b/>
-          <w:bCs/>
-          <w:i w:val="false"/>
-          <w:iCs w:val="false"/>
-          <w:color w:val="1A1A1A"/>
-          <w:sz w:val="26"/>
-          <w:szCs w:val="26"/>
-        </w:rPr>
-        <w:t xml:space="preserve">Цель занятия</w:t>
-      </w:r>
-    </w:p>
-    <w:p>
-      <w:pPr>
-        <w:spacing w:after="140" w:before="0" w:line="276"/>
-      </w:pPr>
-      <w:r>
-        <w:rPr>
-          <w:rFonts w:ascii="Arial" w:cs="Arial" w:eastAsia="Arial" w:hAnsi="Arial"/>
-          <w:b w:val="false"/>
-          <w:bCs w:val="false"/>
-          <w:i w:val="false"/>
-          <w:iCs w:val="false"/>
-          <w:color w:val="1A1A1A"/>
-          <w:sz w:val="20"/>
-          <w:szCs w:val="20"/>
-        </w:rPr>
-        <w:t xml:space="preserve">По итогам занятия студент должен:</w:t>
-      </w:r>
-    </w:p>
-    <w:p>
-      <w:pPr>
-        <w:spacing w:after="90" w:before="0" w:line="276"/>
-      </w:pPr>
-      <w:r>
-        <w:rPr>
-          <w:rFonts w:ascii="Arial" w:cs="Arial" w:eastAsia="Arial" w:hAnsi="Arial"/>
-          <w:b w:val="false"/>
-          <w:bCs w:val="false"/>
-          <w:i w:val="false"/>
-          <w:iCs w:val="false"/>
-          <w:color w:val="1A1A1A"/>
-          <w:sz w:val="20"/>
-          <w:szCs w:val="20"/>
-        </w:rPr>
-        <w:t xml:space="preserve">— </w:t>
-      </w:r>
-      <w:r>
-        <w:rPr>
-          <w:rFonts w:ascii="Arial" w:cs="Arial" w:eastAsia="Arial" w:hAnsi="Arial"/>
-          <w:b/>
-          <w:bCs/>
-          <w:i w:val="false"/>
-          <w:iCs w:val="false"/>
-          <w:color w:val="1A1A1A"/>
-          <w:sz w:val="20"/>
-          <w:szCs w:val="20"/>
-        </w:rPr>
-        <w:t xml:space="preserve">знать: </w:t>
-      </w:r>
-      <w:r>
-        <w:rPr>
-          <w:rFonts w:ascii="Arial" w:cs="Arial" w:eastAsia="Arial" w:hAnsi="Arial"/>
-          <w:b w:val="false"/>
-          <w:bCs w:val="false"/>
-          <w:i w:val="false"/>
-          <w:iCs w:val="false"/>
-          <w:color w:val="1A1A1A"/>
-          <w:sz w:val="20"/>
-          <w:szCs w:val="20"/>
-        </w:rPr>
-        <w:t xml:space="preserve">понятие заинтересованной стороны проекта (stakeholder) по PMBOK Guide; четыре вопроса, по которым стейкхолдеры находятся; матрицу «влияние × заинтересованность» и четыре стратегии работы с её квадрантами</w:t>
-      </w:r>
-    </w:p>
-    <w:p>
-      <w:pPr>
-        <w:spacing w:after="90" w:before="0" w:line="276"/>
-      </w:pPr>
-      <w:r>
-        <w:rPr>
-          <w:rFonts w:ascii="Arial" w:cs="Arial" w:eastAsia="Arial" w:hAnsi="Arial"/>
-          <w:b w:val="false"/>
-          <w:bCs w:val="false"/>
-          <w:i w:val="false"/>
-          <w:iCs w:val="false"/>
-          <w:color w:val="1A1A1A"/>
-          <w:sz w:val="20"/>
-          <w:szCs w:val="20"/>
-        </w:rPr>
-        <w:t xml:space="preserve">— </w:t>
-      </w:r>
-      <w:r>
-        <w:rPr>
-          <w:rFonts w:ascii="Arial" w:cs="Arial" w:eastAsia="Arial" w:hAnsi="Arial"/>
-          <w:b/>
-          <w:bCs/>
-          <w:i w:val="false"/>
-          <w:iCs w:val="false"/>
-          <w:color w:val="1A1A1A"/>
-          <w:sz w:val="20"/>
-          <w:szCs w:val="20"/>
-        </w:rPr>
-        <w:t xml:space="preserve">уметь: </w:t>
-      </w:r>
-      <w:r>
-        <w:rPr>
-          <w:rFonts w:ascii="Arial" w:cs="Arial" w:eastAsia="Arial" w:hAnsi="Arial"/>
-          <w:b w:val="false"/>
-          <w:bCs w:val="false"/>
-          <w:i w:val="false"/>
-          <w:iCs w:val="false"/>
-          <w:color w:val="1A1A1A"/>
-          <w:sz w:val="20"/>
-          <w:szCs w:val="20"/>
-        </w:rPr>
-        <w:t xml:space="preserve">заполнять каждый раздел паспорта по признаку, по которому этот раздел проверяется; выявлять стейкхолдеров своего проекта и расставлять их по матрице</w:t>
-      </w:r>
-    </w:p>
-    <w:p>
-      <w:pPr>
-        <w:spacing w:after="90" w:before="0" w:line="276"/>
-      </w:pPr>
-      <w:r>
-        <w:rPr>
-          <w:rFonts w:ascii="Arial" w:cs="Arial" w:eastAsia="Arial" w:hAnsi="Arial"/>
-          <w:b w:val="false"/>
-          <w:bCs w:val="false"/>
-          <w:i w:val="false"/>
-          <w:iCs w:val="false"/>
-          <w:color w:val="1A1A1A"/>
-          <w:sz w:val="20"/>
-          <w:szCs w:val="20"/>
-        </w:rPr>
-        <w:t xml:space="preserve">— </w:t>
-      </w:r>
-      <w:r>
-        <w:rPr>
-          <w:rFonts w:ascii="Arial" w:cs="Arial" w:eastAsia="Arial" w:hAnsi="Arial"/>
-          <w:b/>
-          <w:bCs/>
-          <w:i w:val="false"/>
-          <w:iCs w:val="false"/>
-          <w:color w:val="1A1A1A"/>
-          <w:sz w:val="20"/>
-          <w:szCs w:val="20"/>
-        </w:rPr>
-        <w:t xml:space="preserve">владеть: </w:t>
-      </w:r>
-      <w:r>
-        <w:rPr>
-          <w:rFonts w:ascii="Arial" w:cs="Arial" w:eastAsia="Arial" w:hAnsi="Arial"/>
-          <w:b w:val="false"/>
-          <w:bCs w:val="false"/>
-          <w:i w:val="false"/>
-          <w:iCs w:val="false"/>
-          <w:color w:val="1A1A1A"/>
-          <w:sz w:val="20"/>
-          <w:szCs w:val="20"/>
-        </w:rPr>
-        <w:t xml:space="preserve">навыком доведения проектного документа до состояния, в котором по нему можно принять решение go/no-go</w:t>
-      </w:r>
-    </w:p>
-    <w:p>
-      <w:pPr>
-        <w:pBdr>
-          <w:bottom w:val="single" w:color="999999" w:sz="6" w:space="4"/>
-        </w:pBdr>
-        <w:spacing w:after="140" w:before="320"/>
-      </w:pPr>
-      <w:r>
-        <w:rPr>
-          <w:rFonts w:ascii="Arial" w:cs="Arial" w:eastAsia="Arial" w:hAnsi="Arial"/>
-          <w:b/>
-          <w:bCs/>
-          <w:i w:val="false"/>
-          <w:iCs w:val="false"/>
-          <w:color w:val="1A1A1A"/>
-          <w:sz w:val="26"/>
-          <w:szCs w:val="26"/>
-        </w:rPr>
-        <w:t xml:space="preserve">Формируемый артефакт</w:t>
-      </w:r>
-    </w:p>
-    <w:p>
-      <w:pPr>
-        <w:spacing w:after="140" w:before="0" w:line="276"/>
-      </w:pPr>
-      <w:r>
-        <w:rPr>
-          <w:rFonts w:ascii="Arial" w:cs="Arial" w:eastAsia="Arial" w:hAnsi="Arial"/>
-          <w:b w:val="false"/>
-          <w:bCs w:val="false"/>
-          <w:i w:val="false"/>
-          <w:iCs w:val="false"/>
-          <w:color w:val="1A1A1A"/>
-          <w:sz w:val="20"/>
-          <w:szCs w:val="20"/>
-        </w:rPr>
-        <w:t xml:space="preserve">Черновик паспорта проекта — все одиннадцать разделов, с пометками преподавателя на полях, подписанный командой. Чистовик сдаётся 03.10 и оценивается в составе 10 баллов первой вехи вместе с представлением.</w:t>
-      </w:r>
-    </w:p>
-    <w:p>
-      <w:pPr>
-        <w:pBdr>
-          <w:bottom w:val="single" w:color="999999" w:sz="6" w:space="4"/>
-        </w:pBdr>
-        <w:spacing w:after="140" w:before="320"/>
-      </w:pPr>
-      <w:r>
-        <w:rPr>
-          <w:rFonts w:ascii="Arial" w:cs="Arial" w:eastAsia="Arial" w:hAnsi="Arial"/>
-          <w:b/>
-          <w:bCs/>
-          <w:i w:val="false"/>
-          <w:iCs w:val="false"/>
-          <w:color w:val="1A1A1A"/>
-          <w:sz w:val="26"/>
-          <w:szCs w:val="26"/>
-        </w:rPr>
-        <w:t xml:space="preserve">Оснащение</w:t>
-      </w:r>
-    </w:p>
-    <w:p>
-      <w:pPr>
-        <w:spacing w:after="90" w:before="0" w:line="276"/>
-      </w:pPr>
-      <w:r>
-        <w:rPr>
-          <w:rFonts w:ascii="Arial" w:cs="Arial" w:eastAsia="Arial" w:hAnsi="Arial"/>
-          <w:b w:val="false"/>
-          <w:bCs w:val="false"/>
-          <w:i w:val="false"/>
-          <w:iCs w:val="false"/>
-          <w:color w:val="1A1A1A"/>
-          <w:sz w:val="20"/>
-          <w:szCs w:val="20"/>
-        </w:rPr>
-        <w:t xml:space="preserve">— </w:t>
-      </w:r>
-      <w:r>
-        <w:rPr>
-          <w:rFonts w:ascii="Arial" w:cs="Arial" w:eastAsia="Arial" w:hAnsi="Arial"/>
-          <w:b w:val="false"/>
-          <w:bCs w:val="false"/>
-          <w:i w:val="false"/>
-          <w:iCs w:val="false"/>
-          <w:color w:val="1A1A1A"/>
-          <w:sz w:val="20"/>
-          <w:szCs w:val="20"/>
-        </w:rPr>
-        <w:t xml:space="preserve">Бланк паспорта Zanyatie_04_Pasport_Blank.docx — по одному на команду и два запасных. Печать двусторонняя, раздел 11 с матрицей на отдельной странице.</w:t>
-      </w:r>
-    </w:p>
-    <w:p>
-      <w:pPr>
-        <w:spacing w:after="90" w:before="0" w:line="276"/>
-      </w:pPr>
-      <w:r>
-        <w:rPr>
-          <w:rFonts w:ascii="Arial" w:cs="Arial" w:eastAsia="Arial" w:hAnsi="Arial"/>
-          <w:b w:val="false"/>
-          <w:bCs w:val="false"/>
-          <w:i w:val="false"/>
-          <w:iCs w:val="false"/>
-          <w:color w:val="1A1A1A"/>
-          <w:sz w:val="20"/>
-          <w:szCs w:val="20"/>
-        </w:rPr>
-        <w:t xml:space="preserve">— </w:t>
-      </w:r>
-      <w:r>
-        <w:rPr>
-          <w:rFonts w:ascii="Arial" w:cs="Arial" w:eastAsia="Arial" w:hAnsi="Arial"/>
-          <w:b w:val="false"/>
-          <w:bCs w:val="false"/>
-          <w:i w:val="false"/>
-          <w:iCs w:val="false"/>
-          <w:color w:val="1A1A1A"/>
-          <w:sz w:val="20"/>
-          <w:szCs w:val="20"/>
-        </w:rPr>
-        <w:t xml:space="preserve">Листы 1 и 2 — у студентов, обе версии (старая и вторая, домашнее задание к 26.09). Без них разделы 3, 4 и 10 не переносятся.</w:t>
-      </w:r>
-    </w:p>
-    <w:p>
-      <w:pPr>
-        <w:spacing w:after="90" w:before="0" w:line="276"/>
-      </w:pPr>
-      <w:r>
-        <w:rPr>
-          <w:rFonts w:ascii="Arial" w:cs="Arial" w:eastAsia="Arial" w:hAnsi="Arial"/>
-          <w:b w:val="false"/>
-          <w:bCs w:val="false"/>
-          <w:i w:val="false"/>
-          <w:iCs w:val="false"/>
-          <w:color w:val="1A1A1A"/>
-          <w:sz w:val="20"/>
-          <w:szCs w:val="20"/>
-        </w:rPr>
-        <w:t xml:space="preserve">— </w:t>
-      </w:r>
-      <w:r>
-        <w:rPr>
-          <w:rFonts w:ascii="Arial" w:cs="Arial" w:eastAsia="Arial" w:hAnsi="Arial"/>
-          <w:b w:val="false"/>
-          <w:bCs w:val="false"/>
-          <w:i w:val="false"/>
-          <w:iCs w:val="false"/>
-          <w:color w:val="1A1A1A"/>
-          <w:sz w:val="20"/>
-          <w:szCs w:val="20"/>
-        </w:rPr>
-        <w:t xml:space="preserve">Доска: слева — контур текущего раздела для горшка, справа — список тем команд (заполняется в конце пары).</w:t>
-      </w:r>
-    </w:p>
-    <w:p>
-      <w:pPr>
-        <w:spacing w:after="90" w:before="0" w:line="276"/>
-      </w:pPr>
-      <w:r>
-        <w:rPr>
-          <w:rFonts w:ascii="Arial" w:cs="Arial" w:eastAsia="Arial" w:hAnsi="Arial"/>
-          <w:b w:val="false"/>
-          <w:bCs w:val="false"/>
-          <w:i w:val="false"/>
-          <w:iCs w:val="false"/>
-          <w:color w:val="1A1A1A"/>
-          <w:sz w:val="20"/>
-          <w:szCs w:val="20"/>
-        </w:rPr>
-        <w:t xml:space="preserve">— </w:t>
-      </w:r>
-      <w:r>
-        <w:rPr>
-          <w:rFonts w:ascii="Arial" w:cs="Arial" w:eastAsia="Arial" w:hAnsi="Arial"/>
-          <w:b w:val="false"/>
-          <w:bCs w:val="false"/>
-          <w:i w:val="false"/>
-          <w:iCs w:val="false"/>
-          <w:color w:val="1A1A1A"/>
-          <w:sz w:val="20"/>
-          <w:szCs w:val="20"/>
-        </w:rPr>
-        <w:t xml:space="preserve">Таймер, видимый залу (телефон на проекторе или часы на доске).</w:t>
-      </w:r>
-    </w:p>
-    <w:p>
-      <w:pPr>
-        <w:spacing w:after="90" w:before="0" w:line="276"/>
-      </w:pPr>
-      <w:r>
-        <w:rPr>
-          <w:rFonts w:ascii="Arial" w:cs="Arial" w:eastAsia="Arial" w:hAnsi="Arial"/>
-          <w:b w:val="false"/>
-          <w:bCs w:val="false"/>
-          <w:i w:val="false"/>
-          <w:iCs w:val="false"/>
-          <w:color w:val="1A1A1A"/>
-          <w:sz w:val="20"/>
-          <w:szCs w:val="20"/>
-        </w:rPr>
-        <w:t xml:space="preserve">— </w:t>
-      </w:r>
-      <w:r>
-        <w:rPr>
-          <w:rFonts w:ascii="Arial" w:cs="Arial" w:eastAsia="Arial" w:hAnsi="Arial"/>
-          <w:b/>
-          <w:bCs/>
-          <w:i w:val="false"/>
-          <w:iCs w:val="false"/>
-          <w:color w:val="1A1A1A"/>
-          <w:sz w:val="20"/>
-          <w:szCs w:val="20"/>
-        </w:rPr>
-        <w:t xml:space="preserve">Образец заполнения не раздавать до конца пары</w:t>
-      </w:r>
-      <w:r>
-        <w:rPr>
-          <w:rFonts w:ascii="Arial" w:cs="Arial" w:eastAsia="Arial" w:hAnsi="Arial"/>
-          <w:b w:val="false"/>
-          <w:bCs w:val="false"/>
-          <w:i w:val="false"/>
-          <w:iCs w:val="false"/>
-          <w:color w:val="1A1A1A"/>
-          <w:sz w:val="20"/>
-          <w:szCs w:val="20"/>
-        </w:rPr>
-        <w:t xml:space="preserve">: сначала своё, потом сверка.</w:t>
-      </w:r>
-    </w:p>
-    <w:p>
-      <w:pPr>
-        <w:pBdr>
-          <w:bottom w:val="single" w:color="999999" w:sz="6" w:space="4"/>
-        </w:pBdr>
-        <w:spacing w:after="140" w:before="320"/>
-      </w:pPr>
-      <w:r>
-        <w:rPr>
-          <w:rFonts w:ascii="Arial" w:cs="Arial" w:eastAsia="Arial" w:hAnsi="Arial"/>
-          <w:b/>
-          <w:bCs/>
-          <w:i w:val="false"/>
-          <w:iCs w:val="false"/>
-          <w:color w:val="1A1A1A"/>
-          <w:sz w:val="26"/>
-          <w:szCs w:val="26"/>
-        </w:rPr>
-        <w:t xml:space="preserve">План занятия и хронометраж</w:t>
-      </w:r>
-    </w:p>
-    <w:tbl>
-      <w:tblPr>
-        <w:tblW w:type="pct" w:w="100%"/>
-        <w:tblBorders>
-          <w:top w:val="single" w:color="auto" w:sz="4"/>
-          <w:left w:val="single" w:color="auto" w:sz="4"/>
-          <w:bottom w:val="single" w:color="auto" w:sz="4"/>
-          <w:right w:val="single" w:color="auto" w:sz="4"/>
-          <w:insideH w:val="single" w:color="auto" w:sz="4"/>
-          <w:insideV w:val="single" w:color="auto" w:sz="4"/>
-        </w:tblBorders>
-      </w:tblPr>
-      <w:tblGrid>
-        <w:gridCol w:w="100"/>
-        <w:gridCol w:w="100"/>
-        <w:gridCol w:w="100"/>
-        <w:gridCol w:w="100"/>
-      </w:tblGrid>
-      <w:tr>
-        <w:tc>
-          <w:tcPr>
-            <w:tcW w:type="pct" w:w="10%"/>
-            <w:tcBorders>
-              <w:top w:val="single" w:color="B3B3B3" w:sz="4"/>
-              <w:left w:val="single" w:color="B3B3B3" w:sz="4"/>
-              <w:bottom w:val="single" w:color="B3B3B3" w:sz="4"/>
-              <w:right w:val="single" w:color="B3B3B3" w:sz="4"/>
-            </w:tcBorders>
-            <w:shd w:fill="E8E8E8" w:color="auto" w:val="clear"/>
-            <w:tcMar>
-              <w:top w:type="dxa" w:w="60"/>
-              <w:left w:type="dxa" w:w="100"/>
-              <w:bottom w:type="dxa" w:w="60"/>
-              <w:right w:type="dxa" w:w="100"/>
-            </w:tcMar>
-            <w:vAlign w:val="center"/>
-          </w:tcPr>
-          <w:p>
-            <w:pPr>
-              <w:spacing w:after="0" w:line="250"/>
-            </w:pPr>
-            <w:r>
-              <w:rPr>
-                <w:rFonts w:ascii="Arial" w:cs="Arial" w:eastAsia="Arial" w:hAnsi="Arial"/>
-                <w:b/>
-                <w:bCs/>
-                <w:i w:val="false"/>
-                <w:iCs w:val="false"/>
-                <w:color w:val="1A1A1A"/>
-                <w:sz w:val="18"/>
-                <w:szCs w:val="18"/>
-              </w:rPr>
-              <w:t xml:space="preserve">Мин</w:t>
-            </w:r>
-          </w:p>
-        </w:tc>
-        <w:tc>
-          <w:tcPr>
-            <w:tcW w:type="pct" w:w="52%"/>
-            <w:tcBorders>
-              <w:top w:val="single" w:color="B3B3B3" w:sz="4"/>
-              <w:left w:val="single" w:color="B3B3B3" w:sz="4"/>
-              <w:bottom w:val="single" w:color="B3B3B3" w:sz="4"/>
-              <w:right w:val="single" w:color="B3B3B3" w:sz="4"/>
-            </w:tcBorders>
-            <w:shd w:fill="E8E8E8" w:color="auto" w:val="clear"/>
-            <w:tcMar>
-              <w:top w:type="dxa" w:w="60"/>
-              <w:left w:type="dxa" w:w="100"/>
-              <w:bottom w:type="dxa" w:w="60"/>
-              <w:right w:type="dxa" w:w="100"/>
-            </w:tcMar>
-            <w:vAlign w:val="center"/>
-          </w:tcPr>
-          <w:p>
-            <w:pPr>
-              <w:spacing w:after="0" w:line="250"/>
-            </w:pPr>
-            <w:r>
-              <w:rPr>
-                <w:rFonts w:ascii="Arial" w:cs="Arial" w:eastAsia="Arial" w:hAnsi="Arial"/>
-                <w:b/>
-                <w:bCs/>
-                <w:i w:val="false"/>
-                <w:iCs w:val="false"/>
-                <w:color w:val="1A1A1A"/>
-                <w:sz w:val="18"/>
-                <w:szCs w:val="18"/>
-              </w:rPr>
-              <w:t xml:space="preserve">Этап</w:t>
-            </w:r>
-          </w:p>
-        </w:tc>
-        <w:tc>
-          <w:tcPr>
-            <w:tcW w:type="pct" w:w="22%"/>
-            <w:tcBorders>
-              <w:top w:val="single" w:color="B3B3B3" w:sz="4"/>
-              <w:left w:val="single" w:color="B3B3B3" w:sz="4"/>
-              <w:bottom w:val="single" w:color="B3B3B3" w:sz="4"/>
-              <w:right w:val="single" w:color="B3B3B3" w:sz="4"/>
-            </w:tcBorders>
-            <w:shd w:fill="E8E8E8" w:color="auto" w:val="clear"/>
-            <w:tcMar>
-              <w:top w:type="dxa" w:w="60"/>
-              <w:left w:type="dxa" w:w="100"/>
-              <w:bottom w:type="dxa" w:w="60"/>
-              <w:right w:type="dxa" w:w="100"/>
-            </w:tcMar>
-            <w:vAlign w:val="center"/>
-          </w:tcPr>
-          <w:p>
-            <w:pPr>
-              <w:spacing w:after="0" w:line="250"/>
-            </w:pPr>
-            <w:r>
-              <w:rPr>
-                <w:rFonts w:ascii="Arial" w:cs="Arial" w:eastAsia="Arial" w:hAnsi="Arial"/>
-                <w:b/>
-                <w:bCs/>
-                <w:i w:val="false"/>
-                <w:iCs w:val="false"/>
-                <w:color w:val="1A1A1A"/>
-                <w:sz w:val="18"/>
-                <w:szCs w:val="18"/>
-              </w:rPr>
-              <w:t xml:space="preserve">Форма</w:t>
-            </w:r>
-          </w:p>
-        </w:tc>
-        <w:tc>
-          <w:tcPr>
-            <w:tcW w:type="pct" w:w="16%"/>
-            <w:tcBorders>
-              <w:top w:val="single" w:color="B3B3B3" w:sz="4"/>
-              <w:left w:val="single" w:color="B3B3B3" w:sz="4"/>
-              <w:bottom w:val="single" w:color="B3B3B3" w:sz="4"/>
-              <w:right w:val="single" w:color="B3B3B3" w:sz="4"/>
-            </w:tcBorders>
-            <w:shd w:fill="E8E8E8" w:color="auto" w:val="clear"/>
-            <w:tcMar>
-              <w:top w:type="dxa" w:w="60"/>
-              <w:left w:type="dxa" w:w="100"/>
-              <w:bottom w:type="dxa" w:w="60"/>
-              <w:right w:type="dxa" w:w="100"/>
-            </w:tcMar>
-            <w:vAlign w:val="center"/>
-          </w:tcPr>
-          <w:p>
-            <w:pPr>
-              <w:spacing w:after="0" w:line="250"/>
-            </w:pPr>
-            <w:r>
-              <w:rPr>
-                <w:rFonts w:ascii="Arial" w:cs="Arial" w:eastAsia="Arial" w:hAnsi="Arial"/>
-                <w:b/>
-                <w:bCs/>
-                <w:i w:val="false"/>
-                <w:iCs w:val="false"/>
-                <w:color w:val="1A1A1A"/>
-                <w:sz w:val="18"/>
-                <w:szCs w:val="18"/>
-              </w:rPr>
-              <w:t xml:space="preserve">Слайды</w:t>
-            </w:r>
-          </w:p>
-        </w:tc>
-      </w:tr>
-      <w:tr>
-        <w:tc>
-          <w:tcPr>
-            <w:tcW w:type="pct" w:w="10%"/>
-            <w:tcBorders>
-              <w:top w:val="single" w:color="B3B3B3" w:sz="4"/>
-              <w:left w:val="single" w:color="B3B3B3" w:sz="4"/>
-              <w:bottom w:val="single" w:color="B3B3B3" w:sz="4"/>
-              <w:right w:val="single" w:color="B3B3B3" w:sz="4"/>
-            </w:tcBorders>
-            <w:tcMar>
-              <w:top w:type="dxa" w:w="60"/>
-              <w:left w:type="dxa" w:w="100"/>
-              <w:bottom w:type="dxa" w:w="60"/>
-              <w:right w:type="dxa" w:w="100"/>
-            </w:tcMar>
-            <w:vAlign w:val="center"/>
-          </w:tcPr>
-          <w:p>
-            <w:pPr>
-              <w:spacing w:after="0" w:line="250"/>
-            </w:pPr>
-            <w:r>
-              <w:rPr>
-                <w:rFonts w:ascii="Arial" w:cs="Arial" w:eastAsia="Arial" w:hAnsi="Arial"/>
-                <w:b w:val="false"/>
-                <w:bCs w:val="false"/>
-                <w:i w:val="false"/>
-                <w:iCs w:val="false"/>
-                <w:color w:val="1A1A1A"/>
-                <w:sz w:val="18"/>
-                <w:szCs w:val="18"/>
-              </w:rPr>
-              <w:t xml:space="preserve">0–5</w:t>
-            </w:r>
-          </w:p>
-        </w:tc>
-        <w:tc>
-          <w:tcPr>
-            <w:tcW w:type="pct" w:w="52%"/>
-            <w:tcBorders>
-              <w:top w:val="single" w:color="B3B3B3" w:sz="4"/>
-              <w:left w:val="single" w:color="B3B3B3" w:sz="4"/>
-              <w:bottom w:val="single" w:color="B3B3B3" w:sz="4"/>
-              <w:right w:val="single" w:color="B3B3B3" w:sz="4"/>
-            </w:tcBorders>
-            <w:tcMar>
-              <w:top w:type="dxa" w:w="60"/>
-              <w:left w:type="dxa" w:w="100"/>
-              <w:bottom w:type="dxa" w:w="60"/>
-              <w:right w:type="dxa" w:w="100"/>
-            </w:tcMar>
-            <w:vAlign w:val="center"/>
-          </w:tcPr>
-          <w:p>
-            <w:pPr>
-              <w:spacing w:after="0" w:line="250"/>
-            </w:pPr>
-            <w:r>
-              <w:rPr>
-                <w:rFonts w:ascii="Arial" w:cs="Arial" w:eastAsia="Arial" w:hAnsi="Arial"/>
-                <w:b w:val="false"/>
-                <w:bCs w:val="false"/>
-                <w:i w:val="false"/>
-                <w:iCs w:val="false"/>
-                <w:color w:val="1A1A1A"/>
-                <w:sz w:val="18"/>
-                <w:szCs w:val="18"/>
-              </w:rPr>
-              <w:t xml:space="preserve">Связка с 19.09, порядок пары, цикл «вопрос → доска → команда → обход»</w:t>
-            </w:r>
-          </w:p>
-        </w:tc>
-        <w:tc>
-          <w:tcPr>
-            <w:tcW w:type="pct" w:w="22%"/>
-            <w:tcBorders>
-              <w:top w:val="single" w:color="B3B3B3" w:sz="4"/>
-              <w:left w:val="single" w:color="B3B3B3" w:sz="4"/>
-              <w:bottom w:val="single" w:color="B3B3B3" w:sz="4"/>
-              <w:right w:val="single" w:color="B3B3B3" w:sz="4"/>
-            </w:tcBorders>
-            <w:tcMar>
-              <w:top w:type="dxa" w:w="60"/>
-              <w:left w:type="dxa" w:w="100"/>
-              <w:bottom w:type="dxa" w:w="60"/>
-              <w:right w:type="dxa" w:w="100"/>
-            </w:tcMar>
-            <w:vAlign w:val="center"/>
-          </w:tcPr>
-          <w:p>
-            <w:pPr>
-              <w:spacing w:after="0" w:line="250"/>
-            </w:pPr>
-            <w:r>
-              <w:rPr>
-                <w:rFonts w:ascii="Arial" w:cs="Arial" w:eastAsia="Arial" w:hAnsi="Arial"/>
-                <w:b w:val="false"/>
-                <w:bCs w:val="false"/>
-                <w:i w:val="false"/>
-                <w:iCs w:val="false"/>
-                <w:color w:val="1A1A1A"/>
-                <w:sz w:val="18"/>
-                <w:szCs w:val="18"/>
-              </w:rPr>
-              <w:t xml:space="preserve">Фронтально</w:t>
-            </w:r>
-          </w:p>
-        </w:tc>
-        <w:tc>
-          <w:tcPr>
-            <w:tcW w:type="pct" w:w="16%"/>
-            <w:tcBorders>
-              <w:top w:val="single" w:color="B3B3B3" w:sz="4"/>
-              <w:left w:val="single" w:color="B3B3B3" w:sz="4"/>
-              <w:bottom w:val="single" w:color="B3B3B3" w:sz="4"/>
-              <w:right w:val="single" w:color="B3B3B3" w:sz="4"/>
-            </w:tcBorders>
-            <w:tcMar>
-              <w:top w:type="dxa" w:w="60"/>
-              <w:left w:type="dxa" w:w="100"/>
-              <w:bottom w:type="dxa" w:w="60"/>
-              <w:right w:type="dxa" w:w="100"/>
-            </w:tcMar>
-            <w:vAlign w:val="center"/>
-          </w:tcPr>
-          <w:p>
-            <w:pPr>
-              <w:spacing w:after="0" w:line="250"/>
-            </w:pPr>
-            <w:r>
-              <w:rPr>
-                <w:rFonts w:ascii="Arial" w:cs="Arial" w:eastAsia="Arial" w:hAnsi="Arial"/>
-                <w:b w:val="false"/>
-                <w:bCs w:val="false"/>
-                <w:i w:val="false"/>
-                <w:iCs w:val="false"/>
-                <w:color w:val="1A1A1A"/>
-                <w:sz w:val="18"/>
-                <w:szCs w:val="18"/>
-              </w:rPr>
-              <w:t xml:space="preserve">1–4</w:t>
-            </w:r>
-          </w:p>
-        </w:tc>
-      </w:tr>
-      <w:tr>
-        <w:tc>
-          <w:tcPr>
-            <w:tcW w:type="pct" w:w="10%"/>
-            <w:tcBorders>
-              <w:top w:val="single" w:color="B3B3B3" w:sz="4"/>
-              <w:left w:val="single" w:color="B3B3B3" w:sz="4"/>
-              <w:bottom w:val="single" w:color="B3B3B3" w:sz="4"/>
-              <w:right w:val="single" w:color="B3B3B3" w:sz="4"/>
-            </w:tcBorders>
-            <w:tcMar>
-              <w:top w:type="dxa" w:w="60"/>
-              <w:left w:type="dxa" w:w="100"/>
-              <w:bottom w:type="dxa" w:w="60"/>
-              <w:right w:type="dxa" w:w="100"/>
-            </w:tcMar>
-            <w:vAlign w:val="center"/>
-          </w:tcPr>
-          <w:p>
-            <w:pPr>
-              <w:spacing w:after="0" w:line="250"/>
-            </w:pPr>
-            <w:r>
-              <w:rPr>
-                <w:rFonts w:ascii="Arial" w:cs="Arial" w:eastAsia="Arial" w:hAnsi="Arial"/>
-                <w:b w:val="false"/>
-                <w:bCs w:val="false"/>
-                <w:i w:val="false"/>
-                <w:iCs w:val="false"/>
-                <w:color w:val="1A1A1A"/>
-                <w:sz w:val="18"/>
-                <w:szCs w:val="18"/>
-              </w:rPr>
-              <w:t xml:space="preserve">5–10</w:t>
-            </w:r>
-          </w:p>
-        </w:tc>
-        <w:tc>
-          <w:tcPr>
-            <w:tcW w:type="pct" w:w="52%"/>
-            <w:tcBorders>
-              <w:top w:val="single" w:color="B3B3B3" w:sz="4"/>
-              <w:left w:val="single" w:color="B3B3B3" w:sz="4"/>
-              <w:bottom w:val="single" w:color="B3B3B3" w:sz="4"/>
-              <w:right w:val="single" w:color="B3B3B3" w:sz="4"/>
-            </w:tcBorders>
-            <w:tcMar>
-              <w:top w:type="dxa" w:w="60"/>
-              <w:left w:type="dxa" w:w="100"/>
-              <w:bottom w:type="dxa" w:w="60"/>
-              <w:right w:type="dxa" w:w="100"/>
-            </w:tcMar>
-            <w:vAlign w:val="center"/>
-          </w:tcPr>
-          <w:p>
-            <w:pPr>
-              <w:spacing w:after="0" w:line="250"/>
-            </w:pPr>
-            <w:r>
-              <w:rPr>
-                <w:rFonts w:ascii="Arial" w:cs="Arial" w:eastAsia="Arial" w:hAnsi="Arial"/>
-                <w:b w:val="false"/>
-                <w:bCs w:val="false"/>
-                <w:i w:val="false"/>
-                <w:iCs w:val="false"/>
-                <w:color w:val="1A1A1A"/>
-                <w:sz w:val="18"/>
-                <w:szCs w:val="18"/>
-              </w:rPr>
-              <w:t xml:space="preserve">Разделы 1–2: название, команда и роли</w:t>
-            </w:r>
-          </w:p>
-        </w:tc>
-        <w:tc>
-          <w:tcPr>
-            <w:tcW w:type="pct" w:w="22%"/>
-            <w:tcBorders>
-              <w:top w:val="single" w:color="B3B3B3" w:sz="4"/>
-              <w:left w:val="single" w:color="B3B3B3" w:sz="4"/>
-              <w:bottom w:val="single" w:color="B3B3B3" w:sz="4"/>
-              <w:right w:val="single" w:color="B3B3B3" w:sz="4"/>
-            </w:tcBorders>
-            <w:tcMar>
-              <w:top w:type="dxa" w:w="60"/>
-              <w:left w:type="dxa" w:w="100"/>
-              <w:bottom w:type="dxa" w:w="60"/>
-              <w:right w:type="dxa" w:w="100"/>
-            </w:tcMar>
-            <w:vAlign w:val="center"/>
-          </w:tcPr>
-          <w:p>
-            <w:pPr>
-              <w:spacing w:after="0" w:line="250"/>
-            </w:pPr>
-            <w:r>
-              <w:rPr>
-                <w:rFonts w:ascii="Arial" w:cs="Arial" w:eastAsia="Arial" w:hAnsi="Arial"/>
-                <w:b w:val="false"/>
-                <w:bCs w:val="false"/>
-                <w:i w:val="false"/>
-                <w:iCs w:val="false"/>
-                <w:color w:val="1A1A1A"/>
-                <w:sz w:val="18"/>
-                <w:szCs w:val="18"/>
-              </w:rPr>
-              <w:t xml:space="preserve">Доска + команды</w:t>
-            </w:r>
-          </w:p>
-        </w:tc>
-        <w:tc>
-          <w:tcPr>
-            <w:tcW w:type="pct" w:w="16%"/>
-            <w:tcBorders>
-              <w:top w:val="single" w:color="B3B3B3" w:sz="4"/>
-              <w:left w:val="single" w:color="B3B3B3" w:sz="4"/>
-              <w:bottom w:val="single" w:color="B3B3B3" w:sz="4"/>
-              <w:right w:val="single" w:color="B3B3B3" w:sz="4"/>
-            </w:tcBorders>
-            <w:tcMar>
-              <w:top w:type="dxa" w:w="60"/>
-              <w:left w:type="dxa" w:w="100"/>
-              <w:bottom w:type="dxa" w:w="60"/>
-              <w:right w:type="dxa" w:w="100"/>
-            </w:tcMar>
-            <w:vAlign w:val="center"/>
-          </w:tcPr>
-          <w:p>
-            <w:pPr>
-              <w:spacing w:after="0" w:line="250"/>
-            </w:pPr>
-            <w:r>
-              <w:rPr>
-                <w:rFonts w:ascii="Arial" w:cs="Arial" w:eastAsia="Arial" w:hAnsi="Arial"/>
-                <w:b w:val="false"/>
-                <w:bCs w:val="false"/>
-                <w:i w:val="false"/>
-                <w:iCs w:val="false"/>
-                <w:color w:val="1A1A1A"/>
-                <w:sz w:val="18"/>
-                <w:szCs w:val="18"/>
-              </w:rPr>
-              <w:t xml:space="preserve">5</w:t>
-            </w:r>
-          </w:p>
-        </w:tc>
-      </w:tr>
-      <w:tr>
-        <w:tc>
-          <w:tcPr>
-            <w:tcW w:type="pct" w:w="10%"/>
-            <w:tcBorders>
-              <w:top w:val="single" w:color="B3B3B3" w:sz="4"/>
-              <w:left w:val="single" w:color="B3B3B3" w:sz="4"/>
-              <w:bottom w:val="single" w:color="B3B3B3" w:sz="4"/>
-              <w:right w:val="single" w:color="B3B3B3" w:sz="4"/>
-            </w:tcBorders>
-            <w:tcMar>
-              <w:top w:type="dxa" w:w="60"/>
-              <w:left w:type="dxa" w:w="100"/>
-              <w:bottom w:type="dxa" w:w="60"/>
-              <w:right w:type="dxa" w:w="100"/>
-            </w:tcMar>
-            <w:vAlign w:val="center"/>
-          </w:tcPr>
-          <w:p>
-            <w:pPr>
-              <w:spacing w:after="0" w:line="250"/>
-            </w:pPr>
-            <w:r>
-              <w:rPr>
-                <w:rFonts w:ascii="Arial" w:cs="Arial" w:eastAsia="Arial" w:hAnsi="Arial"/>
-                <w:b w:val="false"/>
-                <w:bCs w:val="false"/>
-                <w:i w:val="false"/>
-                <w:iCs w:val="false"/>
-                <w:color w:val="1A1A1A"/>
-                <w:sz w:val="18"/>
-                <w:szCs w:val="18"/>
-              </w:rPr>
-              <w:t xml:space="preserve">10–16</w:t>
-            </w:r>
-          </w:p>
-        </w:tc>
-        <w:tc>
-          <w:tcPr>
-            <w:tcW w:type="pct" w:w="52%"/>
-            <w:tcBorders>
-              <w:top w:val="single" w:color="B3B3B3" w:sz="4"/>
-              <w:left w:val="single" w:color="B3B3B3" w:sz="4"/>
-              <w:bottom w:val="single" w:color="B3B3B3" w:sz="4"/>
-              <w:right w:val="single" w:color="B3B3B3" w:sz="4"/>
-            </w:tcBorders>
-            <w:tcMar>
-              <w:top w:type="dxa" w:w="60"/>
-              <w:left w:type="dxa" w:w="100"/>
-              <w:bottom w:type="dxa" w:w="60"/>
-              <w:right w:type="dxa" w:w="100"/>
-            </w:tcMar>
-            <w:vAlign w:val="center"/>
-          </w:tcPr>
-          <w:p>
-            <w:pPr>
-              <w:spacing w:after="0" w:line="250"/>
-            </w:pPr>
-            <w:r>
-              <w:rPr>
-                <w:rFonts w:ascii="Arial" w:cs="Arial" w:eastAsia="Arial" w:hAnsi="Arial"/>
-                <w:b w:val="false"/>
-                <w:bCs w:val="false"/>
-                <w:i w:val="false"/>
-                <w:iCs w:val="false"/>
-                <w:color w:val="1A1A1A"/>
-                <w:sz w:val="18"/>
-                <w:szCs w:val="18"/>
-              </w:rPr>
-              <w:t xml:space="preserve">Раздел 3: проблема и ценностное предложение — перенос</w:t>
-            </w:r>
-          </w:p>
-        </w:tc>
-        <w:tc>
-          <w:tcPr>
-            <w:tcW w:type="pct" w:w="22%"/>
-            <w:tcBorders>
-              <w:top w:val="single" w:color="B3B3B3" w:sz="4"/>
-              <w:left w:val="single" w:color="B3B3B3" w:sz="4"/>
-              <w:bottom w:val="single" w:color="B3B3B3" w:sz="4"/>
-              <w:right w:val="single" w:color="B3B3B3" w:sz="4"/>
-            </w:tcBorders>
-            <w:tcMar>
-              <w:top w:type="dxa" w:w="60"/>
-              <w:left w:type="dxa" w:w="100"/>
-              <w:bottom w:type="dxa" w:w="60"/>
-              <w:right w:type="dxa" w:w="100"/>
-            </w:tcMar>
-            <w:vAlign w:val="center"/>
-          </w:tcPr>
-          <w:p>
-            <w:pPr>
-              <w:spacing w:after="0" w:line="250"/>
-            </w:pPr>
-            <w:r>
-              <w:rPr>
-                <w:rFonts w:ascii="Arial" w:cs="Arial" w:eastAsia="Arial" w:hAnsi="Arial"/>
-                <w:b w:val="false"/>
-                <w:bCs w:val="false"/>
-                <w:i w:val="false"/>
-                <w:iCs w:val="false"/>
-                <w:color w:val="1A1A1A"/>
-                <w:sz w:val="18"/>
-                <w:szCs w:val="18"/>
-              </w:rPr>
-              <w:t xml:space="preserve">Доска + команды</w:t>
-            </w:r>
-          </w:p>
-        </w:tc>
-        <w:tc>
-          <w:tcPr>
-            <w:tcW w:type="pct" w:w="16%"/>
-            <w:tcBorders>
-              <w:top w:val="single" w:color="B3B3B3" w:sz="4"/>
-              <w:left w:val="single" w:color="B3B3B3" w:sz="4"/>
-              <w:bottom w:val="single" w:color="B3B3B3" w:sz="4"/>
-              <w:right w:val="single" w:color="B3B3B3" w:sz="4"/>
-            </w:tcBorders>
-            <w:tcMar>
-              <w:top w:type="dxa" w:w="60"/>
-              <w:left w:type="dxa" w:w="100"/>
-              <w:bottom w:type="dxa" w:w="60"/>
-              <w:right w:type="dxa" w:w="100"/>
-            </w:tcMar>
-            <w:vAlign w:val="center"/>
-          </w:tcPr>
-          <w:p>
-            <w:pPr>
-              <w:spacing w:after="0" w:line="250"/>
-            </w:pPr>
-            <w:r>
-              <w:rPr>
-                <w:rFonts w:ascii="Arial" w:cs="Arial" w:eastAsia="Arial" w:hAnsi="Arial"/>
-                <w:b w:val="false"/>
-                <w:bCs w:val="false"/>
-                <w:i w:val="false"/>
-                <w:iCs w:val="false"/>
-                <w:color w:val="1A1A1A"/>
-                <w:sz w:val="18"/>
-                <w:szCs w:val="18"/>
-              </w:rPr>
-              <w:t xml:space="preserve">6</w:t>
-            </w:r>
-          </w:p>
-        </w:tc>
-      </w:tr>
-      <w:tr>
-        <w:tc>
-          <w:tcPr>
-            <w:tcW w:type="pct" w:w="10%"/>
-            <w:tcBorders>
-              <w:top w:val="single" w:color="B3B3B3" w:sz="4"/>
-              <w:left w:val="single" w:color="B3B3B3" w:sz="4"/>
-              <w:bottom w:val="single" w:color="B3B3B3" w:sz="4"/>
-              <w:right w:val="single" w:color="B3B3B3" w:sz="4"/>
-            </w:tcBorders>
-            <w:tcMar>
-              <w:top w:type="dxa" w:w="60"/>
-              <w:left w:type="dxa" w:w="100"/>
-              <w:bottom w:type="dxa" w:w="60"/>
-              <w:right w:type="dxa" w:w="100"/>
-            </w:tcMar>
-            <w:vAlign w:val="center"/>
-          </w:tcPr>
-          <w:p>
-            <w:pPr>
-              <w:spacing w:after="0" w:line="250"/>
-            </w:pPr>
-            <w:r>
-              <w:rPr>
-                <w:rFonts w:ascii="Arial" w:cs="Arial" w:eastAsia="Arial" w:hAnsi="Arial"/>
-                <w:b w:val="false"/>
-                <w:bCs w:val="false"/>
-                <w:i w:val="false"/>
-                <w:iCs w:val="false"/>
-                <w:color w:val="1A1A1A"/>
-                <w:sz w:val="18"/>
-                <w:szCs w:val="18"/>
-              </w:rPr>
-              <w:t xml:space="preserve">16–22</w:t>
-            </w:r>
-          </w:p>
-        </w:tc>
-        <w:tc>
-          <w:tcPr>
-            <w:tcW w:type="pct" w:w="52%"/>
-            <w:tcBorders>
-              <w:top w:val="single" w:color="B3B3B3" w:sz="4"/>
-              <w:left w:val="single" w:color="B3B3B3" w:sz="4"/>
-              <w:bottom w:val="single" w:color="B3B3B3" w:sz="4"/>
-              <w:right w:val="single" w:color="B3B3B3" w:sz="4"/>
-            </w:tcBorders>
-            <w:tcMar>
-              <w:top w:type="dxa" w:w="60"/>
-              <w:left w:type="dxa" w:w="100"/>
-              <w:bottom w:type="dxa" w:w="60"/>
-              <w:right w:type="dxa" w:w="100"/>
-            </w:tcMar>
-            <w:vAlign w:val="center"/>
-          </w:tcPr>
-          <w:p>
-            <w:pPr>
-              <w:spacing w:after="0" w:line="250"/>
-            </w:pPr>
-            <w:r>
-              <w:rPr>
-                <w:rFonts w:ascii="Arial" w:cs="Arial" w:eastAsia="Arial" w:hAnsi="Arial"/>
-                <w:b w:val="false"/>
-                <w:bCs w:val="false"/>
-                <w:i w:val="false"/>
-                <w:iCs w:val="false"/>
-                <w:color w:val="1A1A1A"/>
-                <w:sz w:val="18"/>
-                <w:szCs w:val="18"/>
-              </w:rPr>
-              <w:t xml:space="preserve">Раздел 4: цель по SMART — перенос</w:t>
-            </w:r>
-          </w:p>
-        </w:tc>
-        <w:tc>
-          <w:tcPr>
-            <w:tcW w:type="pct" w:w="22%"/>
-            <w:tcBorders>
-              <w:top w:val="single" w:color="B3B3B3" w:sz="4"/>
-              <w:left w:val="single" w:color="B3B3B3" w:sz="4"/>
-              <w:bottom w:val="single" w:color="B3B3B3" w:sz="4"/>
-              <w:right w:val="single" w:color="B3B3B3" w:sz="4"/>
-            </w:tcBorders>
-            <w:tcMar>
-              <w:top w:type="dxa" w:w="60"/>
-              <w:left w:type="dxa" w:w="100"/>
-              <w:bottom w:type="dxa" w:w="60"/>
-              <w:right w:type="dxa" w:w="100"/>
-            </w:tcMar>
-            <w:vAlign w:val="center"/>
-          </w:tcPr>
-          <w:p>
-            <w:pPr>
-              <w:spacing w:after="0" w:line="250"/>
-            </w:pPr>
-            <w:r>
-              <w:rPr>
-                <w:rFonts w:ascii="Arial" w:cs="Arial" w:eastAsia="Arial" w:hAnsi="Arial"/>
-                <w:b w:val="false"/>
-                <w:bCs w:val="false"/>
-                <w:i w:val="false"/>
-                <w:iCs w:val="false"/>
-                <w:color w:val="1A1A1A"/>
-                <w:sz w:val="18"/>
-                <w:szCs w:val="18"/>
-              </w:rPr>
-              <w:t xml:space="preserve">Доска + команды</w:t>
-            </w:r>
-          </w:p>
-        </w:tc>
-        <w:tc>
-          <w:tcPr>
-            <w:tcW w:type="pct" w:w="16%"/>
-            <w:tcBorders>
-              <w:top w:val="single" w:color="B3B3B3" w:sz="4"/>
-              <w:left w:val="single" w:color="B3B3B3" w:sz="4"/>
-              <w:bottom w:val="single" w:color="B3B3B3" w:sz="4"/>
-              <w:right w:val="single" w:color="B3B3B3" w:sz="4"/>
-            </w:tcBorders>
-            <w:tcMar>
-              <w:top w:type="dxa" w:w="60"/>
-              <w:left w:type="dxa" w:w="100"/>
-              <w:bottom w:type="dxa" w:w="60"/>
-              <w:right w:type="dxa" w:w="100"/>
-            </w:tcMar>
-            <w:vAlign w:val="center"/>
-          </w:tcPr>
-          <w:p>
-            <w:pPr>
-              <w:spacing w:after="0" w:line="250"/>
-            </w:pPr>
-            <w:r>
-              <w:rPr>
-                <w:rFonts w:ascii="Arial" w:cs="Arial" w:eastAsia="Arial" w:hAnsi="Arial"/>
-                <w:b w:val="false"/>
-                <w:bCs w:val="false"/>
-                <w:i w:val="false"/>
-                <w:iCs w:val="false"/>
-                <w:color w:val="1A1A1A"/>
-                <w:sz w:val="18"/>
-                <w:szCs w:val="18"/>
-              </w:rPr>
-              <w:t xml:space="preserve">7</w:t>
-            </w:r>
-          </w:p>
-        </w:tc>
-      </w:tr>
-      <w:tr>
-        <w:tc>
-          <w:tcPr>
-            <w:tcW w:type="pct" w:w="10%"/>
-            <w:tcBorders>
-              <w:top w:val="single" w:color="B3B3B3" w:sz="4"/>
-              <w:left w:val="single" w:color="B3B3B3" w:sz="4"/>
-              <w:bottom w:val="single" w:color="B3B3B3" w:sz="4"/>
-              <w:right w:val="single" w:color="B3B3B3" w:sz="4"/>
-            </w:tcBorders>
-            <w:tcMar>
-              <w:top w:type="dxa" w:w="60"/>
-              <w:left w:type="dxa" w:w="100"/>
-              <w:bottom w:type="dxa" w:w="60"/>
-              <w:right w:type="dxa" w:w="100"/>
-            </w:tcMar>
-            <w:vAlign w:val="center"/>
-          </w:tcPr>
-          <w:p>
-            <w:pPr>
-              <w:spacing w:after="0" w:line="250"/>
-            </w:pPr>
-            <w:r>
-              <w:rPr>
-                <w:rFonts w:ascii="Arial" w:cs="Arial" w:eastAsia="Arial" w:hAnsi="Arial"/>
-                <w:b w:val="false"/>
-                <w:bCs w:val="false"/>
-                <w:i w:val="false"/>
-                <w:iCs w:val="false"/>
-                <w:color w:val="1A1A1A"/>
-                <w:sz w:val="18"/>
-                <w:szCs w:val="18"/>
-              </w:rPr>
-              <w:t xml:space="preserve">22–29</w:t>
-            </w:r>
-          </w:p>
-        </w:tc>
-        <w:tc>
-          <w:tcPr>
-            <w:tcW w:type="pct" w:w="52%"/>
-            <w:tcBorders>
-              <w:top w:val="single" w:color="B3B3B3" w:sz="4"/>
-              <w:left w:val="single" w:color="B3B3B3" w:sz="4"/>
-              <w:bottom w:val="single" w:color="B3B3B3" w:sz="4"/>
-              <w:right w:val="single" w:color="B3B3B3" w:sz="4"/>
-            </w:tcBorders>
-            <w:tcMar>
-              <w:top w:type="dxa" w:w="60"/>
-              <w:left w:type="dxa" w:w="100"/>
-              <w:bottom w:type="dxa" w:w="60"/>
-              <w:right w:type="dxa" w:w="100"/>
-            </w:tcMar>
-            <w:vAlign w:val="center"/>
-          </w:tcPr>
-          <w:p>
-            <w:pPr>
-              <w:spacing w:after="0" w:line="250"/>
-            </w:pPr>
-            <w:r>
-              <w:rPr>
-                <w:rFonts w:ascii="Arial" w:cs="Arial" w:eastAsia="Arial" w:hAnsi="Arial"/>
-                <w:b w:val="false"/>
-                <w:bCs w:val="false"/>
-                <w:i w:val="false"/>
-                <w:iCs w:val="false"/>
-                <w:color w:val="1A1A1A"/>
-                <w:sz w:val="18"/>
-                <w:szCs w:val="18"/>
-              </w:rPr>
-              <w:t xml:space="preserve">Раздел 5: результат</w:t>
-            </w:r>
-          </w:p>
-        </w:tc>
-        <w:tc>
-          <w:tcPr>
-            <w:tcW w:type="pct" w:w="22%"/>
-            <w:tcBorders>
-              <w:top w:val="single" w:color="B3B3B3" w:sz="4"/>
-              <w:left w:val="single" w:color="B3B3B3" w:sz="4"/>
-              <w:bottom w:val="single" w:color="B3B3B3" w:sz="4"/>
-              <w:right w:val="single" w:color="B3B3B3" w:sz="4"/>
-            </w:tcBorders>
-            <w:tcMar>
-              <w:top w:type="dxa" w:w="60"/>
-              <w:left w:type="dxa" w:w="100"/>
-              <w:bottom w:type="dxa" w:w="60"/>
-              <w:right w:type="dxa" w:w="100"/>
-            </w:tcMar>
-            <w:vAlign w:val="center"/>
-          </w:tcPr>
-          <w:p>
-            <w:pPr>
-              <w:spacing w:after="0" w:line="250"/>
-            </w:pPr>
-            <w:r>
-              <w:rPr>
-                <w:rFonts w:ascii="Arial" w:cs="Arial" w:eastAsia="Arial" w:hAnsi="Arial"/>
-                <w:b w:val="false"/>
-                <w:bCs w:val="false"/>
-                <w:i w:val="false"/>
-                <w:iCs w:val="false"/>
-                <w:color w:val="1A1A1A"/>
-                <w:sz w:val="18"/>
-                <w:szCs w:val="18"/>
-              </w:rPr>
-              <w:t xml:space="preserve">Доска + команды</w:t>
-            </w:r>
-          </w:p>
-        </w:tc>
-        <w:tc>
-          <w:tcPr>
-            <w:tcW w:type="pct" w:w="16%"/>
-            <w:tcBorders>
-              <w:top w:val="single" w:color="B3B3B3" w:sz="4"/>
-              <w:left w:val="single" w:color="B3B3B3" w:sz="4"/>
-              <w:bottom w:val="single" w:color="B3B3B3" w:sz="4"/>
-              <w:right w:val="single" w:color="B3B3B3" w:sz="4"/>
-            </w:tcBorders>
-            <w:tcMar>
-              <w:top w:type="dxa" w:w="60"/>
-              <w:left w:type="dxa" w:w="100"/>
-              <w:bottom w:type="dxa" w:w="60"/>
-              <w:right w:type="dxa" w:w="100"/>
-            </w:tcMar>
-            <w:vAlign w:val="center"/>
-          </w:tcPr>
-          <w:p>
-            <w:pPr>
-              <w:spacing w:after="0" w:line="250"/>
-            </w:pPr>
-            <w:r>
-              <w:rPr>
-                <w:rFonts w:ascii="Arial" w:cs="Arial" w:eastAsia="Arial" w:hAnsi="Arial"/>
-                <w:b w:val="false"/>
-                <w:bCs w:val="false"/>
-                <w:i w:val="false"/>
-                <w:iCs w:val="false"/>
-                <w:color w:val="1A1A1A"/>
-                <w:sz w:val="18"/>
-                <w:szCs w:val="18"/>
-              </w:rPr>
-              <w:t xml:space="preserve">8</w:t>
-            </w:r>
-          </w:p>
-        </w:tc>
-      </w:tr>
-      <w:tr>
-        <w:tc>
-          <w:tcPr>
-            <w:tcW w:type="pct" w:w="10%"/>
-            <w:tcBorders>
-              <w:top w:val="single" w:color="B3B3B3" w:sz="4"/>
-              <w:left w:val="single" w:color="B3B3B3" w:sz="4"/>
-              <w:bottom w:val="single" w:color="B3B3B3" w:sz="4"/>
-              <w:right w:val="single" w:color="B3B3B3" w:sz="4"/>
-            </w:tcBorders>
-            <w:tcMar>
-              <w:top w:type="dxa" w:w="60"/>
-              <w:left w:type="dxa" w:w="100"/>
-              <w:bottom w:type="dxa" w:w="60"/>
-              <w:right w:type="dxa" w:w="100"/>
-            </w:tcMar>
-            <w:vAlign w:val="center"/>
-          </w:tcPr>
-          <w:p>
-            <w:pPr>
-              <w:spacing w:after="0" w:line="250"/>
-            </w:pPr>
-            <w:r>
-              <w:rPr>
-                <w:rFonts w:ascii="Arial" w:cs="Arial" w:eastAsia="Arial" w:hAnsi="Arial"/>
-                <w:b w:val="false"/>
-                <w:bCs w:val="false"/>
-                <w:i w:val="false"/>
-                <w:iCs w:val="false"/>
-                <w:color w:val="1A1A1A"/>
-                <w:sz w:val="18"/>
-                <w:szCs w:val="18"/>
-              </w:rPr>
-              <w:t xml:space="preserve">29–35</w:t>
-            </w:r>
-          </w:p>
-        </w:tc>
-        <w:tc>
-          <w:tcPr>
-            <w:tcW w:type="pct" w:w="52%"/>
-            <w:tcBorders>
-              <w:top w:val="single" w:color="B3B3B3" w:sz="4"/>
-              <w:left w:val="single" w:color="B3B3B3" w:sz="4"/>
-              <w:bottom w:val="single" w:color="B3B3B3" w:sz="4"/>
-              <w:right w:val="single" w:color="B3B3B3" w:sz="4"/>
-            </w:tcBorders>
-            <w:tcMar>
-              <w:top w:type="dxa" w:w="60"/>
-              <w:left w:type="dxa" w:w="100"/>
-              <w:bottom w:type="dxa" w:w="60"/>
-              <w:right w:type="dxa" w:w="100"/>
-            </w:tcMar>
-            <w:vAlign w:val="center"/>
-          </w:tcPr>
-          <w:p>
-            <w:pPr>
-              <w:spacing w:after="0" w:line="250"/>
-            </w:pPr>
-            <w:r>
-              <w:rPr>
-                <w:rFonts w:ascii="Arial" w:cs="Arial" w:eastAsia="Arial" w:hAnsi="Arial"/>
-                <w:b w:val="false"/>
-                <w:bCs w:val="false"/>
-                <w:i w:val="false"/>
-                <w:iCs w:val="false"/>
-                <w:color w:val="1A1A1A"/>
-                <w:sz w:val="18"/>
-                <w:szCs w:val="18"/>
-              </w:rPr>
-              <w:t xml:space="preserve">Раздел 6: границы</w:t>
-            </w:r>
-          </w:p>
-        </w:tc>
-        <w:tc>
-          <w:tcPr>
-            <w:tcW w:type="pct" w:w="22%"/>
-            <w:tcBorders>
-              <w:top w:val="single" w:color="B3B3B3" w:sz="4"/>
-              <w:left w:val="single" w:color="B3B3B3" w:sz="4"/>
-              <w:bottom w:val="single" w:color="B3B3B3" w:sz="4"/>
-              <w:right w:val="single" w:color="B3B3B3" w:sz="4"/>
-            </w:tcBorders>
-            <w:tcMar>
-              <w:top w:type="dxa" w:w="60"/>
-              <w:left w:type="dxa" w:w="100"/>
-              <w:bottom w:type="dxa" w:w="60"/>
-              <w:right w:type="dxa" w:w="100"/>
-            </w:tcMar>
-            <w:vAlign w:val="center"/>
-          </w:tcPr>
-          <w:p>
-            <w:pPr>
-              <w:spacing w:after="0" w:line="250"/>
-            </w:pPr>
-            <w:r>
-              <w:rPr>
-                <w:rFonts w:ascii="Arial" w:cs="Arial" w:eastAsia="Arial" w:hAnsi="Arial"/>
-                <w:b w:val="false"/>
-                <w:bCs w:val="false"/>
-                <w:i w:val="false"/>
-                <w:iCs w:val="false"/>
-                <w:color w:val="1A1A1A"/>
-                <w:sz w:val="18"/>
-                <w:szCs w:val="18"/>
-              </w:rPr>
-              <w:t xml:space="preserve">Доска + команды</w:t>
-            </w:r>
-          </w:p>
-        </w:tc>
-        <w:tc>
-          <w:tcPr>
-            <w:tcW w:type="pct" w:w="16%"/>
-            <w:tcBorders>
-              <w:top w:val="single" w:color="B3B3B3" w:sz="4"/>
-              <w:left w:val="single" w:color="B3B3B3" w:sz="4"/>
-              <w:bottom w:val="single" w:color="B3B3B3" w:sz="4"/>
-              <w:right w:val="single" w:color="B3B3B3" w:sz="4"/>
-            </w:tcBorders>
-            <w:tcMar>
-              <w:top w:type="dxa" w:w="60"/>
-              <w:left w:type="dxa" w:w="100"/>
-              <w:bottom w:type="dxa" w:w="60"/>
-              <w:right w:type="dxa" w:w="100"/>
-            </w:tcMar>
-            <w:vAlign w:val="center"/>
-          </w:tcPr>
-          <w:p>
-            <w:pPr>
-              <w:spacing w:after="0" w:line="250"/>
-            </w:pPr>
-            <w:r>
-              <w:rPr>
-                <w:rFonts w:ascii="Arial" w:cs="Arial" w:eastAsia="Arial" w:hAnsi="Arial"/>
-                <w:b w:val="false"/>
-                <w:bCs w:val="false"/>
-                <w:i w:val="false"/>
-                <w:iCs w:val="false"/>
-                <w:color w:val="1A1A1A"/>
-                <w:sz w:val="18"/>
-                <w:szCs w:val="18"/>
-              </w:rPr>
-              <w:t xml:space="preserve">9</w:t>
-            </w:r>
-          </w:p>
-        </w:tc>
-      </w:tr>
-      <w:tr>
-        <w:tc>
-          <w:tcPr>
-            <w:tcW w:type="pct" w:w="10%"/>
-            <w:tcBorders>
-              <w:top w:val="single" w:color="B3B3B3" w:sz="4"/>
-              <w:left w:val="single" w:color="B3B3B3" w:sz="4"/>
-              <w:bottom w:val="single" w:color="B3B3B3" w:sz="4"/>
-              <w:right w:val="single" w:color="B3B3B3" w:sz="4"/>
-            </w:tcBorders>
-            <w:tcMar>
-              <w:top w:type="dxa" w:w="60"/>
-              <w:left w:type="dxa" w:w="100"/>
-              <w:bottom w:type="dxa" w:w="60"/>
-              <w:right w:type="dxa" w:w="100"/>
-            </w:tcMar>
-            <w:vAlign w:val="center"/>
-          </w:tcPr>
-          <w:p>
-            <w:pPr>
-              <w:spacing w:after="0" w:line="250"/>
-            </w:pPr>
-            <w:r>
-              <w:rPr>
-                <w:rFonts w:ascii="Arial" w:cs="Arial" w:eastAsia="Arial" w:hAnsi="Arial"/>
-                <w:b w:val="false"/>
-                <w:bCs w:val="false"/>
-                <w:i w:val="false"/>
-                <w:iCs w:val="false"/>
-                <w:color w:val="1A1A1A"/>
-                <w:sz w:val="18"/>
-                <w:szCs w:val="18"/>
-              </w:rPr>
-              <w:t xml:space="preserve">35–41</w:t>
-            </w:r>
-          </w:p>
-        </w:tc>
-        <w:tc>
-          <w:tcPr>
-            <w:tcW w:type="pct" w:w="52%"/>
-            <w:tcBorders>
-              <w:top w:val="single" w:color="B3B3B3" w:sz="4"/>
-              <w:left w:val="single" w:color="B3B3B3" w:sz="4"/>
-              <w:bottom w:val="single" w:color="B3B3B3" w:sz="4"/>
-              <w:right w:val="single" w:color="B3B3B3" w:sz="4"/>
-            </w:tcBorders>
-            <w:tcMar>
-              <w:top w:type="dxa" w:w="60"/>
-              <w:left w:type="dxa" w:w="100"/>
-              <w:bottom w:type="dxa" w:w="60"/>
-              <w:right w:type="dxa" w:w="100"/>
-            </w:tcMar>
-            <w:vAlign w:val="center"/>
-          </w:tcPr>
-          <w:p>
-            <w:pPr>
-              <w:spacing w:after="0" w:line="250"/>
-            </w:pPr>
-            <w:r>
-              <w:rPr>
-                <w:rFonts w:ascii="Arial" w:cs="Arial" w:eastAsia="Arial" w:hAnsi="Arial"/>
-                <w:b w:val="false"/>
-                <w:bCs w:val="false"/>
-                <w:i w:val="false"/>
-                <w:iCs w:val="false"/>
-                <w:color w:val="1A1A1A"/>
-                <w:sz w:val="18"/>
-                <w:szCs w:val="18"/>
-              </w:rPr>
-              <w:t xml:space="preserve">Раздел 7: ресурсы</w:t>
-            </w:r>
-          </w:p>
-        </w:tc>
-        <w:tc>
-          <w:tcPr>
-            <w:tcW w:type="pct" w:w="22%"/>
-            <w:tcBorders>
-              <w:top w:val="single" w:color="B3B3B3" w:sz="4"/>
-              <w:left w:val="single" w:color="B3B3B3" w:sz="4"/>
-              <w:bottom w:val="single" w:color="B3B3B3" w:sz="4"/>
-              <w:right w:val="single" w:color="B3B3B3" w:sz="4"/>
-            </w:tcBorders>
-            <w:tcMar>
-              <w:top w:type="dxa" w:w="60"/>
-              <w:left w:type="dxa" w:w="100"/>
-              <w:bottom w:type="dxa" w:w="60"/>
-              <w:right w:type="dxa" w:w="100"/>
-            </w:tcMar>
-            <w:vAlign w:val="center"/>
-          </w:tcPr>
-          <w:p>
-            <w:pPr>
-              <w:spacing w:after="0" w:line="250"/>
-            </w:pPr>
-            <w:r>
-              <w:rPr>
-                <w:rFonts w:ascii="Arial" w:cs="Arial" w:eastAsia="Arial" w:hAnsi="Arial"/>
-                <w:b w:val="false"/>
-                <w:bCs w:val="false"/>
-                <w:i w:val="false"/>
-                <w:iCs w:val="false"/>
-                <w:color w:val="1A1A1A"/>
-                <w:sz w:val="18"/>
-                <w:szCs w:val="18"/>
-              </w:rPr>
-              <w:t xml:space="preserve">Доска + команды</w:t>
-            </w:r>
-          </w:p>
-        </w:tc>
-        <w:tc>
-          <w:tcPr>
-            <w:tcW w:type="pct" w:w="16%"/>
-            <w:tcBorders>
-              <w:top w:val="single" w:color="B3B3B3" w:sz="4"/>
-              <w:left w:val="single" w:color="B3B3B3" w:sz="4"/>
-              <w:bottom w:val="single" w:color="B3B3B3" w:sz="4"/>
-              <w:right w:val="single" w:color="B3B3B3" w:sz="4"/>
-            </w:tcBorders>
-            <w:tcMar>
-              <w:top w:type="dxa" w:w="60"/>
-              <w:left w:type="dxa" w:w="100"/>
-              <w:bottom w:type="dxa" w:w="60"/>
-              <w:right w:type="dxa" w:w="100"/>
-            </w:tcMar>
-            <w:vAlign w:val="center"/>
-          </w:tcPr>
-          <w:p>
-            <w:pPr>
-              <w:spacing w:after="0" w:line="250"/>
-            </w:pPr>
-            <w:r>
-              <w:rPr>
-                <w:rFonts w:ascii="Arial" w:cs="Arial" w:eastAsia="Arial" w:hAnsi="Arial"/>
-                <w:b w:val="false"/>
-                <w:bCs w:val="false"/>
-                <w:i w:val="false"/>
-                <w:iCs w:val="false"/>
-                <w:color w:val="1A1A1A"/>
-                <w:sz w:val="18"/>
-                <w:szCs w:val="18"/>
-              </w:rPr>
-              <w:t xml:space="preserve">10</w:t>
-            </w:r>
-          </w:p>
-        </w:tc>
-      </w:tr>
-      <w:tr>
-        <w:tc>
-          <w:tcPr>
-            <w:tcW w:type="pct" w:w="10%"/>
-            <w:tcBorders>
-              <w:top w:val="single" w:color="B3B3B3" w:sz="4"/>
-              <w:left w:val="single" w:color="B3B3B3" w:sz="4"/>
-              <w:bottom w:val="single" w:color="B3B3B3" w:sz="4"/>
-              <w:right w:val="single" w:color="B3B3B3" w:sz="4"/>
-            </w:tcBorders>
-            <w:tcMar>
-              <w:top w:type="dxa" w:w="60"/>
-              <w:left w:type="dxa" w:w="100"/>
-              <w:bottom w:type="dxa" w:w="60"/>
-              <w:right w:type="dxa" w:w="100"/>
-            </w:tcMar>
-            <w:vAlign w:val="center"/>
-          </w:tcPr>
-          <w:p>
-            <w:pPr>
-              <w:spacing w:after="0" w:line="250"/>
-            </w:pPr>
-            <w:r>
-              <w:rPr>
-                <w:rFonts w:ascii="Arial" w:cs="Arial" w:eastAsia="Arial" w:hAnsi="Arial"/>
-                <w:b w:val="false"/>
-                <w:bCs w:val="false"/>
-                <w:i w:val="false"/>
-                <w:iCs w:val="false"/>
-                <w:color w:val="1A1A1A"/>
-                <w:sz w:val="18"/>
-                <w:szCs w:val="18"/>
-              </w:rPr>
-              <w:t xml:space="preserve">41–44</w:t>
-            </w:r>
-          </w:p>
-        </w:tc>
-        <w:tc>
-          <w:tcPr>
-            <w:tcW w:type="pct" w:w="52%"/>
-            <w:tcBorders>
-              <w:top w:val="single" w:color="B3B3B3" w:sz="4"/>
-              <w:left w:val="single" w:color="B3B3B3" w:sz="4"/>
-              <w:bottom w:val="single" w:color="B3B3B3" w:sz="4"/>
-              <w:right w:val="single" w:color="B3B3B3" w:sz="4"/>
-            </w:tcBorders>
-            <w:tcMar>
-              <w:top w:type="dxa" w:w="60"/>
-              <w:left w:type="dxa" w:w="100"/>
-              <w:bottom w:type="dxa" w:w="60"/>
-              <w:right w:type="dxa" w:w="100"/>
-            </w:tcMar>
-            <w:vAlign w:val="center"/>
-          </w:tcPr>
-          <w:p>
-            <w:pPr>
-              <w:spacing w:after="0" w:line="250"/>
-            </w:pPr>
-            <w:r>
-              <w:rPr>
-                <w:rFonts w:ascii="Arial" w:cs="Arial" w:eastAsia="Arial" w:hAnsi="Arial"/>
-                <w:b w:val="false"/>
-                <w:bCs w:val="false"/>
-                <w:i w:val="false"/>
-                <w:iCs w:val="false"/>
-                <w:color w:val="1A1A1A"/>
-                <w:sz w:val="18"/>
-                <w:szCs w:val="18"/>
-              </w:rPr>
-              <w:t xml:space="preserve">Раздел 8: ключевые даты</w:t>
-            </w:r>
-          </w:p>
-        </w:tc>
-        <w:tc>
-          <w:tcPr>
-            <w:tcW w:type="pct" w:w="22%"/>
-            <w:tcBorders>
-              <w:top w:val="single" w:color="B3B3B3" w:sz="4"/>
-              <w:left w:val="single" w:color="B3B3B3" w:sz="4"/>
-              <w:bottom w:val="single" w:color="B3B3B3" w:sz="4"/>
-              <w:right w:val="single" w:color="B3B3B3" w:sz="4"/>
-            </w:tcBorders>
-            <w:tcMar>
-              <w:top w:type="dxa" w:w="60"/>
-              <w:left w:type="dxa" w:w="100"/>
-              <w:bottom w:type="dxa" w:w="60"/>
-              <w:right w:type="dxa" w:w="100"/>
-            </w:tcMar>
-            <w:vAlign w:val="center"/>
-          </w:tcPr>
-          <w:p>
-            <w:pPr>
-              <w:spacing w:after="0" w:line="250"/>
-            </w:pPr>
-            <w:r>
-              <w:rPr>
-                <w:rFonts w:ascii="Arial" w:cs="Arial" w:eastAsia="Arial" w:hAnsi="Arial"/>
-                <w:b w:val="false"/>
-                <w:bCs w:val="false"/>
-                <w:i w:val="false"/>
-                <w:iCs w:val="false"/>
-                <w:color w:val="1A1A1A"/>
-                <w:sz w:val="18"/>
-                <w:szCs w:val="18"/>
-              </w:rPr>
-              <w:t xml:space="preserve">Команды</w:t>
-            </w:r>
-          </w:p>
-        </w:tc>
-        <w:tc>
-          <w:tcPr>
-            <w:tcW w:type="pct" w:w="16%"/>
-            <w:tcBorders>
-              <w:top w:val="single" w:color="B3B3B3" w:sz="4"/>
-              <w:left w:val="single" w:color="B3B3B3" w:sz="4"/>
-              <w:bottom w:val="single" w:color="B3B3B3" w:sz="4"/>
-              <w:right w:val="single" w:color="B3B3B3" w:sz="4"/>
-            </w:tcBorders>
-            <w:tcMar>
-              <w:top w:type="dxa" w:w="60"/>
-              <w:left w:type="dxa" w:w="100"/>
-              <w:bottom w:type="dxa" w:w="60"/>
-              <w:right w:type="dxa" w:w="100"/>
-            </w:tcMar>
-            <w:vAlign w:val="center"/>
-          </w:tcPr>
-          <w:p>
-            <w:pPr>
-              <w:spacing w:after="0" w:line="250"/>
-            </w:pPr>
-            <w:r>
-              <w:rPr>
-                <w:rFonts w:ascii="Arial" w:cs="Arial" w:eastAsia="Arial" w:hAnsi="Arial"/>
-                <w:b w:val="false"/>
-                <w:bCs w:val="false"/>
-                <w:i w:val="false"/>
-                <w:iCs w:val="false"/>
-                <w:color w:val="1A1A1A"/>
-                <w:sz w:val="18"/>
-                <w:szCs w:val="18"/>
-              </w:rPr>
-              <w:t xml:space="preserve">11</w:t>
-            </w:r>
-          </w:p>
-        </w:tc>
-      </w:tr>
-      <w:tr>
-        <w:tc>
-          <w:tcPr>
-            <w:tcW w:type="pct" w:w="10%"/>
-            <w:tcBorders>
-              <w:top w:val="single" w:color="B3B3B3" w:sz="4"/>
-              <w:left w:val="single" w:color="B3B3B3" w:sz="4"/>
-              <w:bottom w:val="single" w:color="B3B3B3" w:sz="4"/>
-              <w:right w:val="single" w:color="B3B3B3" w:sz="4"/>
-            </w:tcBorders>
-            <w:tcMar>
-              <w:top w:type="dxa" w:w="60"/>
-              <w:left w:type="dxa" w:w="100"/>
-              <w:bottom w:type="dxa" w:w="60"/>
-              <w:right w:type="dxa" w:w="100"/>
-            </w:tcMar>
-            <w:vAlign w:val="center"/>
-          </w:tcPr>
-          <w:p>
-            <w:pPr>
-              <w:spacing w:after="0" w:line="250"/>
-            </w:pPr>
-            <w:r>
-              <w:rPr>
-                <w:rFonts w:ascii="Arial" w:cs="Arial" w:eastAsia="Arial" w:hAnsi="Arial"/>
-                <w:b w:val="false"/>
-                <w:bCs w:val="false"/>
-                <w:i w:val="false"/>
-                <w:iCs w:val="false"/>
-                <w:color w:val="1A1A1A"/>
-                <w:sz w:val="18"/>
-                <w:szCs w:val="18"/>
-              </w:rPr>
-              <w:t xml:space="preserve">44–51</w:t>
-            </w:r>
-          </w:p>
-        </w:tc>
-        <w:tc>
-          <w:tcPr>
-            <w:tcW w:type="pct" w:w="52%"/>
-            <w:tcBorders>
-              <w:top w:val="single" w:color="B3B3B3" w:sz="4"/>
-              <w:left w:val="single" w:color="B3B3B3" w:sz="4"/>
-              <w:bottom w:val="single" w:color="B3B3B3" w:sz="4"/>
-              <w:right w:val="single" w:color="B3B3B3" w:sz="4"/>
-            </w:tcBorders>
-            <w:tcMar>
-              <w:top w:type="dxa" w:w="60"/>
-              <w:left w:type="dxa" w:w="100"/>
-              <w:bottom w:type="dxa" w:w="60"/>
-              <w:right w:type="dxa" w:w="100"/>
-            </w:tcMar>
-            <w:vAlign w:val="center"/>
-          </w:tcPr>
-          <w:p>
-            <w:pPr>
-              <w:spacing w:after="0" w:line="250"/>
-            </w:pPr>
-            <w:r>
-              <w:rPr>
-                <w:rFonts w:ascii="Arial" w:cs="Arial" w:eastAsia="Arial" w:hAnsi="Arial"/>
-                <w:b w:val="false"/>
-                <w:bCs w:val="false"/>
-                <w:i w:val="false"/>
-                <w:iCs w:val="false"/>
-                <w:color w:val="1A1A1A"/>
-                <w:sz w:val="18"/>
-                <w:szCs w:val="18"/>
-              </w:rPr>
-              <w:t xml:space="preserve">Раздел 9: критерии успеха</w:t>
-            </w:r>
-          </w:p>
-        </w:tc>
-        <w:tc>
-          <w:tcPr>
-            <w:tcW w:type="pct" w:w="22%"/>
-            <w:tcBorders>
-              <w:top w:val="single" w:color="B3B3B3" w:sz="4"/>
-              <w:left w:val="single" w:color="B3B3B3" w:sz="4"/>
-              <w:bottom w:val="single" w:color="B3B3B3" w:sz="4"/>
-              <w:right w:val="single" w:color="B3B3B3" w:sz="4"/>
-            </w:tcBorders>
-            <w:tcMar>
-              <w:top w:type="dxa" w:w="60"/>
-              <w:left w:type="dxa" w:w="100"/>
-              <w:bottom w:type="dxa" w:w="60"/>
-              <w:right w:type="dxa" w:w="100"/>
-            </w:tcMar>
-            <w:vAlign w:val="center"/>
-          </w:tcPr>
-          <w:p>
-            <w:pPr>
-              <w:spacing w:after="0" w:line="250"/>
-            </w:pPr>
-            <w:r>
-              <w:rPr>
-                <w:rFonts w:ascii="Arial" w:cs="Arial" w:eastAsia="Arial" w:hAnsi="Arial"/>
-                <w:b w:val="false"/>
-                <w:bCs w:val="false"/>
-                <w:i w:val="false"/>
-                <w:iCs w:val="false"/>
-                <w:color w:val="1A1A1A"/>
-                <w:sz w:val="18"/>
-                <w:szCs w:val="18"/>
-              </w:rPr>
-              <w:t xml:space="preserve">Доска + команды</w:t>
-            </w:r>
-          </w:p>
-        </w:tc>
-        <w:tc>
-          <w:tcPr>
-            <w:tcW w:type="pct" w:w="16%"/>
-            <w:tcBorders>
-              <w:top w:val="single" w:color="B3B3B3" w:sz="4"/>
-              <w:left w:val="single" w:color="B3B3B3" w:sz="4"/>
-              <w:bottom w:val="single" w:color="B3B3B3" w:sz="4"/>
-              <w:right w:val="single" w:color="B3B3B3" w:sz="4"/>
-            </w:tcBorders>
-            <w:tcMar>
-              <w:top w:type="dxa" w:w="60"/>
-              <w:left w:type="dxa" w:w="100"/>
-              <w:bottom w:type="dxa" w:w="60"/>
-              <w:right w:type="dxa" w:w="100"/>
-            </w:tcMar>
-            <w:vAlign w:val="center"/>
-          </w:tcPr>
-          <w:p>
-            <w:pPr>
-              <w:spacing w:after="0" w:line="250"/>
-            </w:pPr>
-            <w:r>
-              <w:rPr>
-                <w:rFonts w:ascii="Arial" w:cs="Arial" w:eastAsia="Arial" w:hAnsi="Arial"/>
-                <w:b w:val="false"/>
-                <w:bCs w:val="false"/>
-                <w:i w:val="false"/>
-                <w:iCs w:val="false"/>
-                <w:color w:val="1A1A1A"/>
-                <w:sz w:val="18"/>
-                <w:szCs w:val="18"/>
-              </w:rPr>
-              <w:t xml:space="preserve">12</w:t>
-            </w:r>
-          </w:p>
-        </w:tc>
-      </w:tr>
-      <w:tr>
-        <w:tc>
-          <w:tcPr>
-            <w:tcW w:type="pct" w:w="10%"/>
-            <w:tcBorders>
-              <w:top w:val="single" w:color="B3B3B3" w:sz="4"/>
-              <w:left w:val="single" w:color="B3B3B3" w:sz="4"/>
-              <w:bottom w:val="single" w:color="B3B3B3" w:sz="4"/>
-              <w:right w:val="single" w:color="B3B3B3" w:sz="4"/>
-            </w:tcBorders>
-            <w:tcMar>
-              <w:top w:type="dxa" w:w="60"/>
-              <w:left w:type="dxa" w:w="100"/>
-              <w:bottom w:type="dxa" w:w="60"/>
-              <w:right w:type="dxa" w:w="100"/>
-            </w:tcMar>
-            <w:vAlign w:val="center"/>
-          </w:tcPr>
-          <w:p>
-            <w:pPr>
-              <w:spacing w:after="0" w:line="250"/>
-            </w:pPr>
-            <w:r>
-              <w:rPr>
-                <w:rFonts w:ascii="Arial" w:cs="Arial" w:eastAsia="Arial" w:hAnsi="Arial"/>
-                <w:b w:val="false"/>
-                <w:bCs w:val="false"/>
-                <w:i w:val="false"/>
-                <w:iCs w:val="false"/>
-                <w:color w:val="1A1A1A"/>
-                <w:sz w:val="18"/>
-                <w:szCs w:val="18"/>
-              </w:rPr>
-              <w:t xml:space="preserve">51–53</w:t>
-            </w:r>
-          </w:p>
-        </w:tc>
-        <w:tc>
-          <w:tcPr>
-            <w:tcW w:type="pct" w:w="52%"/>
-            <w:tcBorders>
-              <w:top w:val="single" w:color="B3B3B3" w:sz="4"/>
-              <w:left w:val="single" w:color="B3B3B3" w:sz="4"/>
-              <w:bottom w:val="single" w:color="B3B3B3" w:sz="4"/>
-              <w:right w:val="single" w:color="B3B3B3" w:sz="4"/>
-            </w:tcBorders>
-            <w:tcMar>
-              <w:top w:type="dxa" w:w="60"/>
-              <w:left w:type="dxa" w:w="100"/>
-              <w:bottom w:type="dxa" w:w="60"/>
-              <w:right w:type="dxa" w:w="100"/>
-            </w:tcMar>
-            <w:vAlign w:val="center"/>
-          </w:tcPr>
-          <w:p>
-            <w:pPr>
-              <w:spacing w:after="0" w:line="250"/>
-            </w:pPr>
-            <w:r>
-              <w:rPr>
-                <w:rFonts w:ascii="Arial" w:cs="Arial" w:eastAsia="Arial" w:hAnsi="Arial"/>
-                <w:b w:val="false"/>
-                <w:bCs w:val="false"/>
-                <w:i w:val="false"/>
-                <w:iCs w:val="false"/>
-                <w:color w:val="1A1A1A"/>
-                <w:sz w:val="18"/>
-                <w:szCs w:val="18"/>
-              </w:rPr>
-              <w:t xml:space="preserve">Раздел 10: альтернатива</w:t>
-            </w:r>
-          </w:p>
-        </w:tc>
-        <w:tc>
-          <w:tcPr>
-            <w:tcW w:type="pct" w:w="22%"/>
-            <w:tcBorders>
-              <w:top w:val="single" w:color="B3B3B3" w:sz="4"/>
-              <w:left w:val="single" w:color="B3B3B3" w:sz="4"/>
-              <w:bottom w:val="single" w:color="B3B3B3" w:sz="4"/>
-              <w:right w:val="single" w:color="B3B3B3" w:sz="4"/>
-            </w:tcBorders>
-            <w:tcMar>
-              <w:top w:type="dxa" w:w="60"/>
-              <w:left w:type="dxa" w:w="100"/>
-              <w:bottom w:type="dxa" w:w="60"/>
-              <w:right w:type="dxa" w:w="100"/>
-            </w:tcMar>
-            <w:vAlign w:val="center"/>
-          </w:tcPr>
-          <w:p>
-            <w:pPr>
-              <w:spacing w:after="0" w:line="250"/>
-            </w:pPr>
-            <w:r>
-              <w:rPr>
-                <w:rFonts w:ascii="Arial" w:cs="Arial" w:eastAsia="Arial" w:hAnsi="Arial"/>
-                <w:b w:val="false"/>
-                <w:bCs w:val="false"/>
-                <w:i w:val="false"/>
-                <w:iCs w:val="false"/>
-                <w:color w:val="1A1A1A"/>
-                <w:sz w:val="18"/>
-                <w:szCs w:val="18"/>
-              </w:rPr>
-              <w:t xml:space="preserve">Команды</w:t>
-            </w:r>
-          </w:p>
-        </w:tc>
-        <w:tc>
-          <w:tcPr>
-            <w:tcW w:type="pct" w:w="16%"/>
-            <w:tcBorders>
-              <w:top w:val="single" w:color="B3B3B3" w:sz="4"/>
-              <w:left w:val="single" w:color="B3B3B3" w:sz="4"/>
-              <w:bottom w:val="single" w:color="B3B3B3" w:sz="4"/>
-              <w:right w:val="single" w:color="B3B3B3" w:sz="4"/>
-            </w:tcBorders>
-            <w:tcMar>
-              <w:top w:type="dxa" w:w="60"/>
-              <w:left w:type="dxa" w:w="100"/>
-              <w:bottom w:type="dxa" w:w="60"/>
-              <w:right w:type="dxa" w:w="100"/>
-            </w:tcMar>
-            <w:vAlign w:val="center"/>
-          </w:tcPr>
-          <w:p>
-            <w:pPr>
-              <w:spacing w:after="0" w:line="250"/>
-            </w:pPr>
-            <w:r>
-              <w:rPr>
-                <w:rFonts w:ascii="Arial" w:cs="Arial" w:eastAsia="Arial" w:hAnsi="Arial"/>
-                <w:b w:val="false"/>
-                <w:bCs w:val="false"/>
-                <w:i w:val="false"/>
-                <w:iCs w:val="false"/>
-                <w:color w:val="1A1A1A"/>
-                <w:sz w:val="18"/>
-                <w:szCs w:val="18"/>
-              </w:rPr>
-              <w:t xml:space="preserve">13</w:t>
-            </w:r>
-          </w:p>
-        </w:tc>
-      </w:tr>
-      <w:tr>
-        <w:tc>
-          <w:tcPr>
-            <w:tcW w:type="pct" w:w="10%"/>
-            <w:tcBorders>
-              <w:top w:val="single" w:color="B3B3B3" w:sz="4"/>
-              <w:left w:val="single" w:color="B3B3B3" w:sz="4"/>
-              <w:bottom w:val="single" w:color="B3B3B3" w:sz="4"/>
-              <w:right w:val="single" w:color="B3B3B3" w:sz="4"/>
-            </w:tcBorders>
-            <w:tcMar>
-              <w:top w:type="dxa" w:w="60"/>
-              <w:left w:type="dxa" w:w="100"/>
-              <w:bottom w:type="dxa" w:w="60"/>
-              <w:right w:type="dxa" w:w="100"/>
-            </w:tcMar>
-            <w:vAlign w:val="center"/>
-          </w:tcPr>
-          <w:p>
-            <w:pPr>
-              <w:spacing w:after="0" w:line="250"/>
-            </w:pPr>
-            <w:r>
-              <w:rPr>
-                <w:rFonts w:ascii="Arial" w:cs="Arial" w:eastAsia="Arial" w:hAnsi="Arial"/>
-                <w:b w:val="false"/>
-                <w:bCs w:val="false"/>
-                <w:i w:val="false"/>
-                <w:iCs w:val="false"/>
-                <w:color w:val="1A1A1A"/>
-                <w:sz w:val="18"/>
-                <w:szCs w:val="18"/>
-              </w:rPr>
-              <w:t xml:space="preserve">53–61</w:t>
-            </w:r>
-          </w:p>
-        </w:tc>
-        <w:tc>
-          <w:tcPr>
-            <w:tcW w:type="pct" w:w="52%"/>
-            <w:tcBorders>
-              <w:top w:val="single" w:color="B3B3B3" w:sz="4"/>
-              <w:left w:val="single" w:color="B3B3B3" w:sz="4"/>
-              <w:bottom w:val="single" w:color="B3B3B3" w:sz="4"/>
-              <w:right w:val="single" w:color="B3B3B3" w:sz="4"/>
-            </w:tcBorders>
-            <w:tcMar>
-              <w:top w:type="dxa" w:w="60"/>
-              <w:left w:type="dxa" w:w="100"/>
-              <w:bottom w:type="dxa" w:w="60"/>
-              <w:right w:type="dxa" w:w="100"/>
-            </w:tcMar>
-            <w:vAlign w:val="center"/>
-          </w:tcPr>
-          <w:p>
-            <w:pPr>
-              <w:spacing w:after="0" w:line="250"/>
-            </w:pPr>
-            <w:r>
-              <w:rPr>
-                <w:rFonts w:ascii="Arial" w:cs="Arial" w:eastAsia="Arial" w:hAnsi="Arial"/>
-                <w:b w:val="false"/>
-                <w:bCs w:val="false"/>
-                <w:i w:val="false"/>
-                <w:iCs w:val="false"/>
-                <w:color w:val="1A1A1A"/>
-                <w:sz w:val="18"/>
-                <w:szCs w:val="18"/>
-              </w:rPr>
-              <w:t xml:space="preserve">Стейкхолдеры: определение, четыре вопроса, матрица, пример на матрице</w:t>
-            </w:r>
-          </w:p>
-        </w:tc>
-        <w:tc>
-          <w:tcPr>
-            <w:tcW w:type="pct" w:w="22%"/>
-            <w:tcBorders>
-              <w:top w:val="single" w:color="B3B3B3" w:sz="4"/>
-              <w:left w:val="single" w:color="B3B3B3" w:sz="4"/>
-              <w:bottom w:val="single" w:color="B3B3B3" w:sz="4"/>
-              <w:right w:val="single" w:color="B3B3B3" w:sz="4"/>
-            </w:tcBorders>
-            <w:tcMar>
-              <w:top w:type="dxa" w:w="60"/>
-              <w:left w:type="dxa" w:w="100"/>
-              <w:bottom w:type="dxa" w:w="60"/>
-              <w:right w:type="dxa" w:w="100"/>
-            </w:tcMar>
-            <w:vAlign w:val="center"/>
-          </w:tcPr>
-          <w:p>
-            <w:pPr>
-              <w:spacing w:after="0" w:line="250"/>
-            </w:pPr>
-            <w:r>
-              <w:rPr>
-                <w:rFonts w:ascii="Arial" w:cs="Arial" w:eastAsia="Arial" w:hAnsi="Arial"/>
-                <w:b w:val="false"/>
-                <w:bCs w:val="false"/>
-                <w:i w:val="false"/>
-                <w:iCs w:val="false"/>
-                <w:color w:val="1A1A1A"/>
-                <w:sz w:val="18"/>
-                <w:szCs w:val="18"/>
-              </w:rPr>
-              <w:t xml:space="preserve">Изложение</w:t>
-            </w:r>
-          </w:p>
-        </w:tc>
-        <w:tc>
-          <w:tcPr>
-            <w:tcW w:type="pct" w:w="16%"/>
-            <w:tcBorders>
-              <w:top w:val="single" w:color="B3B3B3" w:sz="4"/>
-              <w:left w:val="single" w:color="B3B3B3" w:sz="4"/>
-              <w:bottom w:val="single" w:color="B3B3B3" w:sz="4"/>
-              <w:right w:val="single" w:color="B3B3B3" w:sz="4"/>
-            </w:tcBorders>
-            <w:tcMar>
-              <w:top w:type="dxa" w:w="60"/>
-              <w:left w:type="dxa" w:w="100"/>
-              <w:bottom w:type="dxa" w:w="60"/>
-              <w:right w:type="dxa" w:w="100"/>
-            </w:tcMar>
-            <w:vAlign w:val="center"/>
-          </w:tcPr>
-          <w:p>
-            <w:pPr>
-              <w:spacing w:after="0" w:line="250"/>
-            </w:pPr>
-            <w:r>
-              <w:rPr>
-                <w:rFonts w:ascii="Arial" w:cs="Arial" w:eastAsia="Arial" w:hAnsi="Arial"/>
-                <w:b w:val="false"/>
-                <w:bCs w:val="false"/>
-                <w:i w:val="false"/>
-                <w:iCs w:val="false"/>
-                <w:color w:val="1A1A1A"/>
-                <w:sz w:val="18"/>
-                <w:szCs w:val="18"/>
-              </w:rPr>
-              <w:t xml:space="preserve">14–16</w:t>
-            </w:r>
-          </w:p>
-        </w:tc>
-      </w:tr>
-      <w:tr>
-        <w:tc>
-          <w:tcPr>
-            <w:tcW w:type="pct" w:w="10%"/>
-            <w:tcBorders>
-              <w:top w:val="single" w:color="B3B3B3" w:sz="4"/>
-              <w:left w:val="single" w:color="B3B3B3" w:sz="4"/>
-              <w:bottom w:val="single" w:color="B3B3B3" w:sz="4"/>
-              <w:right w:val="single" w:color="B3B3B3" w:sz="4"/>
-            </w:tcBorders>
-            <w:tcMar>
-              <w:top w:type="dxa" w:w="60"/>
-              <w:left w:type="dxa" w:w="100"/>
-              <w:bottom w:type="dxa" w:w="60"/>
-              <w:right w:type="dxa" w:w="100"/>
-            </w:tcMar>
-            <w:vAlign w:val="center"/>
-          </w:tcPr>
-          <w:p>
-            <w:pPr>
-              <w:spacing w:after="0" w:line="250"/>
-            </w:pPr>
-            <w:r>
-              <w:rPr>
-                <w:rFonts w:ascii="Arial" w:cs="Arial" w:eastAsia="Arial" w:hAnsi="Arial"/>
-                <w:b w:val="false"/>
-                <w:bCs w:val="false"/>
-                <w:i w:val="false"/>
-                <w:iCs w:val="false"/>
-                <w:color w:val="1A1A1A"/>
-                <w:sz w:val="18"/>
-                <w:szCs w:val="18"/>
-              </w:rPr>
-              <w:t xml:space="preserve">61–65</w:t>
-            </w:r>
-          </w:p>
-        </w:tc>
-        <w:tc>
-          <w:tcPr>
-            <w:tcW w:type="pct" w:w="52%"/>
-            <w:tcBorders>
-              <w:top w:val="single" w:color="B3B3B3" w:sz="4"/>
-              <w:left w:val="single" w:color="B3B3B3" w:sz="4"/>
-              <w:bottom w:val="single" w:color="B3B3B3" w:sz="4"/>
-              <w:right w:val="single" w:color="B3B3B3" w:sz="4"/>
-            </w:tcBorders>
-            <w:tcMar>
-              <w:top w:type="dxa" w:w="60"/>
-              <w:left w:type="dxa" w:w="100"/>
-              <w:bottom w:type="dxa" w:w="60"/>
-              <w:right w:type="dxa" w:w="100"/>
-            </w:tcMar>
-            <w:vAlign w:val="center"/>
-          </w:tcPr>
-          <w:p>
-            <w:pPr>
-              <w:spacing w:after="0" w:line="250"/>
-            </w:pPr>
-            <w:r>
-              <w:rPr>
-                <w:rFonts w:ascii="Arial" w:cs="Arial" w:eastAsia="Arial" w:hAnsi="Arial"/>
-                <w:b w:val="false"/>
-                <w:bCs w:val="false"/>
-                <w:i w:val="false"/>
-                <w:iCs w:val="false"/>
-                <w:color w:val="1A1A1A"/>
-                <w:sz w:val="18"/>
-                <w:szCs w:val="18"/>
-              </w:rPr>
-              <w:t xml:space="preserve">Стейкхолдеры горшка — на доске</w:t>
-            </w:r>
-          </w:p>
-        </w:tc>
-        <w:tc>
-          <w:tcPr>
-            <w:tcW w:type="pct" w:w="22%"/>
-            <w:tcBorders>
-              <w:top w:val="single" w:color="B3B3B3" w:sz="4"/>
-              <w:left w:val="single" w:color="B3B3B3" w:sz="4"/>
-              <w:bottom w:val="single" w:color="B3B3B3" w:sz="4"/>
-              <w:right w:val="single" w:color="B3B3B3" w:sz="4"/>
-            </w:tcBorders>
-            <w:tcMar>
-              <w:top w:type="dxa" w:w="60"/>
-              <w:left w:type="dxa" w:w="100"/>
-              <w:bottom w:type="dxa" w:w="60"/>
-              <w:right w:type="dxa" w:w="100"/>
-            </w:tcMar>
-            <w:vAlign w:val="center"/>
-          </w:tcPr>
-          <w:p>
-            <w:pPr>
-              <w:spacing w:after="0" w:line="250"/>
-            </w:pPr>
-            <w:r>
-              <w:rPr>
-                <w:rFonts w:ascii="Arial" w:cs="Arial" w:eastAsia="Arial" w:hAnsi="Arial"/>
-                <w:b w:val="false"/>
-                <w:bCs w:val="false"/>
-                <w:i w:val="false"/>
-                <w:iCs w:val="false"/>
-                <w:color w:val="1A1A1A"/>
-                <w:sz w:val="18"/>
-                <w:szCs w:val="18"/>
-              </w:rPr>
-              <w:t xml:space="preserve">Доска + зал</w:t>
-            </w:r>
-          </w:p>
-        </w:tc>
-        <w:tc>
-          <w:tcPr>
-            <w:tcW w:type="pct" w:w="16%"/>
-            <w:tcBorders>
-              <w:top w:val="single" w:color="B3B3B3" w:sz="4"/>
-              <w:left w:val="single" w:color="B3B3B3" w:sz="4"/>
-              <w:bottom w:val="single" w:color="B3B3B3" w:sz="4"/>
-              <w:right w:val="single" w:color="B3B3B3" w:sz="4"/>
-            </w:tcBorders>
-            <w:tcMar>
-              <w:top w:type="dxa" w:w="60"/>
-              <w:left w:type="dxa" w:w="100"/>
-              <w:bottom w:type="dxa" w:w="60"/>
-              <w:right w:type="dxa" w:w="100"/>
-            </w:tcMar>
-            <w:vAlign w:val="center"/>
-          </w:tcPr>
-          <w:p>
-            <w:pPr>
-              <w:spacing w:after="0" w:line="250"/>
-            </w:pPr>
-            <w:r>
-              <w:rPr>
-                <w:rFonts w:ascii="Arial" w:cs="Arial" w:eastAsia="Arial" w:hAnsi="Arial"/>
-                <w:b w:val="false"/>
-                <w:bCs w:val="false"/>
-                <w:i w:val="false"/>
-                <w:iCs w:val="false"/>
-                <w:color w:val="1A1A1A"/>
-                <w:sz w:val="18"/>
-                <w:szCs w:val="18"/>
-              </w:rPr>
-              <w:t xml:space="preserve">17</w:t>
-            </w:r>
-          </w:p>
-        </w:tc>
-      </w:tr>
-      <w:tr>
-        <w:tc>
-          <w:tcPr>
-            <w:tcW w:type="pct" w:w="10%"/>
-            <w:tcBorders>
-              <w:top w:val="single" w:color="B3B3B3" w:sz="4"/>
-              <w:left w:val="single" w:color="B3B3B3" w:sz="4"/>
-              <w:bottom w:val="single" w:color="B3B3B3" w:sz="4"/>
-              <w:right w:val="single" w:color="B3B3B3" w:sz="4"/>
-            </w:tcBorders>
-            <w:tcMar>
-              <w:top w:type="dxa" w:w="60"/>
-              <w:left w:type="dxa" w:w="100"/>
-              <w:bottom w:type="dxa" w:w="60"/>
-              <w:right w:type="dxa" w:w="100"/>
-            </w:tcMar>
-            <w:vAlign w:val="center"/>
-          </w:tcPr>
-          <w:p>
-            <w:pPr>
-              <w:spacing w:after="0" w:line="250"/>
-            </w:pPr>
-            <w:r>
-              <w:rPr>
-                <w:rFonts w:ascii="Arial" w:cs="Arial" w:eastAsia="Arial" w:hAnsi="Arial"/>
-                <w:b w:val="false"/>
-                <w:bCs w:val="false"/>
-                <w:i w:val="false"/>
-                <w:iCs w:val="false"/>
-                <w:color w:val="1A1A1A"/>
-                <w:sz w:val="18"/>
-                <w:szCs w:val="18"/>
-              </w:rPr>
-              <w:t xml:space="preserve">65–78</w:t>
-            </w:r>
-          </w:p>
-        </w:tc>
-        <w:tc>
-          <w:tcPr>
-            <w:tcW w:type="pct" w:w="52%"/>
-            <w:tcBorders>
-              <w:top w:val="single" w:color="B3B3B3" w:sz="4"/>
-              <w:left w:val="single" w:color="B3B3B3" w:sz="4"/>
-              <w:bottom w:val="single" w:color="B3B3B3" w:sz="4"/>
-              <w:right w:val="single" w:color="B3B3B3" w:sz="4"/>
-            </w:tcBorders>
-            <w:tcMar>
-              <w:top w:type="dxa" w:w="60"/>
-              <w:left w:type="dxa" w:w="100"/>
-              <w:bottom w:type="dxa" w:w="60"/>
-              <w:right w:type="dxa" w:w="100"/>
-            </w:tcMar>
-            <w:vAlign w:val="center"/>
-          </w:tcPr>
-          <w:p>
-            <w:pPr>
-              <w:spacing w:after="0" w:line="250"/>
-            </w:pPr>
-            <w:r>
-              <w:rPr>
-                <w:rFonts w:ascii="Arial" w:cs="Arial" w:eastAsia="Arial" w:hAnsi="Arial"/>
-                <w:b w:val="false"/>
-                <w:bCs w:val="false"/>
-                <w:i w:val="false"/>
-                <w:iCs w:val="false"/>
-                <w:color w:val="1A1A1A"/>
-                <w:sz w:val="18"/>
-                <w:szCs w:val="18"/>
-              </w:rPr>
-              <w:t xml:space="preserve">Раздел 11: стейкхолдеры своего проекта</w:t>
-            </w:r>
-          </w:p>
-        </w:tc>
-        <w:tc>
-          <w:tcPr>
-            <w:tcW w:type="pct" w:w="22%"/>
-            <w:tcBorders>
-              <w:top w:val="single" w:color="B3B3B3" w:sz="4"/>
-              <w:left w:val="single" w:color="B3B3B3" w:sz="4"/>
-              <w:bottom w:val="single" w:color="B3B3B3" w:sz="4"/>
-              <w:right w:val="single" w:color="B3B3B3" w:sz="4"/>
-            </w:tcBorders>
-            <w:tcMar>
-              <w:top w:type="dxa" w:w="60"/>
-              <w:left w:type="dxa" w:w="100"/>
-              <w:bottom w:type="dxa" w:w="60"/>
-              <w:right w:type="dxa" w:w="100"/>
-            </w:tcMar>
-            <w:vAlign w:val="center"/>
-          </w:tcPr>
-          <w:p>
-            <w:pPr>
-              <w:spacing w:after="0" w:line="250"/>
-            </w:pPr>
-            <w:r>
-              <w:rPr>
-                <w:rFonts w:ascii="Arial" w:cs="Arial" w:eastAsia="Arial" w:hAnsi="Arial"/>
-                <w:b w:val="false"/>
-                <w:bCs w:val="false"/>
-                <w:i w:val="false"/>
-                <w:iCs w:val="false"/>
-                <w:color w:val="1A1A1A"/>
-                <w:sz w:val="18"/>
-                <w:szCs w:val="18"/>
-              </w:rPr>
-              <w:t xml:space="preserve">Команды</w:t>
-            </w:r>
-          </w:p>
-        </w:tc>
-        <w:tc>
-          <w:tcPr>
-            <w:tcW w:type="pct" w:w="16%"/>
-            <w:tcBorders>
-              <w:top w:val="single" w:color="B3B3B3" w:sz="4"/>
-              <w:left w:val="single" w:color="B3B3B3" w:sz="4"/>
-              <w:bottom w:val="single" w:color="B3B3B3" w:sz="4"/>
-              <w:right w:val="single" w:color="B3B3B3" w:sz="4"/>
-            </w:tcBorders>
-            <w:tcMar>
-              <w:top w:type="dxa" w:w="60"/>
-              <w:left w:type="dxa" w:w="100"/>
-              <w:bottom w:type="dxa" w:w="60"/>
-              <w:right w:type="dxa" w:w="100"/>
-            </w:tcMar>
-            <w:vAlign w:val="center"/>
-          </w:tcPr>
-          <w:p>
-            <w:pPr>
-              <w:spacing w:after="0" w:line="250"/>
-            </w:pPr>
-            <w:r>
-              <w:rPr>
-                <w:rFonts w:ascii="Arial" w:cs="Arial" w:eastAsia="Arial" w:hAnsi="Arial"/>
-                <w:b w:val="false"/>
-                <w:bCs w:val="false"/>
-                <w:i w:val="false"/>
-                <w:iCs w:val="false"/>
-                <w:color w:val="1A1A1A"/>
-                <w:sz w:val="18"/>
-                <w:szCs w:val="18"/>
-              </w:rPr>
-              <w:t xml:space="preserve">18</w:t>
-            </w:r>
-          </w:p>
-        </w:tc>
-      </w:tr>
-      <w:tr>
-        <w:tc>
-          <w:tcPr>
-            <w:tcW w:type="pct" w:w="10%"/>
-            <w:tcBorders>
-              <w:top w:val="single" w:color="B3B3B3" w:sz="4"/>
-              <w:left w:val="single" w:color="B3B3B3" w:sz="4"/>
-              <w:bottom w:val="single" w:color="B3B3B3" w:sz="4"/>
-              <w:right w:val="single" w:color="B3B3B3" w:sz="4"/>
-            </w:tcBorders>
-            <w:tcMar>
-              <w:top w:type="dxa" w:w="60"/>
-              <w:left w:type="dxa" w:w="100"/>
-              <w:bottom w:type="dxa" w:w="60"/>
-              <w:right w:type="dxa" w:w="100"/>
-            </w:tcMar>
-            <w:vAlign w:val="center"/>
-          </w:tcPr>
-          <w:p>
-            <w:pPr>
-              <w:spacing w:after="0" w:line="250"/>
-            </w:pPr>
-            <w:r>
-              <w:rPr>
-                <w:rFonts w:ascii="Arial" w:cs="Arial" w:eastAsia="Arial" w:hAnsi="Arial"/>
-                <w:b w:val="false"/>
-                <w:bCs w:val="false"/>
-                <w:i w:val="false"/>
-                <w:iCs w:val="false"/>
-                <w:color w:val="1A1A1A"/>
-                <w:sz w:val="18"/>
-                <w:szCs w:val="18"/>
-              </w:rPr>
-              <w:t xml:space="preserve">78–83</w:t>
-            </w:r>
-          </w:p>
-        </w:tc>
-        <w:tc>
-          <w:tcPr>
-            <w:tcW w:type="pct" w:w="52%"/>
-            <w:tcBorders>
-              <w:top w:val="single" w:color="B3B3B3" w:sz="4"/>
-              <w:left w:val="single" w:color="B3B3B3" w:sz="4"/>
-              <w:bottom w:val="single" w:color="B3B3B3" w:sz="4"/>
-              <w:right w:val="single" w:color="B3B3B3" w:sz="4"/>
-            </w:tcBorders>
-            <w:tcMar>
-              <w:top w:type="dxa" w:w="60"/>
-              <w:left w:type="dxa" w:w="100"/>
-              <w:bottom w:type="dxa" w:w="60"/>
-              <w:right w:type="dxa" w:w="100"/>
-            </w:tcMar>
-            <w:vAlign w:val="center"/>
-          </w:tcPr>
-          <w:p>
-            <w:pPr>
-              <w:spacing w:after="0" w:line="250"/>
-            </w:pPr>
-            <w:r>
-              <w:rPr>
-                <w:rFonts w:ascii="Arial" w:cs="Arial" w:eastAsia="Arial" w:hAnsi="Arial"/>
-                <w:b w:val="false"/>
-                <w:bCs w:val="false"/>
-                <w:i w:val="false"/>
-                <w:iCs w:val="false"/>
-                <w:color w:val="1A1A1A"/>
-                <w:sz w:val="18"/>
-                <w:szCs w:val="18"/>
-              </w:rPr>
-              <w:t xml:space="preserve">Фиксация темы: решение go/no-go и подписи</w:t>
-            </w:r>
-          </w:p>
-        </w:tc>
-        <w:tc>
-          <w:tcPr>
-            <w:tcW w:type="pct" w:w="22%"/>
-            <w:tcBorders>
-              <w:top w:val="single" w:color="B3B3B3" w:sz="4"/>
-              <w:left w:val="single" w:color="B3B3B3" w:sz="4"/>
-              <w:bottom w:val="single" w:color="B3B3B3" w:sz="4"/>
-              <w:right w:val="single" w:color="B3B3B3" w:sz="4"/>
-            </w:tcBorders>
-            <w:tcMar>
-              <w:top w:type="dxa" w:w="60"/>
-              <w:left w:type="dxa" w:w="100"/>
-              <w:bottom w:type="dxa" w:w="60"/>
-              <w:right w:type="dxa" w:w="100"/>
-            </w:tcMar>
-            <w:vAlign w:val="center"/>
-          </w:tcPr>
-          <w:p>
-            <w:pPr>
-              <w:spacing w:after="0" w:line="250"/>
-            </w:pPr>
-            <w:r>
-              <w:rPr>
-                <w:rFonts w:ascii="Arial" w:cs="Arial" w:eastAsia="Arial" w:hAnsi="Arial"/>
-                <w:b w:val="false"/>
-                <w:bCs w:val="false"/>
-                <w:i w:val="false"/>
-                <w:iCs w:val="false"/>
-                <w:color w:val="1A1A1A"/>
-                <w:sz w:val="18"/>
-                <w:szCs w:val="18"/>
-              </w:rPr>
-              <w:t xml:space="preserve">Команды + фронтально</w:t>
-            </w:r>
-          </w:p>
-        </w:tc>
-        <w:tc>
-          <w:tcPr>
-            <w:tcW w:type="pct" w:w="16%"/>
-            <w:tcBorders>
-              <w:top w:val="single" w:color="B3B3B3" w:sz="4"/>
-              <w:left w:val="single" w:color="B3B3B3" w:sz="4"/>
-              <w:bottom w:val="single" w:color="B3B3B3" w:sz="4"/>
-              <w:right w:val="single" w:color="B3B3B3" w:sz="4"/>
-            </w:tcBorders>
-            <w:tcMar>
-              <w:top w:type="dxa" w:w="60"/>
-              <w:left w:type="dxa" w:w="100"/>
-              <w:bottom w:type="dxa" w:w="60"/>
-              <w:right w:type="dxa" w:w="100"/>
-            </w:tcMar>
-            <w:vAlign w:val="center"/>
-          </w:tcPr>
-          <w:p>
-            <w:pPr>
-              <w:spacing w:after="0" w:line="250"/>
-            </w:pPr>
-            <w:r>
-              <w:rPr>
-                <w:rFonts w:ascii="Arial" w:cs="Arial" w:eastAsia="Arial" w:hAnsi="Arial"/>
-                <w:b w:val="false"/>
-                <w:bCs w:val="false"/>
-                <w:i w:val="false"/>
-                <w:iCs w:val="false"/>
-                <w:color w:val="1A1A1A"/>
-                <w:sz w:val="18"/>
-                <w:szCs w:val="18"/>
-              </w:rPr>
-              <w:t xml:space="preserve">19</w:t>
-            </w:r>
-          </w:p>
-        </w:tc>
-      </w:tr>
-      <w:tr>
-        <w:tc>
-          <w:tcPr>
-            <w:tcW w:type="pct" w:w="10%"/>
-            <w:tcBorders>
-              <w:top w:val="single" w:color="B3B3B3" w:sz="4"/>
-              <w:left w:val="single" w:color="B3B3B3" w:sz="4"/>
-              <w:bottom w:val="single" w:color="B3B3B3" w:sz="4"/>
-              <w:right w:val="single" w:color="B3B3B3" w:sz="4"/>
-            </w:tcBorders>
-            <w:tcMar>
-              <w:top w:type="dxa" w:w="60"/>
-              <w:left w:type="dxa" w:w="100"/>
-              <w:bottom w:type="dxa" w:w="60"/>
-              <w:right w:type="dxa" w:w="100"/>
-            </w:tcMar>
-            <w:vAlign w:val="center"/>
-          </w:tcPr>
-          <w:p>
-            <w:pPr>
-              <w:spacing w:after="0" w:line="250"/>
-            </w:pPr>
-            <w:r>
-              <w:rPr>
-                <w:rFonts w:ascii="Arial" w:cs="Arial" w:eastAsia="Arial" w:hAnsi="Arial"/>
-                <w:b w:val="false"/>
-                <w:bCs w:val="false"/>
-                <w:i w:val="false"/>
-                <w:iCs w:val="false"/>
-                <w:color w:val="1A1A1A"/>
-                <w:sz w:val="18"/>
-                <w:szCs w:val="18"/>
-              </w:rPr>
-              <w:t xml:space="preserve">83–88</w:t>
-            </w:r>
-          </w:p>
-        </w:tc>
-        <w:tc>
-          <w:tcPr>
-            <w:tcW w:type="pct" w:w="52%"/>
-            <w:tcBorders>
-              <w:top w:val="single" w:color="B3B3B3" w:sz="4"/>
-              <w:left w:val="single" w:color="B3B3B3" w:sz="4"/>
-              <w:bottom w:val="single" w:color="B3B3B3" w:sz="4"/>
-              <w:right w:val="single" w:color="B3B3B3" w:sz="4"/>
-            </w:tcBorders>
-            <w:tcMar>
-              <w:top w:type="dxa" w:w="60"/>
-              <w:left w:type="dxa" w:w="100"/>
-              <w:bottom w:type="dxa" w:w="60"/>
-              <w:right w:type="dxa" w:w="100"/>
-            </w:tcMar>
-            <w:vAlign w:val="center"/>
-          </w:tcPr>
-          <w:p>
-            <w:pPr>
-              <w:spacing w:after="0" w:line="250"/>
-            </w:pPr>
-            <w:r>
-              <w:rPr>
-                <w:rFonts w:ascii="Arial" w:cs="Arial" w:eastAsia="Arial" w:hAnsi="Arial"/>
-                <w:b w:val="false"/>
-                <w:bCs w:val="false"/>
-                <w:i w:val="false"/>
-                <w:iCs w:val="false"/>
-                <w:color w:val="1A1A1A"/>
-                <w:sz w:val="18"/>
-                <w:szCs w:val="18"/>
-              </w:rPr>
-              <w:t xml:space="preserve">Как оценивается паспорт, задание к 03.10</w:t>
-            </w:r>
-          </w:p>
-        </w:tc>
-        <w:tc>
-          <w:tcPr>
-            <w:tcW w:type="pct" w:w="22%"/>
-            <w:tcBorders>
-              <w:top w:val="single" w:color="B3B3B3" w:sz="4"/>
-              <w:left w:val="single" w:color="B3B3B3" w:sz="4"/>
-              <w:bottom w:val="single" w:color="B3B3B3" w:sz="4"/>
-              <w:right w:val="single" w:color="B3B3B3" w:sz="4"/>
-            </w:tcBorders>
-            <w:tcMar>
-              <w:top w:type="dxa" w:w="60"/>
-              <w:left w:type="dxa" w:w="100"/>
-              <w:bottom w:type="dxa" w:w="60"/>
-              <w:right w:type="dxa" w:w="100"/>
-            </w:tcMar>
-            <w:vAlign w:val="center"/>
-          </w:tcPr>
-          <w:p>
-            <w:pPr>
-              <w:spacing w:after="0" w:line="250"/>
-            </w:pPr>
-            <w:r>
-              <w:rPr>
-                <w:rFonts w:ascii="Arial" w:cs="Arial" w:eastAsia="Arial" w:hAnsi="Arial"/>
-                <w:b w:val="false"/>
-                <w:bCs w:val="false"/>
-                <w:i w:val="false"/>
-                <w:iCs w:val="false"/>
-                <w:color w:val="1A1A1A"/>
-                <w:sz w:val="18"/>
-                <w:szCs w:val="18"/>
-              </w:rPr>
-              <w:t xml:space="preserve">Фронтально</w:t>
-            </w:r>
-          </w:p>
-        </w:tc>
-        <w:tc>
-          <w:tcPr>
-            <w:tcW w:type="pct" w:w="16%"/>
-            <w:tcBorders>
-              <w:top w:val="single" w:color="B3B3B3" w:sz="4"/>
-              <w:left w:val="single" w:color="B3B3B3" w:sz="4"/>
-              <w:bottom w:val="single" w:color="B3B3B3" w:sz="4"/>
-              <w:right w:val="single" w:color="B3B3B3" w:sz="4"/>
-            </w:tcBorders>
-            <w:tcMar>
-              <w:top w:type="dxa" w:w="60"/>
-              <w:left w:type="dxa" w:w="100"/>
-              <w:bottom w:type="dxa" w:w="60"/>
-              <w:right w:type="dxa" w:w="100"/>
-            </w:tcMar>
-            <w:vAlign w:val="center"/>
-          </w:tcPr>
-          <w:p>
-            <w:pPr>
-              <w:spacing w:after="0" w:line="250"/>
-            </w:pPr>
-            <w:r>
-              <w:rPr>
-                <w:rFonts w:ascii="Arial" w:cs="Arial" w:eastAsia="Arial" w:hAnsi="Arial"/>
-                <w:b w:val="false"/>
-                <w:bCs w:val="false"/>
-                <w:i w:val="false"/>
-                <w:iCs w:val="false"/>
-                <w:color w:val="1A1A1A"/>
-                <w:sz w:val="18"/>
-                <w:szCs w:val="18"/>
-              </w:rPr>
-              <w:t xml:space="preserve">20–21</w:t>
-            </w:r>
-          </w:p>
-        </w:tc>
-      </w:tr>
-      <w:tr>
-        <w:tc>
-          <w:tcPr>
-            <w:tcW w:type="pct" w:w="10%"/>
-            <w:tcBorders>
-              <w:top w:val="single" w:color="B3B3B3" w:sz="4"/>
-              <w:left w:val="single" w:color="B3B3B3" w:sz="4"/>
-              <w:bottom w:val="single" w:color="B3B3B3" w:sz="4"/>
-              <w:right w:val="single" w:color="B3B3B3" w:sz="4"/>
-            </w:tcBorders>
-            <w:tcMar>
-              <w:top w:type="dxa" w:w="60"/>
-              <w:left w:type="dxa" w:w="100"/>
-              <w:bottom w:type="dxa" w:w="60"/>
-              <w:right w:type="dxa" w:w="100"/>
-            </w:tcMar>
-            <w:vAlign w:val="center"/>
-          </w:tcPr>
-          <w:p>
-            <w:pPr>
-              <w:spacing w:after="0" w:line="250"/>
-            </w:pPr>
-            <w:r>
-              <w:rPr>
-                <w:rFonts w:ascii="Arial" w:cs="Arial" w:eastAsia="Arial" w:hAnsi="Arial"/>
-                <w:b w:val="false"/>
-                <w:bCs w:val="false"/>
-                <w:i w:val="false"/>
-                <w:iCs w:val="false"/>
-                <w:color w:val="1A1A1A"/>
-                <w:sz w:val="18"/>
-                <w:szCs w:val="18"/>
-              </w:rPr>
-              <w:t xml:space="preserve">88–90</w:t>
-            </w:r>
-          </w:p>
-        </w:tc>
-        <w:tc>
-          <w:tcPr>
-            <w:tcW w:type="pct" w:w="52%"/>
-            <w:tcBorders>
-              <w:top w:val="single" w:color="B3B3B3" w:sz="4"/>
-              <w:left w:val="single" w:color="B3B3B3" w:sz="4"/>
-              <w:bottom w:val="single" w:color="B3B3B3" w:sz="4"/>
-              <w:right w:val="single" w:color="B3B3B3" w:sz="4"/>
-            </w:tcBorders>
-            <w:tcMar>
-              <w:top w:type="dxa" w:w="60"/>
-              <w:left w:type="dxa" w:w="100"/>
-              <w:bottom w:type="dxa" w:w="60"/>
-              <w:right w:type="dxa" w:w="100"/>
-            </w:tcMar>
-            <w:vAlign w:val="center"/>
-          </w:tcPr>
-          <w:p>
-            <w:pPr>
-              <w:spacing w:after="0" w:line="250"/>
-            </w:pPr>
-            <w:r>
-              <w:rPr>
-                <w:rFonts w:ascii="Arial" w:cs="Arial" w:eastAsia="Arial" w:hAnsi="Arial"/>
-                <w:b w:val="false"/>
-                <w:bCs w:val="false"/>
-                <w:i w:val="false"/>
-                <w:iCs w:val="false"/>
-                <w:color w:val="1A1A1A"/>
-                <w:sz w:val="18"/>
-                <w:szCs w:val="18"/>
-              </w:rPr>
-              <w:t xml:space="preserve">Запас</w:t>
-            </w:r>
-          </w:p>
-        </w:tc>
-        <w:tc>
-          <w:tcPr>
-            <w:tcW w:type="pct" w:w="22%"/>
-            <w:tcBorders>
-              <w:top w:val="single" w:color="B3B3B3" w:sz="4"/>
-              <w:left w:val="single" w:color="B3B3B3" w:sz="4"/>
-              <w:bottom w:val="single" w:color="B3B3B3" w:sz="4"/>
-              <w:right w:val="single" w:color="B3B3B3" w:sz="4"/>
-            </w:tcBorders>
-            <w:tcMar>
-              <w:top w:type="dxa" w:w="60"/>
-              <w:left w:type="dxa" w:w="100"/>
-              <w:bottom w:type="dxa" w:w="60"/>
-              <w:right w:type="dxa" w:w="100"/>
-            </w:tcMar>
-            <w:vAlign w:val="center"/>
-          </w:tcPr>
-          <w:p>
-            <w:pPr>
-              <w:spacing w:after="0" w:line="250"/>
-            </w:pPr>
-            <w:r>
-              <w:rPr>
-                <w:rFonts w:ascii="Arial" w:cs="Arial" w:eastAsia="Arial" w:hAnsi="Arial"/>
-                <w:b w:val="false"/>
-                <w:bCs w:val="false"/>
-                <w:i w:val="false"/>
-                <w:iCs w:val="false"/>
-                <w:color w:val="1A1A1A"/>
-                <w:sz w:val="18"/>
-                <w:szCs w:val="18"/>
-              </w:rPr>
-              <w:t xml:space="preserve"/>
-            </w:r>
-          </w:p>
-        </w:tc>
-        <w:tc>
-          <w:tcPr>
-            <w:tcW w:type="pct" w:w="16%"/>
-            <w:tcBorders>
-              <w:top w:val="single" w:color="B3B3B3" w:sz="4"/>
-              <w:left w:val="single" w:color="B3B3B3" w:sz="4"/>
-              <w:bottom w:val="single" w:color="B3B3B3" w:sz="4"/>
-              <w:right w:val="single" w:color="B3B3B3" w:sz="4"/>
-            </w:tcBorders>
-            <w:tcMar>
-              <w:top w:type="dxa" w:w="60"/>
-              <w:left w:type="dxa" w:w="100"/>
-              <w:bottom w:type="dxa" w:w="60"/>
-              <w:right w:type="dxa" w:w="100"/>
-            </w:tcMar>
-            <w:vAlign w:val="center"/>
-          </w:tcPr>
-          <w:p>
-            <w:pPr>
-              <w:spacing w:after="0" w:line="250"/>
-            </w:pPr>
-            <w:r>
-              <w:rPr>
-                <w:rFonts w:ascii="Arial" w:cs="Arial" w:eastAsia="Arial" w:hAnsi="Arial"/>
-                <w:b w:val="false"/>
-                <w:bCs w:val="false"/>
-                <w:i w:val="false"/>
-                <w:iCs w:val="false"/>
-                <w:color w:val="1A1A1A"/>
-                <w:sz w:val="18"/>
-                <w:szCs w:val="18"/>
-              </w:rPr>
-              <w:t xml:space="preserve"/>
-            </w:r>
-          </w:p>
-        </w:tc>
-      </w:tr>
-    </w:tbl>
-    <w:p>
-      <w:pPr>
-        <w:spacing w:after="140"/>
-      </w:pPr>
-    </w:p>
-    <w:p>
-      <w:pPr>
-        <w:spacing w:after="60" w:before="0" w:line="276"/>
-      </w:pPr>
-      <w:r>
-        <w:rPr>
-          <w:rFonts w:ascii="Arial" w:cs="Arial" w:eastAsia="Arial" w:hAnsi="Arial"/>
-          <w:b/>
-          <w:bCs/>
-          <w:i w:val="false"/>
-          <w:iCs w:val="false"/>
-          <w:color w:val="1A1A1A"/>
-          <w:sz w:val="20"/>
-          <w:szCs w:val="20"/>
-        </w:rPr>
-        <w:t xml:space="preserve">Что не сокращается: </w:t>
-      </w:r>
-      <w:r>
-        <w:rPr>
-          <w:rFonts w:ascii="Arial" w:cs="Arial" w:eastAsia="Arial" w:hAnsi="Arial"/>
-          <w:b w:val="false"/>
-          <w:bCs w:val="false"/>
-          <w:i w:val="false"/>
-          <w:iCs w:val="false"/>
-          <w:color w:val="1A1A1A"/>
-          <w:sz w:val="20"/>
-          <w:szCs w:val="20"/>
-        </w:rPr>
-        <w:t xml:space="preserve">работа команд над разделом 11 (65–78) и фиксация темы (78–83) — ради них пара заканчивается решением, а не половиной документа.</w:t>
-      </w:r>
-    </w:p>
-    <w:p>
-      <w:pPr>
-        <w:spacing w:after="140" w:before="0" w:line="276"/>
-      </w:pPr>
-      <w:r>
-        <w:rPr>
-          <w:rFonts w:ascii="Arial" w:cs="Arial" w:eastAsia="Arial" w:hAnsi="Arial"/>
-          <w:b/>
-          <w:bCs/>
-          <w:i w:val="false"/>
-          <w:iCs w:val="false"/>
-          <w:color w:val="1A1A1A"/>
-          <w:sz w:val="20"/>
-          <w:szCs w:val="20"/>
-        </w:rPr>
-        <w:t xml:space="preserve">Что сжимается при нехватке времени: </w:t>
-      </w:r>
-      <w:r>
-        <w:rPr>
-          <w:rFonts w:ascii="Arial" w:cs="Arial" w:eastAsia="Arial" w:hAnsi="Arial"/>
-          <w:b w:val="false"/>
-          <w:bCs w:val="false"/>
-          <w:i w:val="false"/>
-          <w:iCs w:val="false"/>
-          <w:color w:val="1A1A1A"/>
-          <w:sz w:val="20"/>
-          <w:szCs w:val="20"/>
-        </w:rPr>
-        <w:t xml:space="preserve">разделы 8 и 10 уходят в домашнее задание (они переносятся, а не придумываются); пример горшка для стейкхолдеров сокращается до двух строк — преподавателя и владельцев растений.</w:t>
-      </w:r>
-    </w:p>
-    <w:p>
-      <w:pPr>
-        <w:pBdr>
-          <w:bottom w:val="single" w:color="999999" w:sz="6" w:space="4"/>
-        </w:pBdr>
-        <w:spacing w:after="140" w:before="320"/>
-      </w:pPr>
-      <w:r>
-        <w:rPr>
-          <w:rFonts w:ascii="Arial" w:cs="Arial" w:eastAsia="Arial" w:hAnsi="Arial"/>
-          <w:b/>
-          <w:bCs/>
-          <w:i w:val="false"/>
-          <w:iCs w:val="false"/>
-          <w:color w:val="1A1A1A"/>
-          <w:sz w:val="26"/>
-          <w:szCs w:val="26"/>
-        </w:rPr>
-        <w:t xml:space="preserve">Цикл одного раздела</w:t>
-      </w:r>
-    </w:p>
-    <w:p>
-      <w:pPr>
-        <w:spacing w:after="140" w:before="0" w:line="276"/>
-      </w:pPr>
-      <w:r>
-        <w:rPr>
-          <w:rFonts w:ascii="Arial" w:cs="Arial" w:eastAsia="Arial" w:hAnsi="Arial"/>
-          <w:b w:val="false"/>
-          <w:bCs w:val="false"/>
-          <w:i w:val="false"/>
-          <w:iCs w:val="false"/>
-          <w:color w:val="1A1A1A"/>
-          <w:sz w:val="20"/>
-          <w:szCs w:val="20"/>
-        </w:rPr>
-        <w:t xml:space="preserve">Разделы 1–10 идут по одному и тому же циклу из четырёх шагов, он объявляется в начале пары (слайд 4) и дальше не проговаривается заново:</w:t>
-      </w:r>
-    </w:p>
-    <w:p>
-      <w:pPr>
-        <w:spacing w:after="110" w:before="0" w:line="276"/>
-      </w:pPr>
-      <w:r>
-        <w:rPr>
-          <w:rFonts w:ascii="Arial" w:cs="Arial" w:eastAsia="Arial" w:hAnsi="Arial"/>
-          <w:b/>
-          <w:bCs/>
-          <w:i w:val="false"/>
-          <w:iCs w:val="false"/>
-          <w:color w:val="1A1A1A"/>
-          <w:sz w:val="20"/>
-          <w:szCs w:val="20"/>
-        </w:rPr>
-        <w:t xml:space="preserve">1. </w:t>
-      </w:r>
-      <w:r>
-        <w:rPr>
-          <w:rFonts w:ascii="Arial" w:cs="Arial" w:eastAsia="Arial" w:hAnsi="Arial"/>
-          <w:b/>
-          <w:bCs/>
-          <w:i w:val="false"/>
-          <w:iCs w:val="false"/>
-          <w:color w:val="1A1A1A"/>
-          <w:sz w:val="20"/>
-          <w:szCs w:val="20"/>
-        </w:rPr>
-        <w:t xml:space="preserve">Вопрос раздела</w:t>
-      </w:r>
-      <w:r>
-        <w:rPr>
-          <w:rFonts w:ascii="Arial" w:cs="Arial" w:eastAsia="Arial" w:hAnsi="Arial"/>
-          <w:b w:val="false"/>
-          <w:bCs w:val="false"/>
-          <w:i w:val="false"/>
-          <w:iCs w:val="false"/>
-          <w:color w:val="1A1A1A"/>
-          <w:sz w:val="20"/>
-          <w:szCs w:val="20"/>
-        </w:rPr>
-        <w:t xml:space="preserve"> (≈1 мин) — одной фразой: на что раздел отвечает и по какому признаку проверяется.</w:t>
-      </w:r>
-    </w:p>
-    <w:p>
-      <w:pPr>
-        <w:spacing w:after="110" w:before="0" w:line="276"/>
-      </w:pPr>
-      <w:r>
-        <w:rPr>
-          <w:rFonts w:ascii="Arial" w:cs="Arial" w:eastAsia="Arial" w:hAnsi="Arial"/>
-          <w:b/>
-          <w:bCs/>
-          <w:i w:val="false"/>
-          <w:iCs w:val="false"/>
-          <w:color w:val="1A1A1A"/>
-          <w:sz w:val="20"/>
-          <w:szCs w:val="20"/>
-        </w:rPr>
-        <w:t xml:space="preserve">2. </w:t>
-      </w:r>
-      <w:r>
-        <w:rPr>
-          <w:rFonts w:ascii="Arial" w:cs="Arial" w:eastAsia="Arial" w:hAnsi="Arial"/>
-          <w:b/>
-          <w:bCs/>
-          <w:i w:val="false"/>
-          <w:iCs w:val="false"/>
-          <w:color w:val="1A1A1A"/>
-          <w:sz w:val="20"/>
-          <w:szCs w:val="20"/>
-        </w:rPr>
-        <w:t xml:space="preserve">Доска</w:t>
-      </w:r>
-      <w:r>
-        <w:rPr>
-          <w:rFonts w:ascii="Arial" w:cs="Arial" w:eastAsia="Arial" w:hAnsi="Arial"/>
-          <w:b w:val="false"/>
-          <w:bCs w:val="false"/>
-          <w:i w:val="false"/>
-          <w:iCs w:val="false"/>
-          <w:color w:val="1A1A1A"/>
-          <w:sz w:val="20"/>
-          <w:szCs w:val="20"/>
-        </w:rPr>
-        <w:t xml:space="preserve"> (1–2 мин) — контур раздела заполняется для сквозного примера, умного горшка, вопросом в зал. Записывать то, что говорит зал, и править на глазах. Ориентир ниже — только для преподавателя, не диктовать и не показывать.</w:t>
-      </w:r>
-    </w:p>
-    <w:p>
-      <w:pPr>
-        <w:spacing w:after="110" w:before="0" w:line="276"/>
-      </w:pPr>
-      <w:r>
-        <w:rPr>
-          <w:rFonts w:ascii="Arial" w:cs="Arial" w:eastAsia="Arial" w:hAnsi="Arial"/>
-          <w:b/>
-          <w:bCs/>
-          <w:i w:val="false"/>
-          <w:iCs w:val="false"/>
-          <w:color w:val="1A1A1A"/>
-          <w:sz w:val="20"/>
-          <w:szCs w:val="20"/>
-        </w:rPr>
-        <w:t xml:space="preserve">3. </w:t>
-      </w:r>
-      <w:r>
-        <w:rPr>
-          <w:rFonts w:ascii="Arial" w:cs="Arial" w:eastAsia="Arial" w:hAnsi="Arial"/>
-          <w:b/>
-          <w:bCs/>
-          <w:i w:val="false"/>
-          <w:iCs w:val="false"/>
-          <w:color w:val="1A1A1A"/>
-          <w:sz w:val="20"/>
-          <w:szCs w:val="20"/>
-        </w:rPr>
-        <w:t xml:space="preserve">Команды пишут своё</w:t>
-      </w:r>
-      <w:r>
-        <w:rPr>
-          <w:rFonts w:ascii="Arial" w:cs="Arial" w:eastAsia="Arial" w:hAnsi="Arial"/>
-          <w:b w:val="false"/>
-          <w:bCs w:val="false"/>
-          <w:i w:val="false"/>
-          <w:iCs w:val="false"/>
-          <w:color w:val="1A1A1A"/>
-          <w:sz w:val="20"/>
-          <w:szCs w:val="20"/>
-        </w:rPr>
-        <w:t xml:space="preserve"> (3–5 мин) — по таймеру.</w:t>
-      </w:r>
-    </w:p>
-    <w:p>
-      <w:pPr>
-        <w:spacing w:after="110" w:before="0" w:line="276"/>
-      </w:pPr>
-      <w:r>
-        <w:rPr>
-          <w:rFonts w:ascii="Arial" w:cs="Arial" w:eastAsia="Arial" w:hAnsi="Arial"/>
-          <w:b/>
-          <w:bCs/>
-          <w:i w:val="false"/>
-          <w:iCs w:val="false"/>
-          <w:color w:val="1A1A1A"/>
-          <w:sz w:val="20"/>
-          <w:szCs w:val="20"/>
-        </w:rPr>
-        <w:t xml:space="preserve">4. </w:t>
-      </w:r>
-      <w:r>
-        <w:rPr>
-          <w:rFonts w:ascii="Arial" w:cs="Arial" w:eastAsia="Arial" w:hAnsi="Arial"/>
-          <w:b/>
-          <w:bCs/>
-          <w:i w:val="false"/>
-          <w:iCs w:val="false"/>
-          <w:color w:val="1A1A1A"/>
-          <w:sz w:val="20"/>
-          <w:szCs w:val="20"/>
-        </w:rPr>
-        <w:t xml:space="preserve">Обход</w:t>
-      </w:r>
-      <w:r>
-        <w:rPr>
-          <w:rFonts w:ascii="Arial" w:cs="Arial" w:eastAsia="Arial" w:hAnsi="Arial"/>
-          <w:b w:val="false"/>
-          <w:bCs w:val="false"/>
-          <w:i w:val="false"/>
-          <w:iCs w:val="false"/>
-          <w:color w:val="1A1A1A"/>
-          <w:sz w:val="20"/>
-          <w:szCs w:val="20"/>
-        </w:rPr>
-        <w:t xml:space="preserve"> — одновременно с шагом 3. За 3–5 минут реально подойти к двум-трём командам; команды обходятся по кругу, так что каждая получает пометки хотя бы в трёх-четырёх разделах из десяти.</w:t>
-      </w:r>
-    </w:p>
-    <w:p>
-      <w:pPr>
-        <w:spacing w:after="100" w:before="0" w:line="276"/>
-      </w:pPr>
-      <w:r>
-        <w:rPr>
-          <w:rFonts w:ascii="Arial" w:cs="Arial" w:eastAsia="Arial" w:hAnsi="Arial"/>
-          <w:b w:val="false"/>
-          <w:bCs w:val="false"/>
-          <w:i w:val="false"/>
-          <w:iCs w:val="false"/>
-          <w:color w:val="1A1A1A"/>
-          <w:sz w:val="20"/>
-          <w:szCs w:val="20"/>
-        </w:rPr>
-        <w:t xml:space="preserve">Пометки на полях — единые для всего курса, их легенда есть на слайде 4 и на бланке:</w:t>
+        <w:t xml:space="preserve">«Умный горшок»: индикатор полива комнатного растения по влажности почвы.</w:t>
       </w:r>
     </w:p>
     <w:tbl>
@@ -3453,7 +173,7 @@
       <w:tr>
         <w:tc>
           <w:tcPr>
-            <w:tcW w:type="pct" w:w="12%"/>
+            <w:tcW w:type="pct" w:w="42%"/>
             <w:tcBorders>
               <w:top w:val="single" w:color="B3B3B3" w:sz="4"/>
               <w:left w:val="single" w:color="B3B3B3" w:sz="4"/>
@@ -3484,13 +204,13 @@
                 <w:sz w:val="18"/>
                 <w:szCs w:val="18"/>
               </w:rPr>
-              <w:t xml:space="preserve">Знак</w:t>
-            </w:r>
-          </w:p>
-        </w:tc>
-        <w:tc>
-          <w:tcPr>
-            <w:tcW w:type="pct" w:w="88%"/>
+              <w:t xml:space="preserve">Типичная ошибка</w:t>
+            </w:r>
+          </w:p>
+        </w:tc>
+        <w:tc>
+          <w:tcPr>
+            <w:tcW w:type="pct" w:w="58%"/>
             <w:tcBorders>
               <w:top w:val="single" w:color="B3B3B3" w:sz="4"/>
               <w:left w:val="single" w:color="B3B3B3" w:sz="4"/>
@@ -3521,7 +241,7 @@
                 <w:sz w:val="18"/>
                 <w:szCs w:val="18"/>
               </w:rPr>
-              <w:t xml:space="preserve">Значение</w:t>
+              <w:t xml:space="preserve">Как поправить</w:t>
             </w:r>
           </w:p>
         </w:tc>
@@ -3529,295 +249,73 @@
       <w:tr>
         <w:tc>
           <w:tcPr>
-            <w:tcW w:type="pct" w:w="12%"/>
-            <w:tcBorders>
-              <w:top w:val="single" w:color="B3B3B3" w:sz="4"/>
-              <w:left w:val="single" w:color="B3B3B3" w:sz="4"/>
-              <w:bottom w:val="single" w:color="B3B3B3" w:sz="4"/>
-              <w:right w:val="single" w:color="B3B3B3" w:sz="4"/>
-            </w:tcBorders>
-            <w:tcMar>
-              <w:top w:type="dxa" w:w="60"/>
-              <w:left w:type="dxa" w:w="100"/>
-              <w:bottom w:type="dxa" w:w="60"/>
-              <w:right w:type="dxa" w:w="100"/>
-            </w:tcMar>
-            <w:vAlign w:val="center"/>
-          </w:tcPr>
-          <w:p>
-            <w:pPr>
-              <w:spacing w:after="0" w:line="250"/>
-            </w:pPr>
-            <w:r>
-              <w:rPr>
-                <w:rFonts w:ascii="Arial" w:cs="Arial" w:eastAsia="Arial" w:hAnsi="Arial"/>
-                <w:b w:val="false"/>
-                <w:bCs w:val="false"/>
-                <w:i w:val="false"/>
-                <w:iCs w:val="false"/>
-                <w:color w:val="1A1A1A"/>
-                <w:sz w:val="18"/>
-                <w:szCs w:val="18"/>
-              </w:rPr>
-              <w:t xml:space="preserve">✓</w:t>
-            </w:r>
-          </w:p>
-        </w:tc>
-        <w:tc>
-          <w:tcPr>
-            <w:tcW w:type="pct" w:w="88%"/>
-            <w:tcBorders>
-              <w:top w:val="single" w:color="B3B3B3" w:sz="4"/>
-              <w:left w:val="single" w:color="B3B3B3" w:sz="4"/>
-              <w:bottom w:val="single" w:color="B3B3B3" w:sz="4"/>
-              <w:right w:val="single" w:color="B3B3B3" w:sz="4"/>
-            </w:tcBorders>
-            <w:tcMar>
-              <w:top w:type="dxa" w:w="60"/>
-              <w:left w:type="dxa" w:w="100"/>
-              <w:bottom w:type="dxa" w:w="60"/>
-              <w:right w:type="dxa" w:w="100"/>
-            </w:tcMar>
-            <w:vAlign w:val="center"/>
-          </w:tcPr>
-          <w:p>
-            <w:pPr>
-              <w:spacing w:after="0" w:line="250"/>
-            </w:pPr>
-            <w:r>
-              <w:rPr>
-                <w:rFonts w:ascii="Arial" w:cs="Arial" w:eastAsia="Arial" w:hAnsi="Arial"/>
-                <w:b w:val="false"/>
-                <w:bCs w:val="false"/>
-                <w:i w:val="false"/>
-                <w:iCs w:val="false"/>
-                <w:color w:val="1A1A1A"/>
-                <w:sz w:val="18"/>
-                <w:szCs w:val="18"/>
-              </w:rPr>
-              <w:t xml:space="preserve">проверяемо, оставить</w:t>
-            </w:r>
-          </w:p>
-        </w:tc>
-      </w:tr>
-      <w:tr>
-        <w:tc>
-          <w:tcPr>
-            <w:tcW w:type="pct" w:w="12%"/>
-            <w:tcBorders>
-              <w:top w:val="single" w:color="B3B3B3" w:sz="4"/>
-              <w:left w:val="single" w:color="B3B3B3" w:sz="4"/>
-              <w:bottom w:val="single" w:color="B3B3B3" w:sz="4"/>
-              <w:right w:val="single" w:color="B3B3B3" w:sz="4"/>
-            </w:tcBorders>
-            <w:tcMar>
-              <w:top w:type="dxa" w:w="60"/>
-              <w:left w:type="dxa" w:w="100"/>
-              <w:bottom w:type="dxa" w:w="60"/>
-              <w:right w:type="dxa" w:w="100"/>
-            </w:tcMar>
-            <w:vAlign w:val="center"/>
-          </w:tcPr>
-          <w:p>
-            <w:pPr>
-              <w:spacing w:after="0" w:line="250"/>
-            </w:pPr>
-            <w:r>
-              <w:rPr>
-                <w:rFonts w:ascii="Arial" w:cs="Arial" w:eastAsia="Arial" w:hAnsi="Arial"/>
-                <w:b w:val="false"/>
-                <w:bCs w:val="false"/>
-                <w:i w:val="false"/>
-                <w:iCs w:val="false"/>
-                <w:color w:val="1A1A1A"/>
-                <w:sz w:val="18"/>
-                <w:szCs w:val="18"/>
-              </w:rPr>
-              <w:t xml:space="preserve">?</w:t>
-            </w:r>
-          </w:p>
-        </w:tc>
-        <w:tc>
-          <w:tcPr>
-            <w:tcW w:type="pct" w:w="88%"/>
-            <w:tcBorders>
-              <w:top w:val="single" w:color="B3B3B3" w:sz="4"/>
-              <w:left w:val="single" w:color="B3B3B3" w:sz="4"/>
-              <w:bottom w:val="single" w:color="B3B3B3" w:sz="4"/>
-              <w:right w:val="single" w:color="B3B3B3" w:sz="4"/>
-            </w:tcBorders>
-            <w:tcMar>
-              <w:top w:type="dxa" w:w="60"/>
-              <w:left w:type="dxa" w:w="100"/>
-              <w:bottom w:type="dxa" w:w="60"/>
-              <w:right w:type="dxa" w:w="100"/>
-            </w:tcMar>
-            <w:vAlign w:val="center"/>
-          </w:tcPr>
-          <w:p>
-            <w:pPr>
-              <w:spacing w:after="0" w:line="250"/>
-            </w:pPr>
-            <w:r>
-              <w:rPr>
-                <w:rFonts w:ascii="Arial" w:cs="Arial" w:eastAsia="Arial" w:hAnsi="Arial"/>
-                <w:b w:val="false"/>
-                <w:bCs w:val="false"/>
-                <w:i w:val="false"/>
-                <w:iCs w:val="false"/>
-                <w:color w:val="1A1A1A"/>
-                <w:sz w:val="18"/>
-                <w:szCs w:val="18"/>
-              </w:rPr>
-              <w:t xml:space="preserve">неясно, что имеется в виду — переформулировать</w:t>
-            </w:r>
-          </w:p>
-        </w:tc>
-      </w:tr>
-      <w:tr>
-        <w:tc>
-          <w:tcPr>
-            <w:tcW w:type="pct" w:w="12%"/>
-            <w:tcBorders>
-              <w:top w:val="single" w:color="B3B3B3" w:sz="4"/>
-              <w:left w:val="single" w:color="B3B3B3" w:sz="4"/>
-              <w:bottom w:val="single" w:color="B3B3B3" w:sz="4"/>
-              <w:right w:val="single" w:color="B3B3B3" w:sz="4"/>
-            </w:tcBorders>
-            <w:tcMar>
-              <w:top w:type="dxa" w:w="60"/>
-              <w:left w:type="dxa" w:w="100"/>
-              <w:bottom w:type="dxa" w:w="60"/>
-              <w:right w:type="dxa" w:w="100"/>
-            </w:tcMar>
-            <w:vAlign w:val="center"/>
-          </w:tcPr>
-          <w:p>
-            <w:pPr>
-              <w:spacing w:after="0" w:line="250"/>
-            </w:pPr>
-            <w:r>
-              <w:rPr>
-                <w:rFonts w:ascii="Arial" w:cs="Arial" w:eastAsia="Arial" w:hAnsi="Arial"/>
-                <w:b w:val="false"/>
-                <w:bCs w:val="false"/>
-                <w:i w:val="false"/>
-                <w:iCs w:val="false"/>
-                <w:color w:val="1A1A1A"/>
-                <w:sz w:val="18"/>
-                <w:szCs w:val="18"/>
-              </w:rPr>
-              <w:t xml:space="preserve">≈</w:t>
-            </w:r>
-          </w:p>
-        </w:tc>
-        <w:tc>
-          <w:tcPr>
-            <w:tcW w:type="pct" w:w="88%"/>
-            <w:tcBorders>
-              <w:top w:val="single" w:color="B3B3B3" w:sz="4"/>
-              <w:left w:val="single" w:color="B3B3B3" w:sz="4"/>
-              <w:bottom w:val="single" w:color="B3B3B3" w:sz="4"/>
-              <w:right w:val="single" w:color="B3B3B3" w:sz="4"/>
-            </w:tcBorders>
-            <w:tcMar>
-              <w:top w:type="dxa" w:w="60"/>
-              <w:left w:type="dxa" w:w="100"/>
-              <w:bottom w:type="dxa" w:w="60"/>
-              <w:right w:type="dxa" w:w="100"/>
-            </w:tcMar>
-            <w:vAlign w:val="center"/>
-          </w:tcPr>
-          <w:p>
-            <w:pPr>
-              <w:spacing w:after="0" w:line="250"/>
-            </w:pPr>
-            <w:r>
-              <w:rPr>
-                <w:rFonts w:ascii="Arial" w:cs="Arial" w:eastAsia="Arial" w:hAnsi="Arial"/>
-                <w:b w:val="false"/>
-                <w:bCs w:val="false"/>
-                <w:i w:val="false"/>
-                <w:iCs w:val="false"/>
-                <w:color w:val="1A1A1A"/>
-                <w:sz w:val="18"/>
-                <w:szCs w:val="18"/>
-              </w:rPr>
-              <w:t xml:space="preserve">слишком общо или наугад</w:t>
-            </w:r>
-          </w:p>
-        </w:tc>
-      </w:tr>
-      <w:tr>
-        <w:tc>
-          <w:tcPr>
-            <w:tcW w:type="pct" w:w="12%"/>
-            <w:tcBorders>
-              <w:top w:val="single" w:color="B3B3B3" w:sz="4"/>
-              <w:left w:val="single" w:color="B3B3B3" w:sz="4"/>
-              <w:bottom w:val="single" w:color="B3B3B3" w:sz="4"/>
-              <w:right w:val="single" w:color="B3B3B3" w:sz="4"/>
-            </w:tcBorders>
-            <w:tcMar>
-              <w:top w:type="dxa" w:w="60"/>
-              <w:left w:type="dxa" w:w="100"/>
-              <w:bottom w:type="dxa" w:w="60"/>
-              <w:right w:type="dxa" w:w="100"/>
-            </w:tcMar>
-            <w:vAlign w:val="center"/>
-          </w:tcPr>
-          <w:p>
-            <w:pPr>
-              <w:spacing w:after="0" w:line="250"/>
-            </w:pPr>
-            <w:r>
-              <w:rPr>
-                <w:rFonts w:ascii="Arial" w:cs="Arial" w:eastAsia="Arial" w:hAnsi="Arial"/>
-                <w:b w:val="false"/>
-                <w:bCs w:val="false"/>
-                <w:i w:val="false"/>
-                <w:iCs w:val="false"/>
-                <w:color w:val="1A1A1A"/>
-                <w:sz w:val="18"/>
-                <w:szCs w:val="18"/>
-              </w:rPr>
-              <w:t xml:space="preserve">↔N</w:t>
-            </w:r>
-          </w:p>
-        </w:tc>
-        <w:tc>
-          <w:tcPr>
-            <w:tcW w:type="pct" w:w="88%"/>
-            <w:tcBorders>
-              <w:top w:val="single" w:color="B3B3B3" w:sz="4"/>
-              <w:left w:val="single" w:color="B3B3B3" w:sz="4"/>
-              <w:bottom w:val="single" w:color="B3B3B3" w:sz="4"/>
-              <w:right w:val="single" w:color="B3B3B3" w:sz="4"/>
-            </w:tcBorders>
-            <w:tcMar>
-              <w:top w:type="dxa" w:w="60"/>
-              <w:left w:type="dxa" w:w="100"/>
-              <w:bottom w:type="dxa" w:w="60"/>
-              <w:right w:type="dxa" w:w="100"/>
-            </w:tcMar>
-            <w:vAlign w:val="center"/>
-          </w:tcPr>
-          <w:p>
-            <w:pPr>
-              <w:spacing w:after="0" w:line="250"/>
-            </w:pPr>
-            <w:r>
-              <w:rPr>
-                <w:rFonts w:ascii="Arial" w:cs="Arial" w:eastAsia="Arial" w:hAnsi="Arial"/>
-                <w:b w:val="false"/>
-                <w:bCs w:val="false"/>
-                <w:i w:val="false"/>
-                <w:iCs w:val="false"/>
-                <w:color w:val="1A1A1A"/>
-                <w:sz w:val="18"/>
-                <w:szCs w:val="18"/>
-              </w:rPr>
-              <w:t xml:space="preserve">не сходится с разделом N</w:t>
+            <w:tcW w:type="pct" w:w="42%"/>
+            <w:tcBorders>
+              <w:top w:val="single" w:color="B3B3B3" w:sz="4"/>
+              <w:left w:val="single" w:color="B3B3B3" w:sz="4"/>
+              <w:bottom w:val="single" w:color="B3B3B3" w:sz="4"/>
+              <w:right w:val="single" w:color="B3B3B3" w:sz="4"/>
+            </w:tcBorders>
+            <w:tcMar>
+              <w:top w:type="dxa" w:w="60"/>
+              <w:left w:type="dxa" w:w="100"/>
+              <w:bottom w:type="dxa" w:w="60"/>
+              <w:right w:type="dxa" w:w="100"/>
+            </w:tcMar>
+            <w:vAlign w:val="center"/>
+          </w:tcPr>
+          <w:p>
+            <w:pPr>
+              <w:spacing w:after="0" w:line="250"/>
+            </w:pPr>
+            <w:r>
+              <w:rPr>
+                <w:rFonts w:ascii="Arial" w:cs="Arial" w:eastAsia="Arial" w:hAnsi="Arial"/>
+                <w:b w:val="false"/>
+                <w:bCs w:val="false"/>
+                <w:i w:val="false"/>
+                <w:iCs w:val="false"/>
+                <w:color w:val="1A1A1A"/>
+                <w:sz w:val="18"/>
+                <w:szCs w:val="18"/>
+              </w:rPr>
+              <w:t xml:space="preserve">Название-слоган: «Умный горшок», «ЭкоСтарт»</w:t>
+            </w:r>
+          </w:p>
+        </w:tc>
+        <w:tc>
+          <w:tcPr>
+            <w:tcW w:type="pct" w:w="58%"/>
+            <w:tcBorders>
+              <w:top w:val="single" w:color="B3B3B3" w:sz="4"/>
+              <w:left w:val="single" w:color="B3B3B3" w:sz="4"/>
+              <w:bottom w:val="single" w:color="B3B3B3" w:sz="4"/>
+              <w:right w:val="single" w:color="B3B3B3" w:sz="4"/>
+            </w:tcBorders>
+            <w:tcMar>
+              <w:top w:type="dxa" w:w="60"/>
+              <w:left w:type="dxa" w:w="100"/>
+              <w:bottom w:type="dxa" w:w="60"/>
+              <w:right w:type="dxa" w:w="100"/>
+            </w:tcMar>
+            <w:vAlign w:val="center"/>
+          </w:tcPr>
+          <w:p>
+            <w:pPr>
+              <w:spacing w:after="0" w:line="250"/>
+            </w:pPr>
+            <w:r>
+              <w:rPr>
+                <w:rFonts w:ascii="Arial" w:cs="Arial" w:eastAsia="Arial" w:hAnsi="Arial"/>
+                <w:b w:val="false"/>
+                <w:bCs w:val="false"/>
+                <w:i w:val="false"/>
+                <w:iCs w:val="false"/>
+                <w:color w:val="1A1A1A"/>
+                <w:sz w:val="18"/>
+                <w:szCs w:val="18"/>
+              </w:rPr>
+              <w:t xml:space="preserve">Дописать через двоеточие: что именно и по какому признаку работает</w:t>
             </w:r>
           </w:p>
         </w:tc>
@@ -3825,7 +323,7 @@
     </w:tbl>
     <w:p>
       <w:pPr>
-        <w:spacing w:after="140"/>
+        <w:spacing w:after="120"/>
       </w:pPr>
     </w:p>
     <w:p>
@@ -3843,191 +341,7 @@
           <w:sz w:val="20"/>
           <w:szCs w:val="20"/>
         </w:rPr>
-        <w:t xml:space="preserve">Пометка ставится без устного разбора: команда видит знак и решает сама. Устно объясняется только ↔N, если команда не видит расхождения.</w:t>
-      </w:r>
-    </w:p>
-    <w:p>
-      <w:pPr>
-        <w:pBdr>
-          <w:bottom w:val="single" w:color="999999" w:sz="6" w:space="4"/>
-        </w:pBdr>
-        <w:spacing w:after="140" w:before="320"/>
-      </w:pPr>
-      <w:r>
-        <w:rPr>
-          <w:rFonts w:ascii="Arial" w:cs="Arial" w:eastAsia="Arial" w:hAnsi="Arial"/>
-          <w:b/>
-          <w:bCs/>
-          <w:i w:val="false"/>
-          <w:iCs w:val="false"/>
-          <w:color w:val="1A1A1A"/>
-          <w:sz w:val="26"/>
-          <w:szCs w:val="26"/>
-        </w:rPr>
-        <w:t xml:space="preserve">Этап 1 (0–5). Связка и порядок работы</w:t>
-      </w:r>
-    </w:p>
-    <w:p>
-      <w:pPr>
-        <w:spacing w:after="140" w:before="0" w:line="276"/>
-      </w:pPr>
-      <w:r>
-        <w:rPr>
-          <w:rFonts w:ascii="Arial" w:cs="Arial" w:eastAsia="Arial" w:hAnsi="Arial"/>
-          <w:b w:val="false"/>
-          <w:bCs w:val="false"/>
-          <w:i w:val="false"/>
-          <w:iCs w:val="false"/>
-          <w:color w:val="1A1A1A"/>
-          <w:sz w:val="20"/>
-          <w:szCs w:val="20"/>
-        </w:rPr>
-        <w:t xml:space="preserve">Проговаривается без оценки и без извинений: 19.09 мы разобрали, из чего состоит паспорт; сегодня бланк у каждой команды, и мы проходим его вместе. К концу пары — одиннадцать разделов и подпись. Затем слайд 4: четыре шага цикла, правило пустой клетки, легенда пометок.</w:t>
-      </w:r>
-    </w:p>
-    <w:p>
-      <w:pPr>
-        <w:spacing w:after="140" w:before="0" w:line="276"/>
-      </w:pPr>
-      <w:r>
-        <w:rPr>
-          <w:rFonts w:ascii="Arial" w:cs="Arial" w:eastAsia="Arial" w:hAnsi="Arial"/>
-          <w:b/>
-          <w:bCs/>
-          <w:i w:val="false"/>
-          <w:iCs w:val="false"/>
-          <w:color w:val="1A1A1A"/>
-          <w:sz w:val="20"/>
-          <w:szCs w:val="20"/>
-        </w:rPr>
-        <w:t xml:space="preserve">Правило пустой клетки</w:t>
-      </w:r>
-      <w:r>
-        <w:rPr>
-          <w:rFonts w:ascii="Arial" w:cs="Arial" w:eastAsia="Arial" w:hAnsi="Arial"/>
-          <w:b w:val="false"/>
-          <w:bCs w:val="false"/>
-          <w:i w:val="false"/>
-          <w:iCs w:val="false"/>
-          <w:color w:val="1A1A1A"/>
-          <w:sz w:val="20"/>
-          <w:szCs w:val="20"/>
-        </w:rPr>
-        <w:t xml:space="preserve"> — из бланка 19.09, повторяется дословно: пустая клетка — допустимый ответ; клетка, заполненная наугад, хуже пустой — её никто не проверит, а решение по ней будет принято.</w:t>
-      </w:r>
-    </w:p>
-    <w:p>
-      <w:pPr>
-        <w:pBdr>
-          <w:bottom w:val="single" w:color="999999" w:sz="6" w:space="4"/>
-        </w:pBdr>
-        <w:spacing w:after="140" w:before="320"/>
-      </w:pPr>
-      <w:r>
-        <w:rPr>
-          <w:rFonts w:ascii="Arial" w:cs="Arial" w:eastAsia="Arial" w:hAnsi="Arial"/>
-          <w:b/>
-          <w:bCs/>
-          <w:i w:val="false"/>
-          <w:iCs w:val="false"/>
-          <w:color w:val="1A1A1A"/>
-          <w:sz w:val="26"/>
-          <w:szCs w:val="26"/>
-        </w:rPr>
-        <w:t xml:space="preserve">Разделы 1–10</w:t>
-      </w:r>
-    </w:p>
-    <w:p>
-      <w:pPr>
-        <w:spacing w:after="90" w:before="220"/>
-      </w:pPr>
-      <w:r>
-        <w:rPr>
-          <w:rFonts w:ascii="Arial" w:cs="Arial" w:eastAsia="Arial" w:hAnsi="Arial"/>
-          <w:b/>
-          <w:bCs/>
-          <w:i w:val="false"/>
-          <w:iCs w:val="false"/>
-          <w:color w:val="1A1A1A"/>
-          <w:sz w:val="22"/>
-          <w:szCs w:val="22"/>
-        </w:rPr>
-        <w:t xml:space="preserve">Разделы 1–2 (5–10). Название, команда и роли</w:t>
-      </w:r>
-    </w:p>
-    <w:p>
-      <w:pPr>
-        <w:spacing w:after="140" w:before="0" w:line="276"/>
-      </w:pPr>
-      <w:r>
-        <w:rPr>
-          <w:rFonts w:ascii="Arial" w:cs="Arial" w:eastAsia="Arial" w:hAnsi="Arial"/>
-          <w:b/>
-          <w:bCs/>
-          <w:i w:val="false"/>
-          <w:iCs w:val="false"/>
-          <w:color w:val="1A1A1A"/>
-          <w:sz w:val="20"/>
-          <w:szCs w:val="20"/>
-        </w:rPr>
-        <w:t xml:space="preserve">Вопрос раздела 1: </w:t>
-      </w:r>
-      <w:r>
-        <w:rPr>
-          <w:rFonts w:ascii="Arial" w:cs="Arial" w:eastAsia="Arial" w:hAnsi="Arial"/>
-          <w:b w:val="false"/>
-          <w:bCs w:val="false"/>
-          <w:i w:val="false"/>
-          <w:iCs w:val="false"/>
-          <w:color w:val="1A1A1A"/>
-          <w:sz w:val="20"/>
-          <w:szCs w:val="20"/>
-        </w:rPr>
-        <w:t xml:space="preserve">что делаем и по какому признаку оно работает — одной строкой. </w:t>
-      </w:r>
-      <w:r>
-        <w:rPr>
-          <w:rFonts w:ascii="Arial" w:cs="Arial" w:eastAsia="Arial" w:hAnsi="Arial"/>
-          <w:b/>
-          <w:bCs/>
-          <w:i w:val="false"/>
-          <w:iCs w:val="false"/>
-          <w:color w:val="1A1A1A"/>
-          <w:sz w:val="20"/>
-          <w:szCs w:val="20"/>
-        </w:rPr>
-        <w:t xml:space="preserve">Раздел 2: </w:t>
-      </w:r>
-      <w:r>
-        <w:rPr>
-          <w:rFonts w:ascii="Arial" w:cs="Arial" w:eastAsia="Arial" w:hAnsi="Arial"/>
-          <w:b w:val="false"/>
-          <w:bCs w:val="false"/>
-          <w:i w:val="false"/>
-          <w:iCs w:val="false"/>
-          <w:color w:val="1A1A1A"/>
-          <w:sz w:val="20"/>
-          <w:szCs w:val="20"/>
-        </w:rPr>
-        <w:t xml:space="preserve">у каждой роли свой предмет работы, выраженный глаголом.</w:t>
-      </w:r>
-    </w:p>
-    <w:p>
-      <w:pPr>
-        <w:spacing w:after="140" w:before="0" w:line="276"/>
-      </w:pPr>
-      <w:r>
-        <w:rPr>
-          <w:rFonts w:ascii="Arial" w:cs="Arial" w:eastAsia="Arial" w:hAnsi="Arial"/>
-          <w:b w:val="false"/>
-          <w:bCs w:val="false"/>
-          <w:i w:val="false"/>
-          <w:iCs w:val="false"/>
-          <w:color w:val="1A1A1A"/>
-          <w:sz w:val="20"/>
-          <w:szCs w:val="20"/>
-        </w:rPr>
-        <w:t xml:space="preserve">Роли названы на вводной лекции 05.09: лидер, аналитик, технический эксперт, коммуникатор. В команде из трёх человек одна роль совмещается — это записывается явно, двумя строками с одной фамилией.</w:t>
+        <w:t xml:space="preserve">В команде и ролях у каждой роли — лидер, аналитик, технический эксперт, коммуникатор — свой предмет работы, выраженный глаголом, а не «помогает» или «участвует».</w:t>
       </w:r>
     </w:p>
     <w:p>
@@ -4046,13 +360,13 @@
           <w:rFonts w:ascii="Arial" w:cs="Arial" w:eastAsia="Arial" w:hAnsi="Arial"/>
           <w:b/>
           <w:bCs/>
-          <w:i/>
-          <w:iCs/>
+          <w:i w:val="false"/>
+          <w:iCs w:val="false"/>
           <w:color w:val="1A1A1A"/>
           <w:sz w:val="20"/>
           <w:szCs w:val="20"/>
         </w:rPr>
-        <w:t xml:space="preserve">Ориентир — только для преподавателя. </w:t>
+        <w:t xml:space="preserve">Пример. </w:t>
       </w:r>
       <w:r>
         <w:rPr>
@@ -4065,7 +379,7 @@
           <w:sz w:val="20"/>
           <w:szCs w:val="20"/>
         </w:rPr>
-        <w:t xml:space="preserve">Название: «Умный горшок»: индикатор полива комнатного растения по влажности почвы. Роли: лидер — сроки, сборка документов, связь с преподавателем; аналитик — методика измерений, обработка данных 10 циклов полива; технический эксперт — схема, пайка, прошивка; коммуникатор — разговоры с владельцами растений, текст защиты, презентация.</w:t>
+        <w:t xml:space="preserve">лидер — сроки, сборка документов, связь с преподавателем; аналитик — методика измерений, обработка данных 10 циклов полива; технический эксперт — схема, пайка, прошивка; коммуникатор — разговоры с владельцами растений, текст защиты, презентация.</w:t>
       </w:r>
     </w:p>
     <w:tbl>
@@ -4118,7 +432,7 @@
                 <w:sz w:val="18"/>
                 <w:szCs w:val="18"/>
               </w:rPr>
-              <w:t xml:space="preserve">Что происходит</w:t>
+              <w:t xml:space="preserve">Типичная ошибка</w:t>
             </w:r>
           </w:p>
         </w:tc>
@@ -4155,7 +469,7 @@
                 <w:sz w:val="18"/>
                 <w:szCs w:val="18"/>
               </w:rPr>
-              <w:t xml:space="preserve">Как реагировать</w:t>
+              <w:t xml:space="preserve">Как поправить</w:t>
             </w:r>
           </w:p>
         </w:tc>
@@ -4193,7 +507,7 @@
                 <w:sz w:val="18"/>
                 <w:szCs w:val="18"/>
               </w:rPr>
-              <w:t xml:space="preserve">Название — слоган: «Умный горшок», «ЭкоСтарт»</w:t>
+              <w:t xml:space="preserve">«Помогает», «участвует»</w:t>
             </w:r>
           </w:p>
         </w:tc>
@@ -4229,81 +543,7 @@
                 <w:sz w:val="18"/>
                 <w:szCs w:val="18"/>
               </w:rPr>
-              <w:t xml:space="preserve">Спросить: что именно и по какому признаку работает? Дописать вторую половину через двоеточие</w:t>
-            </w:r>
-          </w:p>
-        </w:tc>
-      </w:tr>
-      <w:tr>
-        <w:tc>
-          <w:tcPr>
-            <w:tcW w:type="pct" w:w="42%"/>
-            <w:tcBorders>
-              <w:top w:val="single" w:color="B3B3B3" w:sz="4"/>
-              <w:left w:val="single" w:color="B3B3B3" w:sz="4"/>
-              <w:bottom w:val="single" w:color="B3B3B3" w:sz="4"/>
-              <w:right w:val="single" w:color="B3B3B3" w:sz="4"/>
-            </w:tcBorders>
-            <w:tcMar>
-              <w:top w:type="dxa" w:w="60"/>
-              <w:left w:type="dxa" w:w="100"/>
-              <w:bottom w:type="dxa" w:w="60"/>
-              <w:right w:type="dxa" w:w="100"/>
-            </w:tcMar>
-            <w:vAlign w:val="center"/>
-          </w:tcPr>
-          <w:p>
-            <w:pPr>
-              <w:spacing w:after="0" w:line="250"/>
-            </w:pPr>
-            <w:r>
-              <w:rPr>
-                <w:rFonts w:ascii="Arial" w:cs="Arial" w:eastAsia="Arial" w:hAnsi="Arial"/>
-                <w:b w:val="false"/>
-                <w:bCs w:val="false"/>
-                <w:i w:val="false"/>
-                <w:iCs w:val="false"/>
-                <w:color w:val="1A1A1A"/>
-                <w:sz w:val="18"/>
-                <w:szCs w:val="18"/>
-              </w:rPr>
-              <w:t xml:space="preserve">В третьем столбце «помогает», «участвует»</w:t>
-            </w:r>
-          </w:p>
-        </w:tc>
-        <w:tc>
-          <w:tcPr>
-            <w:tcW w:type="pct" w:w="58%"/>
-            <w:tcBorders>
-              <w:top w:val="single" w:color="B3B3B3" w:sz="4"/>
-              <w:left w:val="single" w:color="B3B3B3" w:sz="4"/>
-              <w:bottom w:val="single" w:color="B3B3B3" w:sz="4"/>
-              <w:right w:val="single" w:color="B3B3B3" w:sz="4"/>
-            </w:tcBorders>
-            <w:tcMar>
-              <w:top w:type="dxa" w:w="60"/>
-              <w:left w:type="dxa" w:w="100"/>
-              <w:bottom w:type="dxa" w:w="60"/>
-              <w:right w:type="dxa" w:w="100"/>
-            </w:tcMar>
-            <w:vAlign w:val="center"/>
-          </w:tcPr>
-          <w:p>
-            <w:pPr>
-              <w:spacing w:after="0" w:line="250"/>
-            </w:pPr>
-            <w:r>
-              <w:rPr>
-                <w:rFonts w:ascii="Arial" w:cs="Arial" w:eastAsia="Arial" w:hAnsi="Arial"/>
-                <w:b w:val="false"/>
-                <w:bCs w:val="false"/>
-                <w:i w:val="false"/>
-                <w:iCs w:val="false"/>
-                <w:color w:val="1A1A1A"/>
-                <w:sz w:val="18"/>
-                <w:szCs w:val="18"/>
-              </w:rPr>
-              <w:t xml:space="preserve">Спросить: что этот человек положит на стол в ноябре?</w:t>
+              <w:t xml:space="preserve">Спросить себя: что этот человек положит на стол в ноябре?</w:t>
             </w:r>
           </w:p>
         </w:tc>
@@ -4316,7 +556,10 @@
     </w:p>
     <w:p>
       <w:pPr>
-        <w:spacing w:after="90" w:before="220"/>
+        <w:pBdr>
+          <w:bottom w:val="single" w:color="999999" w:sz="6" w:space="4"/>
+        </w:pBdr>
+        <w:spacing w:after="140" w:before="320"/>
       </w:pPr>
       <w:r>
         <w:rPr>
@@ -4326,29 +569,16 @@
           <w:i w:val="false"/>
           <w:iCs w:val="false"/>
           <w:color w:val="1A1A1A"/>
-          <w:sz w:val="22"/>
-          <w:szCs w:val="22"/>
-        </w:rPr>
-        <w:t xml:space="preserve">Раздел 3 (10–16). Проблема и ценностное предложение</w:t>
+          <w:sz w:val="26"/>
+          <w:szCs w:val="26"/>
+        </w:rPr>
+        <w:t xml:space="preserve">Раздел 3. Проблема и ценностное предложение</w:t>
       </w:r>
     </w:p>
     <w:p>
       <w:pPr>
         <w:spacing w:after="140" w:before="0" w:line="276"/>
       </w:pPr>
-      <w:r>
-        <w:rPr>
-          <w:rFonts w:ascii="Arial" w:cs="Arial" w:eastAsia="Arial" w:hAnsi="Arial"/>
-          <w:b/>
-          <w:bCs/>
-          <w:i w:val="false"/>
-          <w:iCs w:val="false"/>
-          <w:color w:val="1A1A1A"/>
-          <w:sz w:val="20"/>
-          <w:szCs w:val="20"/>
-        </w:rPr>
-        <w:t xml:space="preserve">Вопрос раздела: </w:t>
-      </w:r>
       <w:r>
         <w:rPr>
           <w:rFonts w:ascii="Arial" w:cs="Arial" w:eastAsia="Arial" w:hAnsi="Arial"/>
@@ -4360,25 +590,7 @@
           <w:sz w:val="20"/>
           <w:szCs w:val="20"/>
         </w:rPr>
-        <w:t xml:space="preserve">зачем проект и для кого — перенос со второй версии листа 1. Порядок строк тот же, что разобран 19.09: адресат → альтернатива → предмет → выгода. Выгода формулируется последней, как разность между «сейчас» и «с нами».</w:t>
-      </w:r>
-    </w:p>
-    <w:p>
-      <w:pPr>
-        <w:spacing w:after="140" w:before="0" w:line="276"/>
-      </w:pPr>
-      <w:r>
-        <w:rPr>
-          <w:rFonts w:ascii="Arial" w:cs="Arial" w:eastAsia="Arial" w:hAnsi="Arial"/>
-          <w:b w:val="false"/>
-          <w:bCs w:val="false"/>
-          <w:i w:val="false"/>
-          <w:iCs w:val="false"/>
-          <w:color w:val="1A1A1A"/>
-          <w:sz w:val="20"/>
-          <w:szCs w:val="20"/>
-        </w:rPr>
-        <w:t xml:space="preserve">Это перенос, а не сочинение: если вторая версия листа 1 сделана, строки переписываются из неё; если нет — переносится то, что есть, и преподаватель ставит ≈ там, где формулировка общая. Улучшать формулировки на паре не нужно — это работа недели до 03.10.</w:t>
+        <w:t xml:space="preserve">Переносится со второй версии листа 1. Порядок: адресат → альтернатива → предмет → выгода. Выгода формулируется последней, как разность между «сейчас» и «с нами».</w:t>
       </w:r>
     </w:p>
     <w:p>
@@ -4397,13 +609,13 @@
           <w:rFonts w:ascii="Arial" w:cs="Arial" w:eastAsia="Arial" w:hAnsi="Arial"/>
           <w:b/>
           <w:bCs/>
-          <w:i/>
-          <w:iCs/>
+          <w:i w:val="false"/>
+          <w:iCs w:val="false"/>
           <w:color w:val="1A1A1A"/>
           <w:sz w:val="20"/>
           <w:szCs w:val="20"/>
         </w:rPr>
-        <w:t xml:space="preserve">Ориентир. </w:t>
+        <w:t xml:space="preserve">Пример. </w:t>
       </w:r>
       <w:r>
         <w:rPr>
@@ -4469,7 +681,7 @@
                 <w:sz w:val="18"/>
                 <w:szCs w:val="18"/>
               </w:rPr>
-              <w:t xml:space="preserve">Что происходит</w:t>
+              <w:t xml:space="preserve">Типичная ошибка</w:t>
             </w:r>
           </w:p>
         </w:tc>
@@ -4506,7 +718,7 @@
                 <w:sz w:val="18"/>
                 <w:szCs w:val="18"/>
               </w:rPr>
-              <w:t xml:space="preserve">Как реагировать</w:t>
+              <w:t xml:space="preserve">Как поправить</w:t>
             </w:r>
           </w:p>
         </w:tc>
@@ -4580,7 +792,7 @@
                 <w:sz w:val="18"/>
                 <w:szCs w:val="18"/>
               </w:rPr>
-              <w:t xml:space="preserve">Проверочный вопрос со слайда: можете найти и опросить этих людей до 03.10? Если нет — сузить</w:t>
+              <w:t xml:space="preserve">Проверка: этих людей можно найти и опросить? Если нет — сузить</w:t>
             </w:r>
           </w:p>
         </w:tc>
@@ -4618,7 +830,7 @@
                 <w:sz w:val="18"/>
                 <w:szCs w:val="18"/>
               </w:rPr>
-              <w:t xml:space="preserve">Команда переписывает лист своими словами, «улучшая»</w:t>
+              <w:t xml:space="preserve">Формулировка списана без изменений, «для галочки»</w:t>
             </w:r>
           </w:p>
         </w:tc>
@@ -4654,7 +866,7 @@
                 <w:sz w:val="18"/>
                 <w:szCs w:val="18"/>
               </w:rPr>
-              <w:t xml:space="preserve">Остановить: сейчас только перенос. Улучшение — дома</w:t>
+              <w:t xml:space="preserve">Переписать своими словами, сохранив структуру: адресат → альтернатива → предмет → выгода</w:t>
             </w:r>
           </w:p>
         </w:tc>
@@ -4667,7 +879,10 @@
     </w:p>
     <w:p>
       <w:pPr>
-        <w:spacing w:after="90" w:before="220"/>
+        <w:pBdr>
+          <w:bottom w:val="single" w:color="999999" w:sz="6" w:space="4"/>
+        </w:pBdr>
+        <w:spacing w:after="140" w:before="320"/>
       </w:pPr>
       <w:r>
         <w:rPr>
@@ -4677,29 +892,16 @@
           <w:i w:val="false"/>
           <w:iCs w:val="false"/>
           <w:color w:val="1A1A1A"/>
-          <w:sz w:val="22"/>
-          <w:szCs w:val="22"/>
-        </w:rPr>
-        <w:t xml:space="preserve">Раздел 4 (16–22). Цель по SMART</w:t>
+          <w:sz w:val="26"/>
+          <w:szCs w:val="26"/>
+        </w:rPr>
+        <w:t xml:space="preserve">Раздел 4. Цель по SMART</w:t>
       </w:r>
     </w:p>
     <w:p>
       <w:pPr>
         <w:spacing w:after="140" w:before="0" w:line="276"/>
       </w:pPr>
-      <w:r>
-        <w:rPr>
-          <w:rFonts w:ascii="Arial" w:cs="Arial" w:eastAsia="Arial" w:hAnsi="Arial"/>
-          <w:b/>
-          <w:bCs/>
-          <w:i w:val="false"/>
-          <w:iCs w:val="false"/>
-          <w:color w:val="1A1A1A"/>
-          <w:sz w:val="20"/>
-          <w:szCs w:val="20"/>
-        </w:rPr>
-        <w:t xml:space="preserve">Вопрос раздела: </w:t>
-      </w:r>
       <w:r>
         <w:rPr>
           <w:rFonts w:ascii="Arial" w:cs="Arial" w:eastAsia="Arial" w:hAnsi="Arial"/>
@@ -4711,7 +913,7 @@
           <w:sz w:val="20"/>
           <w:szCs w:val="20"/>
         </w:rPr>
-        <w:t xml:space="preserve">что именно будет сделано — одной фразой, в которой есть число и дата. Перенос со второй версии листа 2. Пишем SMART, проверяем себя по ЧИСТО — обе колонки есть на слайде.</w:t>
+        <w:t xml:space="preserve">Переносится со второй версии листа 2. Пишется по SMART, проверяется по ЧИСТО (Чёткая, Измеримая, Со сроком, Толковая, Осуществимая). Под таблицей — цель одной фразой, в которой есть число (буква M) и дата (буква T).</w:t>
       </w:r>
     </w:p>
     <w:p>
@@ -4730,13 +932,13 @@
           <w:rFonts w:ascii="Arial" w:cs="Arial" w:eastAsia="Arial" w:hAnsi="Arial"/>
           <w:b/>
           <w:bCs/>
-          <w:i/>
-          <w:iCs/>
+          <w:i w:val="false"/>
+          <w:iCs w:val="false"/>
           <w:color w:val="1A1A1A"/>
           <w:sz w:val="20"/>
           <w:szCs w:val="20"/>
         </w:rPr>
-        <w:t xml:space="preserve">Ориентир. </w:t>
+        <w:t xml:space="preserve">Пример. </w:t>
       </w:r>
       <w:r>
         <w:rPr>
@@ -4749,7 +951,45 @@
           <w:sz w:val="20"/>
           <w:szCs w:val="20"/>
         </w:rPr>
-        <w:t xml:space="preserve">S: прототип горшка с датчиком влажности и индикатором «сухо / норма / перелив». M: показание совпадает с контрольным влагомером с точностью не хуже ±10 % не менее чем в 10 циклах полива. A: команда 3–4 человека, датчик, микроконтроллер, светодиоды — типовой доступный набор. R: закрывает проблему из раздела 3 — полив без обратной связи от почвы. T: рабочий прототип — к 21.11, три недели испытаний и отчёт — к 26.12. Одной фразой: «К 26 декабря мы представим прототип умного горшка с датчиком влажности и индикатором полива, проверенный три недели на живом растении с точностью показаний не хуже 10 %; рабочий прототип — к 21 ноября».</w:t>
+        <w:t xml:space="preserve">S: прототип горшка с датчиком влажности и индикатором «сухо / норма / перелив». M: показание совпадает с контрольным влагомером с точностью не хуже ±10 % не менее чем в 10 циклах полива. A: команда 3–4 человека, датчик, микроконтроллер, светодиоды — типовой доступный набор. R: закрывает проблему из раздела 3 — полив без обратной связи от почвы. T: рабочий прототип — к 21.11, три недели испытаний и отчёт — к 26.12.</w:t>
+      </w:r>
+    </w:p>
+    <w:p>
+      <w:pPr>
+        <w:pBdr>
+          <w:top w:val="single" w:color="B3B3B3" w:sz="4" w:space="4"/>
+          <w:bottom w:val="single" w:color="B3B3B3" w:sz="4" w:space="4"/>
+          <w:left w:val="single" w:color="B3B3B3" w:sz="4" w:space="8"/>
+          <w:right w:val="single" w:color="B3B3B3" w:sz="4" w:space="8"/>
+        </w:pBdr>
+        <w:shd w:fill="E8E8E8" w:color="auto" w:val="clear"/>
+        <w:spacing w:after="160" w:before="80" w:line="276"/>
+      </w:pPr>
+      <w:r>
+        <w:rPr>
+          <w:rFonts w:ascii="Arial" w:cs="Arial" w:eastAsia="Arial" w:hAnsi="Arial"/>
+          <w:b/>
+          <w:bCs/>
+          <w:i w:val="false"/>
+          <w:iCs w:val="false"/>
+          <w:color w:val="1A1A1A"/>
+          <w:sz w:val="20"/>
+          <w:szCs w:val="20"/>
+        </w:rPr>
+        <w:t xml:space="preserve">Одной фразой. </w:t>
+      </w:r>
+      <w:r>
+        <w:rPr>
+          <w:rFonts w:ascii="Arial" w:cs="Arial" w:eastAsia="Arial" w:hAnsi="Arial"/>
+          <w:b w:val="false"/>
+          <w:bCs w:val="false"/>
+          <w:i/>
+          <w:iCs/>
+          <w:color w:val="1A1A1A"/>
+          <w:sz w:val="20"/>
+          <w:szCs w:val="20"/>
+        </w:rPr>
+        <w:t xml:space="preserve">«К 26 декабря мы представим прототип умного горшка с датчиком влажности и индикатором полива, проверенный три недели на живом растении с точностью показаний не хуже 10 %; рабочий прототип — к 21 ноября».</w:t>
       </w:r>
     </w:p>
     <w:tbl>
@@ -4802,7 +1042,7 @@
                 <w:sz w:val="18"/>
                 <w:szCs w:val="18"/>
               </w:rPr>
-              <w:t xml:space="preserve">Что происходит</w:t>
+              <w:t xml:space="preserve">Типичная ошибка</w:t>
             </w:r>
           </w:p>
         </w:tc>
@@ -4839,7 +1079,7 @@
                 <w:sz w:val="18"/>
                 <w:szCs w:val="18"/>
               </w:rPr>
-              <w:t xml:space="preserve">Как реагировать</w:t>
+              <w:t xml:space="preserve">Как поправить</w:t>
             </w:r>
           </w:p>
         </w:tc>
@@ -4913,7 +1153,7 @@
                 <w:sz w:val="18"/>
                 <w:szCs w:val="18"/>
               </w:rPr>
-              <w:t xml:space="preserve">Спросить: чем измеряете и в каких единицах? С каким значением сравниваете?</w:t>
+              <w:t xml:space="preserve">Указать, чем измеряете, в каких единицах и с каким значением сравниваете</w:t>
             </w:r>
           </w:p>
         </w:tc>
@@ -4951,7 +1191,7 @@
                 <w:sz w:val="18"/>
                 <w:szCs w:val="18"/>
               </w:rPr>
-              <w:t xml:space="preserve">T — только 26.12</w:t>
+              <w:t xml:space="preserve">T — только конечная дата</w:t>
             </w:r>
           </w:p>
         </w:tc>
@@ -4987,7 +1227,7 @@
                 <w:sz w:val="18"/>
                 <w:szCs w:val="18"/>
               </w:rPr>
-              <w:t xml:space="preserve">Спросить: что из этого будет готово к 21.11?</w:t>
+              <w:t xml:space="preserve">Добавить, что из этого будет готово к 21.11</w:t>
             </w:r>
           </w:p>
         </w:tc>
@@ -5025,7 +1265,7 @@
                 <w:sz w:val="18"/>
                 <w:szCs w:val="18"/>
               </w:rPr>
-              <w:t xml:space="preserve">R не ссылается на раздел 3</w:t>
+              <w:t xml:space="preserve">R не отвечает на проблему из раздела 3</w:t>
             </w:r>
           </w:p>
         </w:tc>
@@ -5061,7 +1301,7 @@
                 <w:sz w:val="18"/>
                 <w:szCs w:val="18"/>
               </w:rPr>
-              <w:t xml:space="preserve">Поставить ↔3</w:t>
+              <w:t xml:space="preserve">Переписать так, чтобы цель решала именно эту проблему</w:t>
             </w:r>
           </w:p>
         </w:tc>
@@ -5074,7 +1314,10 @@
     </w:p>
     <w:p>
       <w:pPr>
-        <w:spacing w:after="90" w:before="220"/>
+        <w:pBdr>
+          <w:bottom w:val="single" w:color="999999" w:sz="6" w:space="4"/>
+        </w:pBdr>
+        <w:spacing w:after="140" w:before="320"/>
       </w:pPr>
       <w:r>
         <w:rPr>
@@ -5084,29 +1327,16 @@
           <w:i w:val="false"/>
           <w:iCs w:val="false"/>
           <w:color w:val="1A1A1A"/>
-          <w:sz w:val="22"/>
-          <w:szCs w:val="22"/>
-        </w:rPr>
-        <w:t xml:space="preserve">Раздел 5 (22–29). Результат</w:t>
+          <w:sz w:val="26"/>
+          <w:szCs w:val="26"/>
+        </w:rPr>
+        <w:t xml:space="preserve">Раздел 5. Результат</w:t>
       </w:r>
     </w:p>
     <w:p>
       <w:pPr>
         <w:spacing w:after="140" w:before="0" w:line="276"/>
       </w:pPr>
-      <w:r>
-        <w:rPr>
-          <w:rFonts w:ascii="Arial" w:cs="Arial" w:eastAsia="Arial" w:hAnsi="Arial"/>
-          <w:b/>
-          <w:bCs/>
-          <w:i w:val="false"/>
-          <w:iCs w:val="false"/>
-          <w:color w:val="1A1A1A"/>
-          <w:sz w:val="20"/>
-          <w:szCs w:val="20"/>
-        </w:rPr>
-        <w:t xml:space="preserve">Вопрос раздела: </w:t>
-      </w:r>
       <w:r>
         <w:rPr>
           <w:rFonts w:ascii="Arial" w:cs="Arial" w:eastAsia="Arial" w:hAnsi="Arial"/>
@@ -5118,7 +1348,7 @@
           <w:sz w:val="20"/>
           <w:szCs w:val="20"/>
         </w:rPr>
-        <w:t xml:space="preserve">что можно передать в руки к 21.11 и к 26.12. Определение результата (deliverable) дано 19.09 — повторяется только проверка: результат можно передать. «Продолжаем тестирование» — процесс, на стол не кладётся.</w:t>
+        <w:t xml:space="preserve">Результат (deliverable) — предмет, документ или данные, которые физически передаются. Не путать с целью: цель говорит, как будет; результат — что можно взять в руки. «Продолжаем тестирование» — процесс, на стол не кладётся.</w:t>
       </w:r>
     </w:p>
     <w:p>
@@ -5137,13 +1367,13 @@
           <w:rFonts w:ascii="Arial" w:cs="Arial" w:eastAsia="Arial" w:hAnsi="Arial"/>
           <w:b/>
           <w:bCs/>
-          <w:i/>
-          <w:iCs/>
+          <w:i w:val="false"/>
+          <w:iCs w:val="false"/>
           <w:color w:val="1A1A1A"/>
           <w:sz w:val="20"/>
           <w:szCs w:val="20"/>
         </w:rPr>
-        <w:t xml:space="preserve">Ориентир. </w:t>
+        <w:t xml:space="preserve">Пример. </w:t>
       </w:r>
       <w:r>
         <w:rPr>
@@ -5156,7 +1386,7 @@
           <w:sz w:val="20"/>
           <w:szCs w:val="20"/>
         </w:rPr>
-        <w:t xml:space="preserve">21.11: макет на макетной плате с прошивкой; схема соединений и методика измерения; протокол калибровки — 10 пар «датчик / влагомер». 26.12: прототип в корпусе, работающий без участия команды; отчёт 5–7 страниц; журнал трёх недель наблюдений со сводной таблицей расхождений.</w:t>
+        <w:t xml:space="preserve">К 21.11: макет на макетной плате с прошивкой; схема соединений и методика измерения; протокол калибровки — 10 пар «датчик / влагомер». К 26.12: прототип в корпусе, работающий без участия команды; отчёт 5–7 страниц; журнал трёх недель наблюдений со сводной таблицей расхождений.</w:t>
       </w:r>
     </w:p>
     <w:p>
@@ -5174,7 +1404,7 @@
           <w:sz w:val="20"/>
           <w:szCs w:val="20"/>
         </w:rPr>
-        <w:t xml:space="preserve">Вывод, который проговаривается после доски: строка «данные» — единственная, которую нельзя сделать быстро, измерения копятся неделями. Значит, начинать их нужно в октябре.</w:t>
+        <w:t xml:space="preserve">Строка «данные» — единственная, которую нельзя сделать быстро: измерения копятся неделями, начинать их нужно заранее.</w:t>
       </w:r>
     </w:p>
     <w:tbl>
@@ -5227,7 +1457,7 @@
                 <w:sz w:val="18"/>
                 <w:szCs w:val="18"/>
               </w:rPr>
-              <w:t xml:space="preserve">Что происходит</w:t>
+              <w:t xml:space="preserve">Типичная ошибка</w:t>
             </w:r>
           </w:p>
         </w:tc>
@@ -5264,7 +1494,7 @@
                 <w:sz w:val="18"/>
                 <w:szCs w:val="18"/>
               </w:rPr>
-              <w:t xml:space="preserve">Как реагировать</w:t>
+              <w:t xml:space="preserve">Как поправить</w:t>
             </w:r>
           </w:p>
         </w:tc>
@@ -5412,7 +1642,7 @@
                 <w:sz w:val="18"/>
                 <w:szCs w:val="18"/>
               </w:rPr>
-              <w:t xml:space="preserve">Допустимо для социального проекта (Вектор Б), если данные — это, например, результаты опроса. Спросить: какие числа подтвердят, что сработало?</w:t>
+              <w:t xml:space="preserve">Для социального проекта данные — это, например, результаты опроса</w:t>
             </w:r>
           </w:p>
         </w:tc>
@@ -5425,7 +1655,10 @@
     </w:p>
     <w:p>
       <w:pPr>
-        <w:spacing w:after="90" w:before="220"/>
+        <w:pBdr>
+          <w:bottom w:val="single" w:color="999999" w:sz="6" w:space="4"/>
+        </w:pBdr>
+        <w:spacing w:after="140" w:before="320"/>
       </w:pPr>
       <w:r>
         <w:rPr>
@@ -5435,29 +1668,16 @@
           <w:i w:val="false"/>
           <w:iCs w:val="false"/>
           <w:color w:val="1A1A1A"/>
-          <w:sz w:val="22"/>
-          <w:szCs w:val="22"/>
-        </w:rPr>
-        <w:t xml:space="preserve">Раздел 6 (29–35). Границы</w:t>
+          <w:sz w:val="26"/>
+          <w:szCs w:val="26"/>
+        </w:rPr>
+        <w:t xml:space="preserve">Раздел 6. Границы</w:t>
       </w:r>
     </w:p>
     <w:p>
       <w:pPr>
         <w:spacing w:after="140" w:before="0" w:line="276"/>
       </w:pPr>
-      <w:r>
-        <w:rPr>
-          <w:rFonts w:ascii="Arial" w:cs="Arial" w:eastAsia="Arial" w:hAnsi="Arial"/>
-          <w:b/>
-          <w:bCs/>
-          <w:i w:val="false"/>
-          <w:iCs w:val="false"/>
-          <w:color w:val="1A1A1A"/>
-          <w:sz w:val="20"/>
-          <w:szCs w:val="20"/>
-        </w:rPr>
-        <w:t xml:space="preserve">Вопрос раздела: </w:t>
-      </w:r>
       <w:r>
         <w:rPr>
           <w:rFonts w:ascii="Arial" w:cs="Arial" w:eastAsia="Arial" w:hAnsi="Arial"/>
@@ -5469,7 +1689,7 @@
           <w:sz w:val="20"/>
           <w:szCs w:val="20"/>
         </w:rPr>
-        <w:t xml:space="preserve">чего мы делать не будем. Формулировка начинается с «не» и называет конкретную вещь. Три типа: чего не делаем, для кого не делаем, чего не гарантируем.</w:t>
+        <w:t xml:space="preserve">Формулировка начинается с «не» и называет конкретную вещь. Три типа: чего не делаем, для кого не делаем, чего не гарантируем. Без записанных границ содержание проекта расширяется бесконтрольно (расползание содержания, scope creep) — граница защищает команду, а не отговорка.</w:t>
       </w:r>
     </w:p>
     <w:p>
@@ -5488,13 +1708,13 @@
           <w:rFonts w:ascii="Arial" w:cs="Arial" w:eastAsia="Arial" w:hAnsi="Arial"/>
           <w:b/>
           <w:bCs/>
-          <w:i/>
-          <w:iCs/>
+          <w:i w:val="false"/>
+          <w:iCs w:val="false"/>
           <w:color w:val="1A1A1A"/>
           <w:sz w:val="20"/>
           <w:szCs w:val="20"/>
         </w:rPr>
-        <w:t xml:space="preserve">Ориентир. </w:t>
+        <w:t xml:space="preserve">Пример. </w:t>
       </w:r>
       <w:r>
         <w:rPr>
@@ -5508,24 +1728,6 @@
           <w:szCs w:val="20"/>
         </w:rPr>
         <w:t xml:space="preserve">Не делаем автоматический полив и мобильное приложение. Не рассчитываем на теплицы, открытый грунт и кашпо больше 5 литров. Не гарантируем работу на всех типах почв — калибровка на одном грунте; не гарантируем влагозащиту корпуса.</w:t>
-      </w:r>
-    </w:p>
-    <w:p>
-      <w:pPr>
-        <w:spacing w:after="140" w:before="0" w:line="276"/>
-      </w:pPr>
-      <w:r>
-        <w:rPr>
-          <w:rFonts w:ascii="Arial" w:cs="Arial" w:eastAsia="Arial" w:hAnsi="Arial"/>
-          <w:b w:val="false"/>
-          <w:bCs w:val="false"/>
-          <w:i w:val="false"/>
-          <w:iCs w:val="false"/>
-          <w:color w:val="1A1A1A"/>
-          <w:sz w:val="20"/>
-          <w:szCs w:val="20"/>
-        </w:rPr>
-        <w:t xml:space="preserve">Реплика, снимающая сопротивление (студентам кажется, что записанный отказ выглядит как лень): проект без границ комиссия разбирает жёстче, чем скромный, но очерченный, — у первого нельзя проверить, выполнен он или нет.</w:t>
       </w:r>
     </w:p>
     <w:tbl>
@@ -5578,7 +1780,7 @@
                 <w:sz w:val="18"/>
                 <w:szCs w:val="18"/>
               </w:rPr>
-              <w:t xml:space="preserve">Что происходит</w:t>
+              <w:t xml:space="preserve">Типичная ошибка</w:t>
             </w:r>
           </w:p>
         </w:tc>
@@ -5615,7 +1817,7 @@
                 <w:sz w:val="18"/>
                 <w:szCs w:val="18"/>
               </w:rPr>
-              <w:t xml:space="preserve">Как реагировать</w:t>
+              <w:t xml:space="preserve">Как поправить</w:t>
             </w:r>
           </w:p>
         </w:tc>
@@ -5689,7 +1891,7 @@
                 <w:sz w:val="18"/>
                 <w:szCs w:val="18"/>
               </w:rPr>
-              <w:t xml:space="preserve">Спросить: о чём вас точно спросят на защите, чего вы делать не собираетесь? Это первая граница</w:t>
+              <w:t xml:space="preserve">Спросить: о чём точно спросят на защите, чего вы делать не собираетесь? Это первая граница</w:t>
             </w:r>
           </w:p>
         </w:tc>
@@ -5763,7 +1965,7 @@
                 <w:sz w:val="18"/>
                 <w:szCs w:val="18"/>
               </w:rPr>
-              <w:t xml:space="preserve">Поставить ≈: граница должна называть вещь</w:t>
+              <w:t xml:space="preserve">Граница должна называть конкретную вещь, а не намерение</w:t>
             </w:r>
           </w:p>
         </w:tc>
@@ -5776,7 +1978,10 @@
     </w:p>
     <w:p>
       <w:pPr>
-        <w:spacing w:after="90" w:before="220"/>
+        <w:pBdr>
+          <w:bottom w:val="single" w:color="999999" w:sz="6" w:space="4"/>
+        </w:pBdr>
+        <w:spacing w:after="140" w:before="320"/>
       </w:pPr>
       <w:r>
         <w:rPr>
@@ -5786,29 +1991,16 @@
           <w:i w:val="false"/>
           <w:iCs w:val="false"/>
           <w:color w:val="1A1A1A"/>
-          <w:sz w:val="22"/>
-          <w:szCs w:val="22"/>
-        </w:rPr>
-        <w:t xml:space="preserve">Раздел 7 (35–41). Ресурсы</w:t>
+          <w:sz w:val="26"/>
+          <w:szCs w:val="26"/>
+        </w:rPr>
+        <w:t xml:space="preserve">Раздел 7. Ресурсы</w:t>
       </w:r>
     </w:p>
     <w:p>
       <w:pPr>
         <w:spacing w:after="140" w:before="0" w:line="276"/>
       </w:pPr>
-      <w:r>
-        <w:rPr>
-          <w:rFonts w:ascii="Arial" w:cs="Arial" w:eastAsia="Arial" w:hAnsi="Arial"/>
-          <w:b/>
-          <w:bCs/>
-          <w:i w:val="false"/>
-          <w:iCs w:val="false"/>
-          <w:color w:val="1A1A1A"/>
-          <w:sz w:val="20"/>
-          <w:szCs w:val="20"/>
-        </w:rPr>
-        <w:t xml:space="preserve">Вопрос раздела: </w:t>
-      </w:r>
       <w:r>
         <w:rPr>
           <w:rFonts w:ascii="Arial" w:cs="Arial" w:eastAsia="Arial" w:hAnsi="Arial"/>
@@ -5820,25 +2012,7 @@
           <w:sz w:val="20"/>
           <w:szCs w:val="20"/>
         </w:rPr>
-        <w:t xml:space="preserve">что нужно, есть ли это прямо сейчас и где берём. Бюджет — в доступе, а не в рублях; деньги пишутся, только если нужна закупка.</w:t>
-      </w:r>
-    </w:p>
-    <w:p>
-      <w:pPr>
-        <w:spacing w:after="140" w:before="0" w:line="276"/>
-      </w:pPr>
-      <w:r>
-        <w:rPr>
-          <w:rFonts w:ascii="Arial" w:cs="Arial" w:eastAsia="Arial" w:hAnsi="Arial"/>
-          <w:b w:val="false"/>
-          <w:bCs w:val="false"/>
-          <w:i w:val="false"/>
-          <w:iCs w:val="false"/>
-          <w:color w:val="1A1A1A"/>
-          <w:sz w:val="20"/>
-          <w:szCs w:val="20"/>
-        </w:rPr>
-        <w:t xml:space="preserve">Правило, которое проговаривается: пустая клетка «где берём» — это риск проекта, а не пробел в таблице. 24.10, при сборке плана, такая строка переедет в реестр рисков под своим именем. Поэтому оставлять её пустой можно, а выдумывать ответ — нет.</w:t>
+        <w:t xml:space="preserve">Что нужно, есть ли это прямо сейчас и где берём. Бюджет учебного проекта — в доступе, а не в рублях: оборудование кафедры, время, чужая компетенция. Пустая клетка «где берём» — это риск проекта, а не пробел: такая строка позже переходит в реестр рисков под своим именем. Оставить пустой можно, выдумывать ответ — нет.</w:t>
       </w:r>
     </w:p>
     <w:p>
@@ -5857,13 +2031,13 @@
           <w:rFonts w:ascii="Arial" w:cs="Arial" w:eastAsia="Arial" w:hAnsi="Arial"/>
           <w:b/>
           <w:bCs/>
-          <w:i/>
-          <w:iCs/>
+          <w:i w:val="false"/>
+          <w:iCs w:val="false"/>
           <w:color w:val="1A1A1A"/>
           <w:sz w:val="20"/>
           <w:szCs w:val="20"/>
         </w:rPr>
-        <w:t xml:space="preserve">Ориентир. </w:t>
+        <w:t xml:space="preserve">Пример. </w:t>
       </w:r>
       <w:r>
         <w:rPr>
@@ -5876,7 +2050,7 @@
           <w:sz w:val="20"/>
           <w:szCs w:val="20"/>
         </w:rPr>
-        <w:t xml:space="preserve">Датчик, микроконтроллер, светодиоды — нет — покупаем сами, до 1500 ₽ на команду. Контрольный влагомер — нет — спросить на кафедре; если нет, весовой метод. Паяльная станция — да — лаборатория кафедры, по договорённости. Навык программирования микроконтроллера — частично — осваивает технический эксперт, 2 недели. Живое растение — да — у коммуникатора дома.</w:t>
+        <w:t xml:space="preserve">Датчик, микроконтроллер, светодиоды — нет — покупаем сами, до 1500 ₽ на команду. Контрольный влагомер — нет — спросить на кафедре; если нет, весовой метод. Паяльная станция — да — лаборатория кафедры, по договорённости. Навык программирования микроконтроллера — частично — осваивает технический эксперт, 2 недели.</w:t>
       </w:r>
     </w:p>
     <w:tbl>
@@ -5929,7 +2103,7 @@
                 <w:sz w:val="18"/>
                 <w:szCs w:val="18"/>
               </w:rPr>
-              <w:t xml:space="preserve">Что происходит</w:t>
+              <w:t xml:space="preserve">Типичная ошибка</w:t>
             </w:r>
           </w:p>
         </w:tc>
@@ -5966,7 +2140,7 @@
                 <w:sz w:val="18"/>
                 <w:szCs w:val="18"/>
               </w:rPr>
-              <w:t xml:space="preserve">Как реагировать</w:t>
+              <w:t xml:space="preserve">Как поправить</w:t>
             </w:r>
           </w:p>
         </w:tc>
@@ -6078,7 +2252,7 @@
                 <w:sz w:val="18"/>
                 <w:szCs w:val="18"/>
               </w:rPr>
-              <w:t xml:space="preserve">Нет строки «навык»</w:t>
+              <w:t xml:space="preserve">Нет строки про навык</w:t>
             </w:r>
           </w:p>
         </w:tc>
@@ -6114,7 +2288,7 @@
                 <w:sz w:val="18"/>
                 <w:szCs w:val="18"/>
               </w:rPr>
-              <w:t xml:space="preserve">Спросить: чего из нужного вы ещё не умеете?</w:t>
+              <w:t xml:space="preserve">Назвать то, чего из нужного вы ещё не умеете</w:t>
             </w:r>
           </w:p>
         </w:tc>
@@ -6127,7 +2301,10 @@
     </w:p>
     <w:p>
       <w:pPr>
-        <w:spacing w:after="90" w:before="220"/>
+        <w:pBdr>
+          <w:bottom w:val="single" w:color="999999" w:sz="6" w:space="4"/>
+        </w:pBdr>
+        <w:spacing w:after="140" w:before="320"/>
       </w:pPr>
       <w:r>
         <w:rPr>
@@ -6137,29 +2314,16 @@
           <w:i w:val="false"/>
           <w:iCs w:val="false"/>
           <w:color w:val="1A1A1A"/>
-          <w:sz w:val="22"/>
-          <w:szCs w:val="22"/>
-        </w:rPr>
-        <w:t xml:space="preserve">Раздел 8 (41–44). Ключевые даты</w:t>
+          <w:sz w:val="26"/>
+          <w:szCs w:val="26"/>
+        </w:rPr>
+        <w:t xml:space="preserve">Раздел 8. Ключевые даты</w:t>
       </w:r>
     </w:p>
     <w:p>
       <w:pPr>
         <w:spacing w:after="140" w:before="0" w:line="276"/>
       </w:pPr>
-      <w:r>
-        <w:rPr>
-          <w:rFonts w:ascii="Arial" w:cs="Arial" w:eastAsia="Arial" w:hAnsi="Arial"/>
-          <w:b/>
-          <w:bCs/>
-          <w:i w:val="false"/>
-          <w:iCs w:val="false"/>
-          <w:color w:val="1A1A1A"/>
-          <w:sz w:val="20"/>
-          <w:szCs w:val="20"/>
-        </w:rPr>
-        <w:t xml:space="preserve">Вопрос раздела: </w:t>
-      </w:r>
       <w:r>
         <w:rPr>
           <w:rFonts w:ascii="Arial" w:cs="Arial" w:eastAsia="Arial" w:hAnsi="Arial"/>
@@ -6171,12 +2335,15 @@
           <w:sz w:val="20"/>
           <w:szCs w:val="20"/>
         </w:rPr>
-        <w:t xml:space="preserve">что будет готово к каждой дате. Даты заданы дорожной картой, строки 26.09 и 03.10 уже заполнены в бланке. Команда пишет 24.10, 21.11, 26.12. Строки 21.11 и 26.12 — это те же предметы, что в разделе 5, одной фразой; расхождение — пометка ↔5.</w:t>
-      </w:r>
-    </w:p>
-    <w:p>
-      <w:pPr>
-        <w:spacing w:after="90" w:before="220"/>
+        <w:t xml:space="preserve">Даты заданы дорожной картой курса; заполняется, что будет готово к каждой. Строки на 21.11 и 26.12 должны совпадать с разделом 5 — теми же предметами, одной фразой.</w:t>
+      </w:r>
+    </w:p>
+    <w:p>
+      <w:pPr>
+        <w:pBdr>
+          <w:bottom w:val="single" w:color="999999" w:sz="6" w:space="4"/>
+        </w:pBdr>
+        <w:spacing w:after="140" w:before="320"/>
       </w:pPr>
       <w:r>
         <w:rPr>
@@ -6186,29 +2353,16 @@
           <w:i w:val="false"/>
           <w:iCs w:val="false"/>
           <w:color w:val="1A1A1A"/>
-          <w:sz w:val="22"/>
-          <w:szCs w:val="22"/>
-        </w:rPr>
-        <w:t xml:space="preserve">Раздел 9 (44–51). Критерии успеха</w:t>
+          <w:sz w:val="26"/>
+          <w:szCs w:val="26"/>
+        </w:rPr>
+        <w:t xml:space="preserve">Раздел 9. Критерии успеха</w:t>
       </w:r>
     </w:p>
     <w:p>
       <w:pPr>
         <w:spacing w:after="140" w:before="0" w:line="276"/>
       </w:pPr>
-      <w:r>
-        <w:rPr>
-          <w:rFonts w:ascii="Arial" w:cs="Arial" w:eastAsia="Arial" w:hAnsi="Arial"/>
-          <w:b/>
-          <w:bCs/>
-          <w:i w:val="false"/>
-          <w:iCs w:val="false"/>
-          <w:color w:val="1A1A1A"/>
-          <w:sz w:val="20"/>
-          <w:szCs w:val="20"/>
-        </w:rPr>
-        <w:t xml:space="preserve">Вопрос раздела: </w:t>
-      </w:r>
       <w:r>
         <w:rPr>
           <w:rFonts w:ascii="Arial" w:cs="Arial" w:eastAsia="Arial" w:hAnsi="Arial"/>
@@ -6220,7 +2374,7 @@
           <w:sz w:val="20"/>
           <w:szCs w:val="20"/>
         </w:rPr>
-        <w:t xml:space="preserve">по какому признаку посторонний человек признает, что сделано, — не спрашивая команду, что имелось в виду. Три-четыре критерия, каждый — проверка «да / нет». Критерии вырастают из буквы M; если не выписываются, причина почти всегда в размытой измеримости — команду нужно вернуть к разделу 4, а не подсказывать критерий.</w:t>
+        <w:t xml:space="preserve">Критерий отвечает на вопрос: по какому признаку посторонний человек признает, что сделано, — не спрашивая команду, что имелось в виду. Три-четыре критерия, каждый — проверка «да / нет». Критерии вырастают из буквы M: если не выписываются, причина почти всегда в размытой измеримости раздела 4.</w:t>
       </w:r>
     </w:p>
     <w:p>
@@ -6239,13 +2393,13 @@
           <w:rFonts w:ascii="Arial" w:cs="Arial" w:eastAsia="Arial" w:hAnsi="Arial"/>
           <w:b/>
           <w:bCs/>
-          <w:i/>
-          <w:iCs/>
+          <w:i w:val="false"/>
+          <w:iCs w:val="false"/>
           <w:color w:val="1A1A1A"/>
           <w:sz w:val="20"/>
           <w:szCs w:val="20"/>
         </w:rPr>
-        <w:t xml:space="preserve">Ориентир. </w:t>
+        <w:t xml:space="preserve">Пример. </w:t>
       </w:r>
       <w:r>
         <w:rPr>
@@ -6258,7 +2412,7 @@
           <w:sz w:val="20"/>
           <w:szCs w:val="20"/>
         </w:rPr>
-        <w:t xml:space="preserve">Устройство включается и показывает одно из трёх состояний без вмешательства команды. Расхождение с контрольным измерением не больше 10 % в каждом из 10 циклов. Журнал трёх недель заполнен без пропусков больше одного дня подряд. В отчёте есть раздел «ограничения», где сказано, при каких условиях устройство не работает.</w:t>
+        <w:t xml:space="preserve">Устройство включается и показывает одно из трёх состояний без вмешательства команды. Расхождение с контрольным измерением не больше 10 % в каждом из 10 циклов. Журнал трёх недель заполнен без пропусков больше одного дня подряд. В отчёте есть раздел «ограничения».</w:t>
       </w:r>
     </w:p>
     <w:tbl>
@@ -6311,7 +2465,7 @@
                 <w:sz w:val="18"/>
                 <w:szCs w:val="18"/>
               </w:rPr>
-              <w:t xml:space="preserve">Что происходит</w:t>
+              <w:t xml:space="preserve">Типичная ошибка</w:t>
             </w:r>
           </w:p>
         </w:tc>
@@ -6348,7 +2502,7 @@
                 <w:sz w:val="18"/>
                 <w:szCs w:val="18"/>
               </w:rPr>
-              <w:t xml:space="preserve">Как реагировать</w:t>
+              <w:t xml:space="preserve">Как поправить</w:t>
             </w:r>
           </w:p>
         </w:tc>
@@ -6422,7 +2576,7 @@
                 <w:sz w:val="18"/>
                 <w:szCs w:val="18"/>
               </w:rPr>
-              <w:t xml:space="preserve">Переформулировать вместе одну строку в форму «да / нет», остальные команда доделывает сама</w:t>
+              <w:t xml:space="preserve">Переформулировать в форму «да / нет»</w:t>
             </w:r>
           </w:p>
         </w:tc>
@@ -6496,7 +2650,7 @@
                 <w:sz w:val="18"/>
                 <w:szCs w:val="18"/>
               </w:rPr>
-              <w:t xml:space="preserve">Спросить: кто решает, что стабильно? Если сама команда — это не критерий</w:t>
+              <w:t xml:space="preserve">Кто решает, что стабильно? Если сама команда — это не критерий</w:t>
             </w:r>
           </w:p>
         </w:tc>
@@ -6509,7 +2663,10 @@
     </w:p>
     <w:p>
       <w:pPr>
-        <w:spacing w:after="90" w:before="220"/>
+        <w:pBdr>
+          <w:bottom w:val="single" w:color="999999" w:sz="6" w:space="4"/>
+        </w:pBdr>
+        <w:spacing w:after="140" w:before="320"/>
       </w:pPr>
       <w:r>
         <w:rPr>
@@ -6519,29 +2676,16 @@
           <w:i w:val="false"/>
           <w:iCs w:val="false"/>
           <w:color w:val="1A1A1A"/>
-          <w:sz w:val="22"/>
-          <w:szCs w:val="22"/>
-        </w:rPr>
-        <w:t xml:space="preserve">Раздел 10 (51–53). Альтернатива</w:t>
+          <w:sz w:val="26"/>
+          <w:szCs w:val="26"/>
+        </w:rPr>
+        <w:t xml:space="preserve">Раздел 10. Альтернатива</w:t>
       </w:r>
     </w:p>
     <w:p>
       <w:pPr>
         <w:spacing w:after="140" w:before="0" w:line="276"/>
       </w:pPr>
-      <w:r>
-        <w:rPr>
-          <w:rFonts w:ascii="Arial" w:cs="Arial" w:eastAsia="Arial" w:hAnsi="Arial"/>
-          <w:b/>
-          <w:bCs/>
-          <w:i w:val="false"/>
-          <w:iCs w:val="false"/>
-          <w:color w:val="1A1A1A"/>
-          <w:sz w:val="20"/>
-          <w:szCs w:val="20"/>
-        </w:rPr>
-        <w:t xml:space="preserve">Вопрос раздела: </w:t>
-      </w:r>
       <w:r>
         <w:rPr>
           <w:rFonts w:ascii="Arial" w:cs="Arial" w:eastAsia="Arial" w:hAnsi="Arial"/>
@@ -6553,7 +2697,7 @@
           <w:sz w:val="20"/>
           <w:szCs w:val="20"/>
         </w:rPr>
-        <w:t xml:space="preserve">какой концепт проиграл, по какому критерию и при каком условии команда к нему вернётся. Перенос с листа 1.</w:t>
+        <w:t xml:space="preserve">Какой концепт проиграл, по какому критерию и при каком условии команда к нему вернётся. Переносится с листа 1.</w:t>
       </w:r>
     </w:p>
     <w:p>
@@ -6572,13 +2716,13 @@
           <w:rFonts w:ascii="Arial" w:cs="Arial" w:eastAsia="Arial" w:hAnsi="Arial"/>
           <w:b/>
           <w:bCs/>
-          <w:i/>
-          <w:iCs/>
+          <w:i w:val="false"/>
+          <w:iCs w:val="false"/>
           <w:color w:val="1A1A1A"/>
           <w:sz w:val="20"/>
           <w:szCs w:val="20"/>
         </w:rPr>
-        <w:t xml:space="preserve">Ориентир. </w:t>
+        <w:t xml:space="preserve">Пример. </w:t>
       </w:r>
       <w:r>
         <w:rPr>
@@ -6596,24 +2740,6 @@
     </w:p>
     <w:p>
       <w:pPr>
-        <w:spacing w:after="140" w:before="0" w:line="276"/>
-      </w:pPr>
-      <w:r>
-        <w:rPr>
-          <w:rFonts w:ascii="Arial" w:cs="Arial" w:eastAsia="Arial" w:hAnsi="Arial"/>
-          <w:b w:val="false"/>
-          <w:bCs w:val="false"/>
-          <w:i w:val="false"/>
-          <w:iCs w:val="false"/>
-          <w:color w:val="1A1A1A"/>
-          <w:sz w:val="20"/>
-          <w:szCs w:val="20"/>
-        </w:rPr>
-        <w:t xml:space="preserve">Если у команды второго концепта фактически не было, сейчас самое время его назвать: через пять минут он может понадобиться для решения no-go.</w:t>
-      </w:r>
-    </w:p>
-    <w:p>
-      <w:pPr>
         <w:pBdr>
           <w:bottom w:val="single" w:color="999999" w:sz="6" w:space="4"/>
         </w:pBdr>
@@ -6630,25 +2756,7 @@
           <w:sz w:val="26"/>
           <w:szCs w:val="26"/>
         </w:rPr>
-        <w:t xml:space="preserve">Стейкхолдеры (53–78)</w:t>
-      </w:r>
-    </w:p>
-    <w:p>
-      <w:pPr>
-        <w:spacing w:after="90" w:before="220"/>
-      </w:pPr>
-      <w:r>
-        <w:rPr>
-          <w:rFonts w:ascii="Arial" w:cs="Arial" w:eastAsia="Arial" w:hAnsi="Arial"/>
-          <w:b/>
-          <w:bCs/>
-          <w:i w:val="false"/>
-          <w:iCs w:val="false"/>
-          <w:color w:val="1A1A1A"/>
-          <w:sz w:val="22"/>
-          <w:szCs w:val="22"/>
-        </w:rPr>
-        <w:t xml:space="preserve">Определение и поиск (53–58)</w:t>
+        <w:t xml:space="preserve">Стейкхолдеры (раздел 11)</w:t>
       </w:r>
     </w:p>
     <w:p>
@@ -6667,8 +2775,8 @@
           <w:rFonts w:ascii="Arial" w:cs="Arial" w:eastAsia="Arial" w:hAnsi="Arial"/>
           <w:b/>
           <w:bCs/>
-          <w:i/>
-          <w:iCs/>
+          <w:i w:val="false"/>
+          <w:iCs w:val="false"/>
           <w:color w:val="1A1A1A"/>
           <w:sz w:val="20"/>
           <w:szCs w:val="20"/>
@@ -6704,7 +2812,25 @@
           <w:sz w:val="20"/>
           <w:szCs w:val="20"/>
         </w:rPr>
-        <w:t xml:space="preserve">Третья часть определения — «считать, что испытывают» — ключевая для учебного проекта: сосед по комнате, у которого ночью светится индикатор, ничего не решает, но может выключить устройство посреди испытаний.</w:t>
+        <w:t xml:space="preserve">Третья часть определения — «считать, что испытывают» — ключевая: сосед по комнате, у которого ночью светится индикатор, ничего не решает, но может выключить устройство посреди испытаний.</w:t>
+      </w:r>
+    </w:p>
+    <w:p>
+      <w:pPr>
+        <w:spacing w:after="90" w:before="220"/>
+      </w:pPr>
+      <w:r>
+        <w:rPr>
+          <w:rFonts w:ascii="Arial" w:cs="Arial" w:eastAsia="Arial" w:hAnsi="Arial"/>
+          <w:b/>
+          <w:bCs/>
+          <w:i w:val="false"/>
+          <w:iCs w:val="false"/>
+          <w:color w:val="1A1A1A"/>
+          <w:sz w:val="22"/>
+          <w:szCs w:val="22"/>
+        </w:rPr>
+        <w:t xml:space="preserve">Как искать</w:t>
       </w:r>
     </w:p>
     <w:p>
@@ -6722,7 +2848,7 @@
           <w:sz w:val="20"/>
           <w:szCs w:val="20"/>
         </w:rPr>
-        <w:t xml:space="preserve">Стейкхолдеры находятся не перебором «кого мы знаем», а четырьмя вопросами — каждый привязан к уже заполненному разделу паспорта:</w:t>
+        <w:t xml:space="preserve">Не перебором «кого мы знаем», а четырьмя вопросами — каждый привязан к уже заполненному разделу паспорта:</w:t>
       </w:r>
     </w:p>
     <w:tbl>
@@ -7308,6 +3434,60 @@
       <w:r>
         <w:rPr>
           <w:rFonts w:ascii="Arial" w:cs="Arial" w:eastAsia="Arial" w:hAnsi="Arial"/>
+          <w:b w:val="false"/>
+          <w:bCs w:val="false"/>
+          <w:i w:val="false"/>
+          <w:iCs w:val="false"/>
+          <w:color w:val="1A1A1A"/>
+          <w:sz w:val="20"/>
+          <w:szCs w:val="20"/>
+        </w:rPr>
+        <w:t xml:space="preserve">Для м631к (1 курс) стейкхолдеры ищутся прежде всего внутри университета: однокурсники, кафедра, общежитие. Для м531 (2 курс) — и за его пределами: заказчик, грантовый фонд, научный руководитель, организация, где стоит оборудование.</w:t>
+      </w:r>
+    </w:p>
+    <w:p>
+      <w:pPr>
+        <w:spacing w:after="90" w:before="220"/>
+      </w:pPr>
+      <w:r>
+        <w:rPr>
+          <w:rFonts w:ascii="Arial" w:cs="Arial" w:eastAsia="Arial" w:hAnsi="Arial"/>
+          <w:b/>
+          <w:bCs/>
+          <w:i w:val="false"/>
+          <w:iCs w:val="false"/>
+          <w:color w:val="1A1A1A"/>
+          <w:sz w:val="22"/>
+          <w:szCs w:val="22"/>
+        </w:rPr>
+        <w:t xml:space="preserve">Как расставить по важности</w:t>
+      </w:r>
+    </w:p>
+    <w:p>
+      <w:pPr>
+        <w:spacing w:after="140" w:before="0" w:line="276"/>
+      </w:pPr>
+      <w:r>
+        <w:rPr>
+          <w:rFonts w:ascii="Arial" w:cs="Arial" w:eastAsia="Arial" w:hAnsi="Arial"/>
+          <w:b w:val="false"/>
+          <w:bCs w:val="false"/>
+          <w:i w:val="false"/>
+          <w:iCs w:val="false"/>
+          <w:color w:val="1A1A1A"/>
+          <w:sz w:val="20"/>
+          <w:szCs w:val="20"/>
+        </w:rPr>
+        <w:t xml:space="preserve">Матрица «влияние × заинтересованность» (power / interest grid, А. Менделоу, 1991; PMBOK Guide приводит её среди способов представления данных о заинтересованных сторонах). Каждый стейкхолдер оценивается по двум осям, по шкале «высокое / низкое»:</w:t>
+      </w:r>
+    </w:p>
+    <w:p>
+      <w:pPr>
+        <w:spacing w:after="60" w:before="0" w:line="276"/>
+      </w:pPr>
+      <w:r>
+        <w:rPr>
+          <w:rFonts w:ascii="Arial" w:cs="Arial" w:eastAsia="Arial" w:hAnsi="Arial"/>
           <w:b/>
           <w:bCs/>
           <w:i w:val="false"/>
@@ -7316,7 +3496,7 @@
           <w:sz w:val="20"/>
           <w:szCs w:val="20"/>
         </w:rPr>
-        <w:t xml:space="preserve">Разница групп. </w:t>
+        <w:t xml:space="preserve">влияние</w:t>
       </w:r>
       <w:r>
         <w:rPr>
@@ -7329,106 +3509,13 @@
           <w:sz w:val="20"/>
           <w:szCs w:val="20"/>
         </w:rPr>
-        <w:t xml:space="preserve">Для м631к (1 курс) стейкхолдеры ищутся прежде всего внутри университета: однокурсники, кафедра, общежитие. Для м531 (2 курс) — и за его пределами: заказчик, грантовый фонд, научный руководитель, организация, где стоит оборудование.</w:t>
-      </w:r>
-    </w:p>
-    <w:p>
-      <w:pPr>
-        <w:spacing w:after="90" w:before="220"/>
-      </w:pPr>
-      <w:r>
-        <w:rPr>
-          <w:rFonts w:ascii="Arial" w:cs="Arial" w:eastAsia="Arial" w:hAnsi="Arial"/>
-          <w:b/>
-          <w:bCs/>
-          <w:i w:val="false"/>
-          <w:iCs w:val="false"/>
-          <w:color w:val="1A1A1A"/>
-          <w:sz w:val="22"/>
-          <w:szCs w:val="22"/>
-        </w:rPr>
-        <w:t xml:space="preserve">Матрица «влияние × заинтересованность» (58–60)</w:t>
+        <w:t xml:space="preserve"> — может ли он остановить проект, изменить его или дать/не дать ресурс</w:t>
       </w:r>
     </w:p>
     <w:p>
       <w:pPr>
         <w:spacing w:after="140" w:before="0" w:line="276"/>
       </w:pPr>
-      <w:r>
-        <w:rPr>
-          <w:rFonts w:ascii="Arial" w:cs="Arial" w:eastAsia="Arial" w:hAnsi="Arial"/>
-          <w:b w:val="false"/>
-          <w:bCs w:val="false"/>
-          <w:i w:val="false"/>
-          <w:iCs w:val="false"/>
-          <w:color w:val="1A1A1A"/>
-          <w:sz w:val="20"/>
-          <w:szCs w:val="20"/>
-        </w:rPr>
-        <w:t xml:space="preserve">Инструмент — сетка «власть / интерес» (power / interest grid), предложенная А. Менделоу (A. Mendelow, 1991); PMBOK Guide приводит её среди способов представления данных о заинтересованных сторонах. Каждый стейкхолдер оценивается по двум осям, по двухбалльной шкале «высокое / низкое»:</w:t>
-      </w:r>
-    </w:p>
-    <w:p>
-      <w:pPr>
-        <w:spacing w:after="90" w:before="0" w:line="276"/>
-      </w:pPr>
-      <w:r>
-        <w:rPr>
-          <w:rFonts w:ascii="Arial" w:cs="Arial" w:eastAsia="Arial" w:hAnsi="Arial"/>
-          <w:b w:val="false"/>
-          <w:bCs w:val="false"/>
-          <w:i w:val="false"/>
-          <w:iCs w:val="false"/>
-          <w:color w:val="1A1A1A"/>
-          <w:sz w:val="20"/>
-          <w:szCs w:val="20"/>
-        </w:rPr>
-        <w:t xml:space="preserve">— </w:t>
-      </w:r>
-      <w:r>
-        <w:rPr>
-          <w:rFonts w:ascii="Arial" w:cs="Arial" w:eastAsia="Arial" w:hAnsi="Arial"/>
-          <w:b/>
-          <w:bCs/>
-          <w:i w:val="false"/>
-          <w:iCs w:val="false"/>
-          <w:color w:val="1A1A1A"/>
-          <w:sz w:val="20"/>
-          <w:szCs w:val="20"/>
-        </w:rPr>
-        <w:t xml:space="preserve">влияние</w:t>
-      </w:r>
-      <w:r>
-        <w:rPr>
-          <w:rFonts w:ascii="Arial" w:cs="Arial" w:eastAsia="Arial" w:hAnsi="Arial"/>
-          <w:b w:val="false"/>
-          <w:bCs w:val="false"/>
-          <w:i w:val="false"/>
-          <w:iCs w:val="false"/>
-          <w:color w:val="1A1A1A"/>
-          <w:sz w:val="20"/>
-          <w:szCs w:val="20"/>
-        </w:rPr>
-        <w:t xml:space="preserve"> — может ли он остановить проект, изменить его или дать/не дать ресурс</w:t>
-      </w:r>
-    </w:p>
-    <w:p>
-      <w:pPr>
-        <w:spacing w:after="90" w:before="0" w:line="276"/>
-      </w:pPr>
-      <w:r>
-        <w:rPr>
-          <w:rFonts w:ascii="Arial" w:cs="Arial" w:eastAsia="Arial" w:hAnsi="Arial"/>
-          <w:b w:val="false"/>
-          <w:bCs w:val="false"/>
-          <w:i w:val="false"/>
-          <w:iCs w:val="false"/>
-          <w:color w:val="1A1A1A"/>
-          <w:sz w:val="20"/>
-          <w:szCs w:val="20"/>
-        </w:rPr>
-        <w:t xml:space="preserve">— </w:t>
-      </w:r>
       <w:r>
         <w:rPr>
           <w:rFonts w:ascii="Arial" w:cs="Arial" w:eastAsia="Arial" w:hAnsi="Arial"/>
@@ -7827,25 +3914,7 @@
           <w:sz w:val="20"/>
           <w:szCs w:val="20"/>
         </w:rPr>
-        <w:t xml:space="preserve">Столбец бланка «Чего ждёт от проекта» — это ожидания, а не требования: требование записано и проверяемо, ожидание не высказано, но по нему стейкхолдер будет судить о результате. Выписать ожидание — значит сделать его видимым заранее.</w:t>
-      </w:r>
-    </w:p>
-    <w:p>
-      <w:pPr>
-        <w:spacing w:after="140" w:before="0" w:line="276"/>
-      </w:pPr>
-      <w:r>
-        <w:rPr>
-          <w:rFonts w:ascii="Arial" w:cs="Arial" w:eastAsia="Arial" w:hAnsi="Arial"/>
-          <w:b w:val="false"/>
-          <w:bCs w:val="false"/>
-          <w:i w:val="false"/>
-          <w:iCs w:val="false"/>
-          <w:color w:val="1A1A1A"/>
-          <w:sz w:val="20"/>
-          <w:szCs w:val="20"/>
-        </w:rPr>
-        <w:t xml:space="preserve">Связь с дальнейшим курсом называется одной фразой: квадрант «информировать» — это люди для трёх разговоров к занятию 6; квадрант «удовлетворять» — главный источник рисков, 24.10 он откроет реестр рисков.</w:t>
+        <w:t xml:space="preserve">Столбец «Чего ждёт от проекта» — это ожидания, а не требования: требование записано и проверяемо, ожидание не высказано, но по нему стейкхолдер будет судить о результате. Выписать ожидание — значит сделать его видимым заранее.</w:t>
       </w:r>
     </w:p>
     <w:p>
@@ -7863,99 +3932,7 @@
           <w:sz w:val="22"/>
           <w:szCs w:val="22"/>
         </w:rPr>
-        <w:t xml:space="preserve">Пример на матрице (60–61)</w:t>
-      </w:r>
-    </w:p>
-    <w:p>
-      <w:pPr>
-        <w:spacing w:after="140" w:before="0" w:line="276"/>
-      </w:pPr>
-      <w:r>
-        <w:rPr>
-          <w:rFonts w:ascii="Arial" w:cs="Arial" w:eastAsia="Arial" w:hAnsi="Arial"/>
-          <w:b w:val="false"/>
-          <w:bCs w:val="false"/>
-          <w:i w:val="false"/>
-          <w:iCs w:val="false"/>
-          <w:color w:val="1A1A1A"/>
-          <w:sz w:val="20"/>
-          <w:szCs w:val="20"/>
-        </w:rPr>
-        <w:t xml:space="preserve">Слайд 16 — визуальный мост между определением квадрантов и таблицей: те же четыре роли, что соберутся в таблицу на слайде 17, уже расставлены по клеткам матрицы бледно-серым курсивом. Это не диктуемый ответ, а ориентир по форме — как выглядит заполненная матрица, а не что писать про свой проект. Пролистнуть за минуту, без разбора: содержательный разбор — на следующем слайде, через таблицу.</w:t>
-      </w:r>
-    </w:p>
-    <w:p>
-      <w:pPr>
-        <w:spacing w:after="90" w:before="220"/>
-      </w:pPr>
-      <w:r>
-        <w:rPr>
-          <w:rFonts w:ascii="Arial" w:cs="Arial" w:eastAsia="Arial" w:hAnsi="Arial"/>
-          <w:b/>
-          <w:bCs/>
-          <w:i w:val="false"/>
-          <w:iCs w:val="false"/>
-          <w:color w:val="1A1A1A"/>
-          <w:sz w:val="22"/>
-          <w:szCs w:val="22"/>
-        </w:rPr>
-        <w:t xml:space="preserve">Стейкхолдеры горшка на доске (61–65)</w:t>
-      </w:r>
-    </w:p>
-    <w:p>
-      <w:pPr>
-        <w:spacing w:after="140" w:before="0" w:line="276"/>
-      </w:pPr>
-      <w:r>
-        <w:rPr>
-          <w:rFonts w:ascii="Arial" w:cs="Arial" w:eastAsia="Arial" w:hAnsi="Arial"/>
-          <w:b w:val="false"/>
-          <w:bCs w:val="false"/>
-          <w:i w:val="false"/>
-          <w:iCs w:val="false"/>
-          <w:color w:val="1A1A1A"/>
-          <w:sz w:val="20"/>
-          <w:szCs w:val="20"/>
-        </w:rPr>
-        <w:t xml:space="preserve">Контур — пустая таблица на слайде 17 (в ней же — бледно-серые примеры-подсказки по тем же четырём ролям, см. ниже). Четыре строки вопросом в зал: «кто ещё, кроме команды, может повлиять на этот проект?»</w:t>
-      </w:r>
-    </w:p>
-    <w:p>
-      <w:pPr>
-        <w:pBdr>
-          <w:top w:val="single" w:color="B3B3B3" w:sz="4" w:space="4"/>
-          <w:bottom w:val="single" w:color="B3B3B3" w:sz="4" w:space="4"/>
-          <w:left w:val="single" w:color="B3B3B3" w:sz="4" w:space="8"/>
-          <w:right w:val="single" w:color="B3B3B3" w:sz="4" w:space="8"/>
-        </w:pBdr>
-        <w:shd w:fill="E8E8E8" w:color="auto" w:val="clear"/>
-        <w:spacing w:after="160" w:before="80" w:line="276"/>
-      </w:pPr>
-      <w:r>
-        <w:rPr>
-          <w:rFonts w:ascii="Arial" w:cs="Arial" w:eastAsia="Arial" w:hAnsi="Arial"/>
-          <w:b/>
-          <w:bCs/>
-          <w:i/>
-          <w:iCs/>
-          <w:color w:val="1A1A1A"/>
-          <w:sz w:val="20"/>
-          <w:szCs w:val="20"/>
-        </w:rPr>
-        <w:t xml:space="preserve">Ориентир — только для преподавателя. </w:t>
-      </w:r>
-      <w:r>
-        <w:rPr>
-          <w:rFonts w:ascii="Arial" w:cs="Arial" w:eastAsia="Arial" w:hAnsi="Arial"/>
-          <w:b w:val="false"/>
-          <w:bCs w:val="false"/>
-          <w:i/>
-          <w:iCs/>
-          <w:color w:val="1A1A1A"/>
-          <w:sz w:val="20"/>
-          <w:szCs w:val="20"/>
-        </w:rPr>
-        <w:t xml:space="preserve"/>
+        <w:t xml:space="preserve">Пример — горшок</w:t>
       </w:r>
     </w:p>
     <w:tbl>
@@ -8197,7 +4174,7 @@
                 <w:sz w:val="18"/>
                 <w:szCs w:val="18"/>
               </w:rPr>
-              <w:t xml:space="preserve">Преподаватель, комиссия 26.12</w:t>
+              <w:t xml:space="preserve">Преподаватель, комиссия</w:t>
             </w:r>
           </w:p>
         </w:tc>
@@ -8523,7 +4500,7 @@
                 <w:sz w:val="18"/>
                 <w:szCs w:val="18"/>
               </w:rPr>
-              <w:t xml:space="preserve">информировать: три разговора в октябре, испытание прототипа</w:t>
+              <w:t xml:space="preserve">информировать: разговоры, испытание прототипа</w:t>
             </w:r>
           </w:p>
         </w:tc>
@@ -8597,7 +4574,7 @@
                 <w:sz w:val="18"/>
                 <w:szCs w:val="18"/>
               </w:rPr>
-              <w:t xml:space="preserve">Аккуратность, согласованное время, правила техники безопасности</w:t>
+              <w:t xml:space="preserve">Аккуратность, согласованное время, техника безопасности</w:t>
             </w:r>
           </w:p>
         </w:tc>
@@ -8931,7 +4908,7 @@
           <w:sz w:val="20"/>
           <w:szCs w:val="20"/>
         </w:rPr>
-        <w:t xml:space="preserve">Самое полезное наблюдение для зала: заведующий лабораторией — не самый заметный человек в проекте, но единственный, кто может остановить его, ничего не нарушив.</w:t>
+        <w:t xml:space="preserve">Самое полезное наблюдение: заведующий лабораторией — не самый заметный человек в проекте, но единственный, кто может остановить его, ничего не нарушив, — просто не дав нужное оборудование в нужную неделю.</w:t>
       </w:r>
     </w:p>
     <w:p>
@@ -8949,7 +4926,7 @@
           <w:sz w:val="22"/>
           <w:szCs w:val="22"/>
         </w:rPr>
-        <w:t xml:space="preserve">Раздел 11 командами (65–78)</w:t>
+        <w:t xml:space="preserve">Заполняя свой раздел 11</w:t>
       </w:r>
     </w:p>
     <w:p>
@@ -8967,7 +4944,7 @@
           <w:sz w:val="20"/>
           <w:szCs w:val="20"/>
         </w:rPr>
-        <w:t xml:space="preserve">Порядок объявляется до старта: 4 минуты — список по четырём вопросам; 6 минут — по каждому «чего ждёт», влияние, интерес; 3 минуты — расставить имена на матрицу бланка и записать, что делаем. Пять-шесть стейкхолдеров достаточно.</w:t>
+        <w:t xml:space="preserve">Пяти-шести стейкхолдеров достаточно.</w:t>
       </w:r>
     </w:p>
     <w:tbl>
@@ -9020,7 +4997,7 @@
                 <w:sz w:val="18"/>
                 <w:szCs w:val="18"/>
               </w:rPr>
-              <w:t xml:space="preserve">Что происходит</w:t>
+              <w:t xml:space="preserve">Типичная ошибка</w:t>
             </w:r>
           </w:p>
         </w:tc>
@@ -9057,7 +5034,7 @@
                 <w:sz w:val="18"/>
                 <w:szCs w:val="18"/>
               </w:rPr>
-              <w:t xml:space="preserve">Как реагировать</w:t>
+              <w:t xml:space="preserve">Как поправить</w:t>
             </w:r>
           </w:p>
         </w:tc>
@@ -9131,7 +5108,7 @@
                 <w:sz w:val="18"/>
                 <w:szCs w:val="18"/>
               </w:rPr>
-              <w:t xml:space="preserve">Вернуть к вопросам 2 и 3: кто пользуется, у кого ресурсы?</w:t>
+              <w:t xml:space="preserve">Кто ещё пользуется результатом, у кого ресурсы?</w:t>
             </w:r>
           </w:p>
         </w:tc>
@@ -9243,7 +5220,7 @@
                 <w:sz w:val="18"/>
                 <w:szCs w:val="18"/>
               </w:rPr>
-              <w:t xml:space="preserve">Все в правом верхнем углу</w:t>
+              <w:t xml:space="preserve">Все в правом верхнем углу матрицы</w:t>
             </w:r>
           </w:p>
         </w:tc>
@@ -9279,7 +5256,7 @@
                 <w:sz w:val="18"/>
                 <w:szCs w:val="18"/>
               </w:rPr>
-              <w:t xml:space="preserve">Влияние спутано с интересом. Спросить: может ли этот человек остановить проект?</w:t>
+              <w:t xml:space="preserve">Влияние спутано с интересом: может ли этот человек остановить проект?</w:t>
             </w:r>
           </w:p>
         </w:tc>
@@ -9382,12 +5359,12 @@
           <w:sz w:val="26"/>
           <w:szCs w:val="26"/>
         </w:rPr>
-        <w:t xml:space="preserve">Фиксация темы (78–83)</w:t>
-      </w:r>
-    </w:p>
-    <w:p>
-      <w:pPr>
-        <w:spacing w:after="140" w:before="0" w:line="276"/>
+        <w:t xml:space="preserve">Критерии оценки паспорта</w:t>
+      </w:r>
+    </w:p>
+    <w:p>
+      <w:pPr>
+        <w:spacing w:after="100" w:before="0" w:line="276"/>
       </w:pPr>
       <w:r>
         <w:rPr>
@@ -9400,227 +5377,7 @@
           <w:sz w:val="20"/>
           <w:szCs w:val="20"/>
         </w:rPr>
-        <w:t xml:space="preserve">Шаг 8 фазы инициации — решение go/no-go — объявлен 19.09 и назначен на сегодня. Процедура:</w:t>
-      </w:r>
-    </w:p>
-    <w:p>
-      <w:pPr>
-        <w:spacing w:after="110" w:before="0" w:line="276"/>
-      </w:pPr>
-      <w:r>
-        <w:rPr>
-          <w:rFonts w:ascii="Arial" w:cs="Arial" w:eastAsia="Arial" w:hAnsi="Arial"/>
-          <w:b/>
-          <w:bCs/>
-          <w:i w:val="false"/>
-          <w:iCs w:val="false"/>
-          <w:color w:val="1A1A1A"/>
-          <w:sz w:val="20"/>
-          <w:szCs w:val="20"/>
-        </w:rPr>
-        <w:t xml:space="preserve">1. </w:t>
-      </w:r>
-      <w:r>
-        <w:rPr>
-          <w:rFonts w:ascii="Arial" w:cs="Arial" w:eastAsia="Arial" w:hAnsi="Arial"/>
-          <w:b w:val="false"/>
-          <w:bCs w:val="false"/>
-          <w:i w:val="false"/>
-          <w:iCs w:val="false"/>
-          <w:color w:val="1A1A1A"/>
-          <w:sz w:val="20"/>
-          <w:szCs w:val="20"/>
-        </w:rPr>
-        <w:t xml:space="preserve">Команда перечитывает про себя разделы 1, 3 и 4 и решает: идём с этой темой или нет (1–2 минуты).</w:t>
-      </w:r>
-    </w:p>
-    <w:p>
-      <w:pPr>
-        <w:spacing w:after="110" w:before="0" w:line="276"/>
-      </w:pPr>
-      <w:r>
-        <w:rPr>
-          <w:rFonts w:ascii="Arial" w:cs="Arial" w:eastAsia="Arial" w:hAnsi="Arial"/>
-          <w:b/>
-          <w:bCs/>
-          <w:i w:val="false"/>
-          <w:iCs w:val="false"/>
-          <w:color w:val="1A1A1A"/>
-          <w:sz w:val="20"/>
-          <w:szCs w:val="20"/>
-        </w:rPr>
-        <w:t xml:space="preserve">2. </w:t>
-      </w:r>
-      <w:r>
-        <w:rPr>
-          <w:rFonts w:ascii="Arial" w:cs="Arial" w:eastAsia="Arial" w:hAnsi="Arial"/>
-          <w:b/>
-          <w:bCs/>
-          <w:i w:val="false"/>
-          <w:iCs w:val="false"/>
-          <w:color w:val="1A1A1A"/>
-          <w:sz w:val="20"/>
-          <w:szCs w:val="20"/>
-        </w:rPr>
-        <w:t xml:space="preserve">Go</w:t>
-      </w:r>
-      <w:r>
-        <w:rPr>
-          <w:rFonts w:ascii="Arial" w:cs="Arial" w:eastAsia="Arial" w:hAnsi="Arial"/>
-          <w:b w:val="false"/>
-          <w:bCs w:val="false"/>
-          <w:i w:val="false"/>
-          <w:iCs w:val="false"/>
-          <w:color w:val="1A1A1A"/>
-          <w:sz w:val="20"/>
-          <w:szCs w:val="20"/>
-        </w:rPr>
-        <w:t xml:space="preserve"> — команда подписывает паспорт. С этой минуты тема зафиксирована: дальше уточняются формулировки внутри неё, а не сама тема.</w:t>
-      </w:r>
-    </w:p>
-    <w:p>
-      <w:pPr>
-        <w:spacing w:after="110" w:before="0" w:line="276"/>
-      </w:pPr>
-      <w:r>
-        <w:rPr>
-          <w:rFonts w:ascii="Arial" w:cs="Arial" w:eastAsia="Arial" w:hAnsi="Arial"/>
-          <w:b/>
-          <w:bCs/>
-          <w:i w:val="false"/>
-          <w:iCs w:val="false"/>
-          <w:color w:val="1A1A1A"/>
-          <w:sz w:val="20"/>
-          <w:szCs w:val="20"/>
-        </w:rPr>
-        <w:t xml:space="preserve">3. </w:t>
-      </w:r>
-      <w:r>
-        <w:rPr>
-          <w:rFonts w:ascii="Arial" w:cs="Arial" w:eastAsia="Arial" w:hAnsi="Arial"/>
-          <w:b/>
-          <w:bCs/>
-          <w:i w:val="false"/>
-          <w:iCs w:val="false"/>
-          <w:color w:val="1A1A1A"/>
-          <w:sz w:val="20"/>
-          <w:szCs w:val="20"/>
-        </w:rPr>
-        <w:t xml:space="preserve">No-go</w:t>
-      </w:r>
-      <w:r>
-        <w:rPr>
-          <w:rFonts w:ascii="Arial" w:cs="Arial" w:eastAsia="Arial" w:hAnsi="Arial"/>
-          <w:b w:val="false"/>
-          <w:bCs w:val="false"/>
-          <w:i w:val="false"/>
-          <w:iCs w:val="false"/>
-          <w:color w:val="1A1A1A"/>
-          <w:sz w:val="20"/>
-          <w:szCs w:val="20"/>
-        </w:rPr>
-        <w:t xml:space="preserve"> — команда меняет тему сейчас, пока окно открыто; называет новую тему одной строкой. Альтернатива из раздела 10 для этого и хранится. Паспорт на новую тему заполняется к 03.10 целиком.</w:t>
-      </w:r>
-    </w:p>
-    <w:p>
-      <w:pPr>
-        <w:spacing w:after="110" w:before="0" w:line="276"/>
-      </w:pPr>
-      <w:r>
-        <w:rPr>
-          <w:rFonts w:ascii="Arial" w:cs="Arial" w:eastAsia="Arial" w:hAnsi="Arial"/>
-          <w:b/>
-          <w:bCs/>
-          <w:i w:val="false"/>
-          <w:iCs w:val="false"/>
-          <w:color w:val="1A1A1A"/>
-          <w:sz w:val="20"/>
-          <w:szCs w:val="20"/>
-        </w:rPr>
-        <w:t xml:space="preserve">4. </w:t>
-      </w:r>
-      <w:r>
-        <w:rPr>
-          <w:rFonts w:ascii="Arial" w:cs="Arial" w:eastAsia="Arial" w:hAnsi="Arial"/>
-          <w:b w:val="false"/>
-          <w:bCs w:val="false"/>
-          <w:i w:val="false"/>
-          <w:iCs w:val="false"/>
-          <w:color w:val="1A1A1A"/>
-          <w:sz w:val="20"/>
-          <w:szCs w:val="20"/>
-        </w:rPr>
-        <w:t xml:space="preserve">Преподаватель записывает на доске (и у себя) список: команда — название проекта. Этот список и есть фиксация: 03.10 представляются ровно эти темы.</w:t>
-      </w:r>
-    </w:p>
-    <w:p>
-      <w:pPr>
-        <w:spacing w:after="110" w:before="0" w:line="276"/>
-      </w:pPr>
-      <w:r>
-        <w:rPr>
-          <w:rFonts w:ascii="Arial" w:cs="Arial" w:eastAsia="Arial" w:hAnsi="Arial"/>
-          <w:b/>
-          <w:bCs/>
-          <w:i w:val="false"/>
-          <w:iCs w:val="false"/>
-          <w:color w:val="1A1A1A"/>
-          <w:sz w:val="20"/>
-          <w:szCs w:val="20"/>
-        </w:rPr>
-        <w:t xml:space="preserve">5. </w:t>
-      </w:r>
-      <w:r>
-        <w:rPr>
-          <w:rFonts w:ascii="Arial" w:cs="Arial" w:eastAsia="Arial" w:hAnsi="Arial"/>
-          <w:b w:val="false"/>
-          <w:bCs w:val="false"/>
-          <w:i w:val="false"/>
-          <w:iCs w:val="false"/>
-          <w:color w:val="1A1A1A"/>
-          <w:sz w:val="20"/>
-          <w:szCs w:val="20"/>
-        </w:rPr>
-        <w:t xml:space="preserve">Пока идёт запись, каждая команда произносит тему вслух — одной-двумя фразами: название и в чём суть. Регламент и оценка не нужны — это тренировочное представление. Полное, на 3 минуты и дополненное, — домашнее задание к 03.10 (см. ниже).</w:t>
-      </w:r>
-    </w:p>
-    <w:p>
-      <w:pPr>
-        <w:pBdr>
-          <w:bottom w:val="single" w:color="999999" w:sz="6" w:space="4"/>
-        </w:pBdr>
-        <w:spacing w:after="140" w:before="320"/>
-      </w:pPr>
-      <w:r>
-        <w:rPr>
-          <w:rFonts w:ascii="Arial" w:cs="Arial" w:eastAsia="Arial" w:hAnsi="Arial"/>
-          <w:b/>
-          <w:bCs/>
-          <w:i w:val="false"/>
-          <w:iCs w:val="false"/>
-          <w:color w:val="1A1A1A"/>
-          <w:sz w:val="26"/>
-          <w:szCs w:val="26"/>
-        </w:rPr>
-        <w:t xml:space="preserve">Критерии оценки паспорта (03.10)</w:t>
-      </w:r>
-    </w:p>
-    <w:p>
-      <w:pPr>
-        <w:spacing w:after="100" w:before="0" w:line="276"/>
-      </w:pPr>
-      <w:r>
-        <w:rPr>
-          <w:rFonts w:ascii="Arial" w:cs="Arial" w:eastAsia="Arial" w:hAnsi="Arial"/>
-          <w:b w:val="false"/>
-          <w:bCs w:val="false"/>
-          <w:i w:val="false"/>
-          <w:iCs w:val="false"/>
-          <w:color w:val="1A1A1A"/>
-          <w:sz w:val="20"/>
-          <w:szCs w:val="20"/>
-        </w:rPr>
-        <w:t xml:space="preserve">Паспорт оценивается 03.10 вместе с представлением, в составе 10 баллов первой вехи. Проверяется связность документа, а не оригинальность замысла:</w:t>
+        <w:t xml:space="preserve">Паспорт проверяется по связности документа, а не по оригинальности замысла:</w:t>
       </w:r>
     </w:p>
     <w:tbl>
@@ -10160,319 +5917,6 @@
         </w:tc>
       </w:tr>
     </w:tbl>
-    <w:p>
-      <w:pPr>
-        <w:spacing w:after="140"/>
-      </w:pPr>
-    </w:p>
-    <w:p>
-      <w:pPr>
-        <w:pBdr>
-          <w:bottom w:val="single" w:color="999999" w:sz="6" w:space="4"/>
-        </w:pBdr>
-        <w:spacing w:after="140" w:before="320"/>
-      </w:pPr>
-      <w:r>
-        <w:rPr>
-          <w:rFonts w:ascii="Arial" w:cs="Arial" w:eastAsia="Arial" w:hAnsi="Arial"/>
-          <w:b/>
-          <w:bCs/>
-          <w:i w:val="false"/>
-          <w:iCs w:val="false"/>
-          <w:color w:val="1A1A1A"/>
-          <w:sz w:val="26"/>
-          <w:szCs w:val="26"/>
-        </w:rPr>
-        <w:t xml:space="preserve">Задание к 3 октября</w:t>
-      </w:r>
-    </w:p>
-    <w:p>
-      <w:pPr>
-        <w:spacing w:after="110" w:before="0" w:line="276"/>
-      </w:pPr>
-      <w:r>
-        <w:rPr>
-          <w:rFonts w:ascii="Arial" w:cs="Arial" w:eastAsia="Arial" w:hAnsi="Arial"/>
-          <w:b/>
-          <w:bCs/>
-          <w:i w:val="false"/>
-          <w:iCs w:val="false"/>
-          <w:color w:val="1A1A1A"/>
-          <w:sz w:val="20"/>
-          <w:szCs w:val="20"/>
-        </w:rPr>
-        <w:t xml:space="preserve">1. </w:t>
-      </w:r>
-      <w:r>
-        <w:rPr>
-          <w:rFonts w:ascii="Arial" w:cs="Arial" w:eastAsia="Arial" w:hAnsi="Arial"/>
-          <w:b w:val="false"/>
-          <w:bCs w:val="false"/>
-          <w:i w:val="false"/>
-          <w:iCs w:val="false"/>
-          <w:color w:val="1A1A1A"/>
-          <w:sz w:val="20"/>
-          <w:szCs w:val="20"/>
-        </w:rPr>
-        <w:t xml:space="preserve">Паспорт начисто — все одиннадцать разделов, с учётом пометок на полях черновика.</w:t>
-      </w:r>
-    </w:p>
-    <w:p>
-      <w:pPr>
-        <w:spacing w:after="110" w:before="0" w:line="276"/>
-      </w:pPr>
-      <w:r>
-        <w:rPr>
-          <w:rFonts w:ascii="Arial" w:cs="Arial" w:eastAsia="Arial" w:hAnsi="Arial"/>
-          <w:b/>
-          <w:bCs/>
-          <w:i w:val="false"/>
-          <w:iCs w:val="false"/>
-          <w:color w:val="1A1A1A"/>
-          <w:sz w:val="20"/>
-          <w:szCs w:val="20"/>
-        </w:rPr>
-        <w:t xml:space="preserve">2. </w:t>
-      </w:r>
-      <w:r>
-        <w:rPr>
-          <w:rFonts w:ascii="Arial" w:cs="Arial" w:eastAsia="Arial" w:hAnsi="Arial"/>
-          <w:b w:val="false"/>
-          <w:bCs w:val="false"/>
-          <w:i w:val="false"/>
-          <w:iCs w:val="false"/>
-          <w:color w:val="1A1A1A"/>
-          <w:sz w:val="20"/>
-          <w:szCs w:val="20"/>
-        </w:rPr>
-        <w:t xml:space="preserve">Второе представление проекта — 3 минуты устно, дополненное. 26.09 команда лишь назвала тему вслух на пробу; теперь — полная структура: проблема и для кого → цель одной фразой → что команда положит на стол 21.11 → что пока не сходится.</w:t>
-      </w:r>
-    </w:p>
-    <w:p>
-      <w:pPr>
-        <w:spacing w:after="110" w:before="0" w:line="276"/>
-      </w:pPr>
-      <w:r>
-        <w:rPr>
-          <w:rFonts w:ascii="Arial" w:cs="Arial" w:eastAsia="Arial" w:hAnsi="Arial"/>
-          <w:b/>
-          <w:bCs/>
-          <w:i w:val="false"/>
-          <w:iCs w:val="false"/>
-          <w:color w:val="1A1A1A"/>
-          <w:sz w:val="20"/>
-          <w:szCs w:val="20"/>
-        </w:rPr>
-        <w:t xml:space="preserve">3. </w:t>
-      </w:r>
-      <w:r>
-        <w:rPr>
-          <w:rFonts w:ascii="Arial" w:cs="Arial" w:eastAsia="Arial" w:hAnsi="Arial"/>
-          <w:b w:val="false"/>
-          <w:bCs w:val="false"/>
-          <w:i w:val="false"/>
-          <w:iCs w:val="false"/>
-          <w:color w:val="1A1A1A"/>
-          <w:sz w:val="20"/>
-          <w:szCs w:val="20"/>
-        </w:rPr>
-        <w:t xml:space="preserve">Список пустых клеток паспорта — к кому команда идёт с вопросом и когда.</w:t>
-      </w:r>
-    </w:p>
-    <w:p>
-      <w:pPr>
-        <w:spacing w:after="140" w:before="0" w:line="276"/>
-      </w:pPr>
-      <w:r>
-        <w:rPr>
-          <w:rFonts w:ascii="Arial" w:cs="Arial" w:eastAsia="Arial" w:hAnsi="Arial"/>
-          <w:b w:val="false"/>
-          <w:bCs w:val="false"/>
-          <w:i w:val="false"/>
-          <w:iCs w:val="false"/>
-          <w:color w:val="1A1A1A"/>
-          <w:sz w:val="20"/>
-          <w:szCs w:val="20"/>
-        </w:rPr>
-        <w:t xml:space="preserve">После пары в тему «Материалы» выкладывается образец паспорта (Zanyatie_03_Praktika2_Pasport_Obrazec.docx) — для сверки, не для списывания.</w:t>
-      </w:r>
-    </w:p>
-    <w:p>
-      <w:pPr>
-        <w:pBdr>
-          <w:bottom w:val="single" w:color="999999" w:sz="6" w:space="4"/>
-        </w:pBdr>
-        <w:spacing w:after="140" w:before="320"/>
-      </w:pPr>
-      <w:r>
-        <w:rPr>
-          <w:rFonts w:ascii="Arial" w:cs="Arial" w:eastAsia="Arial" w:hAnsi="Arial"/>
-          <w:b/>
-          <w:bCs/>
-          <w:i w:val="false"/>
-          <w:iCs w:val="false"/>
-          <w:color w:val="1A1A1A"/>
-          <w:sz w:val="26"/>
-          <w:szCs w:val="26"/>
-        </w:rPr>
-        <w:t xml:space="preserve">Вопросы для самоконтроля</w:t>
-      </w:r>
-    </w:p>
-    <w:p>
-      <w:pPr>
-        <w:spacing w:after="60" w:before="0" w:line="276"/>
-      </w:pPr>
-      <w:r>
-        <w:rPr>
-          <w:rFonts w:ascii="Arial" w:cs="Arial" w:eastAsia="Arial" w:hAnsi="Arial"/>
-          <w:b/>
-          <w:bCs/>
-          <w:i w:val="false"/>
-          <w:iCs w:val="false"/>
-          <w:color w:val="1A1A1A"/>
-          <w:sz w:val="20"/>
-          <w:szCs w:val="20"/>
-        </w:rPr>
-        <w:t xml:space="preserve">1. </w:t>
-      </w:r>
-      <w:r>
-        <w:rPr>
-          <w:rFonts w:ascii="Arial" w:cs="Arial" w:eastAsia="Arial" w:hAnsi="Arial"/>
-          <w:b w:val="false"/>
-          <w:bCs w:val="false"/>
-          <w:i w:val="false"/>
-          <w:iCs w:val="false"/>
-          <w:color w:val="1A1A1A"/>
-          <w:sz w:val="20"/>
-          <w:szCs w:val="20"/>
-        </w:rPr>
-        <w:t xml:space="preserve">Чем стейкхолдер отличается от заказчика? Приведите пример стейкхолдера, который ничего не решает, но может остановить проект.</w:t>
-      </w:r>
-    </w:p>
-    <w:p>
-      <w:pPr>
-        <w:spacing w:after="60" w:before="0" w:line="276"/>
-      </w:pPr>
-      <w:r>
-        <w:rPr>
-          <w:rFonts w:ascii="Arial" w:cs="Arial" w:eastAsia="Arial" w:hAnsi="Arial"/>
-          <w:b/>
-          <w:bCs/>
-          <w:i w:val="false"/>
-          <w:iCs w:val="false"/>
-          <w:color w:val="1A1A1A"/>
-          <w:sz w:val="20"/>
-          <w:szCs w:val="20"/>
-        </w:rPr>
-        <w:t xml:space="preserve">2. </w:t>
-      </w:r>
-      <w:r>
-        <w:rPr>
-          <w:rFonts w:ascii="Arial" w:cs="Arial" w:eastAsia="Arial" w:hAnsi="Arial"/>
-          <w:b w:val="false"/>
-          <w:bCs w:val="false"/>
-          <w:i w:val="false"/>
-          <w:iCs w:val="false"/>
-          <w:color w:val="1A1A1A"/>
-          <w:sz w:val="20"/>
-          <w:szCs w:val="20"/>
-        </w:rPr>
-        <w:t xml:space="preserve">По каким двум осям строится матрица стейкхолдеров и какая стратегия соответствует каждому квадранту?</w:t>
-      </w:r>
-    </w:p>
-    <w:p>
-      <w:pPr>
-        <w:spacing w:after="60" w:before="0" w:line="276"/>
-      </w:pPr>
-      <w:r>
-        <w:rPr>
-          <w:rFonts w:ascii="Arial" w:cs="Arial" w:eastAsia="Arial" w:hAnsi="Arial"/>
-          <w:b/>
-          <w:bCs/>
-          <w:i w:val="false"/>
-          <w:iCs w:val="false"/>
-          <w:color w:val="1A1A1A"/>
-          <w:sz w:val="20"/>
-          <w:szCs w:val="20"/>
-        </w:rPr>
-        <w:t xml:space="preserve">3. </w:t>
-      </w:r>
-      <w:r>
-        <w:rPr>
-          <w:rFonts w:ascii="Arial" w:cs="Arial" w:eastAsia="Arial" w:hAnsi="Arial"/>
-          <w:b w:val="false"/>
-          <w:bCs w:val="false"/>
-          <w:i w:val="false"/>
-          <w:iCs w:val="false"/>
-          <w:color w:val="1A1A1A"/>
-          <w:sz w:val="20"/>
-          <w:szCs w:val="20"/>
-        </w:rPr>
-        <w:t xml:space="preserve">Почему пустая клетка «где берём» в разделе 7 — риск, а не пробел?</w:t>
-      </w:r>
-    </w:p>
-    <w:p>
-      <w:pPr>
-        <w:spacing w:after="60" w:before="0" w:line="276"/>
-      </w:pPr>
-      <w:r>
-        <w:rPr>
-          <w:rFonts w:ascii="Arial" w:cs="Arial" w:eastAsia="Arial" w:hAnsi="Arial"/>
-          <w:b/>
-          <w:bCs/>
-          <w:i w:val="false"/>
-          <w:iCs w:val="false"/>
-          <w:color w:val="1A1A1A"/>
-          <w:sz w:val="20"/>
-          <w:szCs w:val="20"/>
-        </w:rPr>
-        <w:t xml:space="preserve">4. </w:t>
-      </w:r>
-      <w:r>
-        <w:rPr>
-          <w:rFonts w:ascii="Arial" w:cs="Arial" w:eastAsia="Arial" w:hAnsi="Arial"/>
-          <w:b w:val="false"/>
-          <w:bCs w:val="false"/>
-          <w:i w:val="false"/>
-          <w:iCs w:val="false"/>
-          <w:color w:val="1A1A1A"/>
-          <w:sz w:val="20"/>
-          <w:szCs w:val="20"/>
-        </w:rPr>
-        <w:t xml:space="preserve">Чем критерий успеха отличается от цели проекта?</w:t>
-      </w:r>
-    </w:p>
-    <w:p>
-      <w:pPr>
-        <w:spacing w:after="60" w:before="0" w:line="276"/>
-      </w:pPr>
-      <w:r>
-        <w:rPr>
-          <w:rFonts w:ascii="Arial" w:cs="Arial" w:eastAsia="Arial" w:hAnsi="Arial"/>
-          <w:b/>
-          <w:bCs/>
-          <w:i w:val="false"/>
-          <w:iCs w:val="false"/>
-          <w:color w:val="1A1A1A"/>
-          <w:sz w:val="20"/>
-          <w:szCs w:val="20"/>
-        </w:rPr>
-        <w:t xml:space="preserve">5. </w:t>
-      </w:r>
-      <w:r>
-        <w:rPr>
-          <w:rFonts w:ascii="Arial" w:cs="Arial" w:eastAsia="Arial" w:hAnsi="Arial"/>
-          <w:b w:val="false"/>
-          <w:bCs w:val="false"/>
-          <w:i w:val="false"/>
-          <w:iCs w:val="false"/>
-          <w:color w:val="1A1A1A"/>
-          <w:sz w:val="20"/>
-          <w:szCs w:val="20"/>
-        </w:rPr>
-        <w:t xml:space="preserve">Почему подпись под паспортом называется решением go?</w:t>
-      </w:r>
-    </w:p>
     <w:sectPr>
       <w:pgSz w:w="11906" w:h="16838" w:orient="portrait"/>
       <w:pgMar w:top="850" w:right="800" w:bottom="650" w:left="900" w:header="708" w:footer="708" w:gutter="0"/>
